--- a/notes_02Jun2023.docx
+++ b/notes_02Jun2023.docx
@@ -3760,6 +3760,9 @@
     <w:p>
       <w:pPr>
         <w:pStyle w:val="ListParagraph"/>
+        <w:pBdr>
+          <w:bottom w:val="single" w:sz="6" w:space="1" w:color="auto"/>
+        </w:pBdr>
         <w:ind w:left="1080"/>
         <w:rPr>
           <w:lang w:val="en-US"/>
@@ -3770,9 +3773,121 @@
       <w:pPr>
         <w:pStyle w:val="ListParagraph"/>
         <w:ind w:left="1080"/>
-        <w:rPr>
-          <w:lang w:val="en-US"/>
-        </w:rPr>
+      </w:pPr>
+      <w:r>
+        <w:t>How to work with AOP Annotations.</w:t>
+      </w:r>
+    </w:p>
+    <w:p>
+      <w:pPr>
+        <w:pStyle w:val="ListParagraph"/>
+        <w:ind w:left="1080"/>
+      </w:pPr>
+      <w:r>
+        <w:t>We don’t need bean.xml file.</w:t>
+      </w:r>
+    </w:p>
+    <w:p>
+      <w:pPr>
+        <w:pStyle w:val="ListParagraph"/>
+        <w:ind w:left="1080"/>
+      </w:pPr>
+      <w:r>
+        <w:t>@Component</w:t>
+      </w:r>
+      <w:r>
+        <w:tab/>
+      </w:r>
+      <w:r>
+        <w:tab/>
+        <w:t xml:space="preserve">to define bean </w:t>
+      </w:r>
+      <w:r>
+        <w:tab/>
+      </w:r>
+      <w:r>
+        <w:tab/>
+        <w:t>(Bank)</w:t>
+      </w:r>
+    </w:p>
+    <w:p>
+      <w:pPr>
+        <w:pStyle w:val="ListParagraph"/>
+        <w:ind w:left="1080"/>
+      </w:pPr>
+      <w:r>
+        <w:t>@Aspect</w:t>
+      </w:r>
+      <w:r>
+        <w:tab/>
+      </w:r>
+      <w:r>
+        <w:tab/>
+      </w:r>
+      <w:r>
+        <w:tab/>
+        <w:t xml:space="preserve">to define aspect </w:t>
+      </w:r>
+      <w:r>
+        <w:tab/>
+        <w:t>(</w:t>
+      </w:r>
+      <w:proofErr w:type="spellStart"/>
+      <w:r>
+        <w:t>RBIAspect</w:t>
+      </w:r>
+      <w:proofErr w:type="spellEnd"/>
+      <w:r>
+        <w:t>)</w:t>
+      </w:r>
+    </w:p>
+    <w:p>
+      <w:pPr>
+        <w:pStyle w:val="ListParagraph"/>
+        <w:ind w:left="1080"/>
+      </w:pPr>
+      <w:r>
+        <w:t>@PointCut</w:t>
+      </w:r>
+      <w:r>
+        <w:tab/>
+      </w:r>
+      <w:r>
+        <w:tab/>
+      </w:r>
+      <w:r>
+        <w:tab/>
+        <w:t>to write expression</w:t>
+      </w:r>
+    </w:p>
+    <w:p>
+      <w:pPr>
+        <w:pStyle w:val="ListParagraph"/>
+        <w:ind w:left="1080"/>
+      </w:pPr>
+      <w:r>
+        <w:t>@Before</w:t>
+      </w:r>
+    </w:p>
+    <w:p>
+      <w:pPr>
+        <w:pStyle w:val="ListParagraph"/>
+        <w:ind w:left="1080"/>
+      </w:pPr>
+      <w:r>
+        <w:t>@After</w:t>
+      </w:r>
+    </w:p>
+    <w:p>
+      <w:pPr>
+        <w:pStyle w:val="ListParagraph"/>
+        <w:ind w:left="1080"/>
+      </w:pPr>
+    </w:p>
+    <w:p>
+      <w:pPr>
+        <w:pStyle w:val="ListParagraph"/>
+        <w:ind w:left="1080"/>
       </w:pPr>
     </w:p>
     <w:sectPr>

--- a/notes_02Jun2023.docx
+++ b/notes_02Jun2023.docx
@@ -179,14 +179,12 @@
           <w:lang w:val="en-US"/>
         </w:rPr>
       </w:pPr>
-      <w:proofErr w:type="spellStart"/>
       <w:r>
         <w:rPr>
           <w:lang w:val="en-US"/>
         </w:rPr>
         <w:t>JoinPoint</w:t>
       </w:r>
-      <w:proofErr w:type="spellEnd"/>
       <w:r>
         <w:rPr>
           <w:lang w:val="en-US"/>
@@ -229,16 +227,8 @@
           <w:lang w:val="en-US"/>
         </w:rPr>
         <w:tab/>
-        <w:t xml:space="preserve">is in </w:t>
-      </w:r>
-      <w:proofErr w:type="spellStart"/>
-      <w:r>
-        <w:rPr>
-          <w:lang w:val="en-US"/>
-        </w:rPr>
-        <w:t>SPeL</w:t>
-      </w:r>
-      <w:proofErr w:type="spellEnd"/>
+        <w:t>is in SPeL</w:t>
+      </w:r>
       <w:r>
         <w:rPr>
           <w:lang w:val="en-US"/>
@@ -276,21 +266,7 @@
         <w:rPr>
           <w:lang w:val="en-US"/>
         </w:rPr>
-        <w:t>Create a maven project “</w:t>
-      </w:r>
-      <w:proofErr w:type="spellStart"/>
-      <w:r>
-        <w:rPr>
-          <w:lang w:val="en-US"/>
-        </w:rPr>
-        <w:t>Quickstart</w:t>
-      </w:r>
-      <w:proofErr w:type="spellEnd"/>
-      <w:r>
-        <w:rPr>
-          <w:lang w:val="en-US"/>
-        </w:rPr>
-        <w:t>” archetype “02-jun-aop-xml-1”</w:t>
+        <w:t>Create a maven project “Quickstart” archetype “02-jun-aop-xml-1”</w:t>
       </w:r>
     </w:p>
     <w:p>
@@ -339,49 +315,7 @@
           <w:lang w:val="en-US"/>
         </w:rPr>
         <w:tab/>
-        <w:t>&lt;</w:t>
-      </w:r>
-      <w:proofErr w:type="spellStart"/>
-      <w:r>
-        <w:rPr>
-          <w:lang w:val="en-US"/>
-        </w:rPr>
-        <w:t>groupId</w:t>
-      </w:r>
-      <w:proofErr w:type="spellEnd"/>
-      <w:r>
-        <w:rPr>
-          <w:lang w:val="en-US"/>
-        </w:rPr>
-        <w:t>&gt;</w:t>
-      </w:r>
-      <w:proofErr w:type="spellStart"/>
-      <w:r>
-        <w:rPr>
-          <w:lang w:val="en-US"/>
-        </w:rPr>
-        <w:t>org.springframework</w:t>
-      </w:r>
-      <w:proofErr w:type="spellEnd"/>
-      <w:r>
-        <w:rPr>
-          <w:lang w:val="en-US"/>
-        </w:rPr>
-        <w:t>&lt;/</w:t>
-      </w:r>
-      <w:proofErr w:type="spellStart"/>
-      <w:r>
-        <w:rPr>
-          <w:lang w:val="en-US"/>
-        </w:rPr>
-        <w:t>groupId</w:t>
-      </w:r>
-      <w:proofErr w:type="spellEnd"/>
-      <w:r>
-        <w:rPr>
-          <w:lang w:val="en-US"/>
-        </w:rPr>
-        <w:t>&gt;</w:t>
+        <w:t>&lt;groupId&gt;org.springframework&lt;/groupId&gt;</w:t>
       </w:r>
     </w:p>
     <w:p>
@@ -397,35 +331,7 @@
           <w:lang w:val="en-US"/>
         </w:rPr>
         <w:tab/>
-        <w:t>&lt;</w:t>
-      </w:r>
-      <w:proofErr w:type="spellStart"/>
-      <w:r>
-        <w:rPr>
-          <w:lang w:val="en-US"/>
-        </w:rPr>
-        <w:t>artifactId</w:t>
-      </w:r>
-      <w:proofErr w:type="spellEnd"/>
-      <w:r>
-        <w:rPr>
-          <w:lang w:val="en-US"/>
-        </w:rPr>
-        <w:t>&gt;spring-context&lt;/</w:t>
-      </w:r>
-      <w:proofErr w:type="spellStart"/>
-      <w:r>
-        <w:rPr>
-          <w:lang w:val="en-US"/>
-        </w:rPr>
-        <w:t>artifactId</w:t>
-      </w:r>
-      <w:proofErr w:type="spellEnd"/>
-      <w:r>
-        <w:rPr>
-          <w:lang w:val="en-US"/>
-        </w:rPr>
-        <w:t>&gt;</w:t>
+        <w:t>&lt;artifactId&gt;spring-context&lt;/artifactId&gt;</w:t>
       </w:r>
     </w:p>
     <w:p>
@@ -441,21 +347,7 @@
           <w:lang w:val="en-US"/>
         </w:rPr>
         <w:tab/>
-        <w:t>&lt;version&gt;4.3.</w:t>
-      </w:r>
-      <w:proofErr w:type="gramStart"/>
-      <w:r>
-        <w:rPr>
-          <w:lang w:val="en-US"/>
-        </w:rPr>
-        <w:t>6.RELEASE</w:t>
-      </w:r>
-      <w:proofErr w:type="gramEnd"/>
-      <w:r>
-        <w:rPr>
-          <w:lang w:val="en-US"/>
-        </w:rPr>
-        <w:t>&lt;/version&gt;</w:t>
+        <w:t>&lt;version&gt;4.3.6.RELEASE&lt;/version&gt;</w:t>
       </w:r>
     </w:p>
     <w:p>
@@ -536,83 +428,37 @@
         <w:rPr>
           <w:lang w:val="en-US"/>
         </w:rPr>
-        <w:t xml:space="preserve">&lt;beans </w:t>
-      </w:r>
-      <w:proofErr w:type="spellStart"/>
-      <w:r>
-        <w:rPr>
-          <w:lang w:val="en-US"/>
-        </w:rPr>
-        <w:t>xmlns</w:t>
-      </w:r>
-      <w:proofErr w:type="spellEnd"/>
-      <w:r>
-        <w:rPr>
-          <w:lang w:val="en-US"/>
-        </w:rPr>
-        <w:t xml:space="preserve"> = "http://www.springframework.org/schema/beans"</w:t>
-      </w:r>
-    </w:p>
-    <w:p>
-      <w:pPr>
-        <w:pStyle w:val="ListParagraph"/>
-        <w:ind w:left="1080"/>
-        <w:rPr>
-          <w:lang w:val="en-US"/>
-        </w:rPr>
-      </w:pPr>
-      <w:r>
-        <w:rPr>
-          <w:lang w:val="en-US"/>
-        </w:rPr>
-        <w:t xml:space="preserve">   </w:t>
-      </w:r>
-      <w:proofErr w:type="spellStart"/>
-      <w:proofErr w:type="gramStart"/>
-      <w:r>
-        <w:rPr>
-          <w:lang w:val="en-US"/>
-        </w:rPr>
-        <w:t>xmlns:xsi</w:t>
-      </w:r>
-      <w:proofErr w:type="spellEnd"/>
-      <w:proofErr w:type="gramEnd"/>
-      <w:r>
-        <w:rPr>
-          <w:lang w:val="en-US"/>
-        </w:rPr>
-        <w:t xml:space="preserve"> = "http://www.w3.org/2001/XMLSchema-instance"</w:t>
-      </w:r>
-    </w:p>
-    <w:p>
-      <w:pPr>
-        <w:pStyle w:val="ListParagraph"/>
-        <w:ind w:left="1080"/>
-        <w:rPr>
-          <w:lang w:val="en-US"/>
-        </w:rPr>
-      </w:pPr>
-      <w:r>
-        <w:rPr>
-          <w:lang w:val="en-US"/>
-        </w:rPr>
-        <w:t xml:space="preserve">   </w:t>
-      </w:r>
-      <w:proofErr w:type="spellStart"/>
-      <w:proofErr w:type="gramStart"/>
-      <w:r>
-        <w:rPr>
-          <w:lang w:val="en-US"/>
-        </w:rPr>
-        <w:t>xsi:schemaLocation</w:t>
-      </w:r>
-      <w:proofErr w:type="spellEnd"/>
-      <w:proofErr w:type="gramEnd"/>
-      <w:r>
-        <w:rPr>
-          <w:lang w:val="en-US"/>
-        </w:rPr>
-        <w:t xml:space="preserve"> = "http://www.springframework.org/schema/beans</w:t>
+        <w:t>&lt;beans xmlns = "http://www.springframework.org/schema/beans"</w:t>
+      </w:r>
+    </w:p>
+    <w:p>
+      <w:pPr>
+        <w:pStyle w:val="ListParagraph"/>
+        <w:ind w:left="1080"/>
+        <w:rPr>
+          <w:lang w:val="en-US"/>
+        </w:rPr>
+      </w:pPr>
+      <w:r>
+        <w:rPr>
+          <w:lang w:val="en-US"/>
+        </w:rPr>
+        <w:t xml:space="preserve">   xmlns:xsi = "http://www.w3.org/2001/XMLSchema-instance"</w:t>
+      </w:r>
+    </w:p>
+    <w:p>
+      <w:pPr>
+        <w:pStyle w:val="ListParagraph"/>
+        <w:ind w:left="1080"/>
+        <w:rPr>
+          <w:lang w:val="en-US"/>
+        </w:rPr>
+      </w:pPr>
+      <w:r>
+        <w:rPr>
+          <w:lang w:val="en-US"/>
+        </w:rPr>
+        <w:t xml:space="preserve">   xsi:schemaLocation = "http://www.springframework.org/schema/beans</w:t>
       </w:r>
     </w:p>
     <w:p>
@@ -692,50 +538,26 @@
           <w:lang w:val="en-US"/>
         </w:rPr>
       </w:pPr>
-      <w:proofErr w:type="gramStart"/>
-      <w:r>
-        <w:rPr>
-          <w:lang w:val="en-US"/>
-        </w:rPr>
-        <w:t>Lets</w:t>
-      </w:r>
-      <w:proofErr w:type="gramEnd"/>
-      <w:r>
-        <w:rPr>
-          <w:lang w:val="en-US"/>
-        </w:rPr>
-        <w:t xml:space="preserve"> create a bean class “Bank” with methods: withdraw and deposit</w:t>
-      </w:r>
-    </w:p>
-    <w:p>
-      <w:pPr>
-        <w:pStyle w:val="ListParagraph"/>
-        <w:ind w:left="1080"/>
-        <w:rPr>
-          <w:lang w:val="en-US"/>
-        </w:rPr>
-      </w:pPr>
-      <w:r>
-        <w:rPr>
-          <w:lang w:val="en-US"/>
-        </w:rPr>
-        <w:t xml:space="preserve">package </w:t>
-      </w:r>
-      <w:proofErr w:type="spellStart"/>
-      <w:proofErr w:type="gramStart"/>
-      <w:r>
-        <w:rPr>
-          <w:lang w:val="en-US"/>
-        </w:rPr>
-        <w:t>com.ust.aop.model</w:t>
-      </w:r>
-      <w:proofErr w:type="spellEnd"/>
-      <w:proofErr w:type="gramEnd"/>
-      <w:r>
-        <w:rPr>
-          <w:lang w:val="en-US"/>
-        </w:rPr>
-        <w:t>;</w:t>
+      <w:r>
+        <w:rPr>
+          <w:lang w:val="en-US"/>
+        </w:rPr>
+        <w:t>Lets create a bean class “Bank” with methods: withdraw and deposit</w:t>
+      </w:r>
+    </w:p>
+    <w:p>
+      <w:pPr>
+        <w:pStyle w:val="ListParagraph"/>
+        <w:ind w:left="1080"/>
+        <w:rPr>
+          <w:lang w:val="en-US"/>
+        </w:rPr>
+      </w:pPr>
+      <w:r>
+        <w:rPr>
+          <w:lang w:val="en-US"/>
+        </w:rPr>
+        <w:t>package com.ust.aop.model;</w:t>
       </w:r>
     </w:p>
     <w:p>
@@ -775,21 +597,7 @@
           <w:lang w:val="en-US"/>
         </w:rPr>
         <w:tab/>
-        <w:t xml:space="preserve">public void </w:t>
-      </w:r>
-      <w:proofErr w:type="gramStart"/>
-      <w:r>
-        <w:rPr>
-          <w:lang w:val="en-US"/>
-        </w:rPr>
-        <w:t>withdraw(</w:t>
-      </w:r>
-      <w:proofErr w:type="gramEnd"/>
-      <w:r>
-        <w:rPr>
-          <w:lang w:val="en-US"/>
-        </w:rPr>
-        <w:t>)</w:t>
+        <w:t>public void withdraw()</w:t>
       </w:r>
     </w:p>
     <w:p>
@@ -827,20 +635,7 @@
           <w:lang w:val="en-US"/>
         </w:rPr>
         <w:tab/>
-      </w:r>
-      <w:proofErr w:type="spellStart"/>
-      <w:r>
-        <w:rPr>
-          <w:lang w:val="en-US"/>
-        </w:rPr>
-        <w:t>System.out.println</w:t>
-      </w:r>
-      <w:proofErr w:type="spellEnd"/>
-      <w:r>
-        <w:rPr>
-          <w:lang w:val="en-US"/>
-        </w:rPr>
-        <w:t>("withdraw: Remember to collect the cash");</w:t>
+        <w:t>System.out.println("withdraw: Remember to collect the cash");</w:t>
       </w:r>
     </w:p>
     <w:p>
@@ -887,21 +682,7 @@
           <w:lang w:val="en-US"/>
         </w:rPr>
         <w:tab/>
-        <w:t xml:space="preserve">public void </w:t>
-      </w:r>
-      <w:proofErr w:type="gramStart"/>
-      <w:r>
-        <w:rPr>
-          <w:lang w:val="en-US"/>
-        </w:rPr>
-        <w:t>deposit(</w:t>
-      </w:r>
-      <w:proofErr w:type="gramEnd"/>
-      <w:r>
-        <w:rPr>
-          <w:lang w:val="en-US"/>
-        </w:rPr>
-        <w:t>)</w:t>
+        <w:t>public void deposit()</w:t>
       </w:r>
     </w:p>
     <w:p>
@@ -939,20 +720,7 @@
           <w:lang w:val="en-US"/>
         </w:rPr>
         <w:tab/>
-      </w:r>
-      <w:proofErr w:type="spellStart"/>
-      <w:r>
-        <w:rPr>
-          <w:lang w:val="en-US"/>
-        </w:rPr>
-        <w:t>System.out.println</w:t>
-      </w:r>
-      <w:proofErr w:type="spellEnd"/>
-      <w:r>
-        <w:rPr>
-          <w:lang w:val="en-US"/>
-        </w:rPr>
-        <w:t>("deposit: Thank you for banking with us.");</w:t>
+        <w:t>System.out.println("deposit: Thank you for banking with us.");</w:t>
       </w:r>
     </w:p>
     <w:p>
@@ -1026,29 +794,7 @@
           <w:lang w:val="en-US"/>
         </w:rPr>
         <w:tab/>
-        <w:t>&lt;bean id="bank" class="</w:t>
-      </w:r>
-      <w:proofErr w:type="spellStart"/>
-      <w:proofErr w:type="gramStart"/>
-      <w:r>
-        <w:rPr>
-          <w:lang w:val="en-US"/>
-        </w:rPr>
-        <w:t>com.ust.aop.model</w:t>
-      </w:r>
-      <w:proofErr w:type="gramEnd"/>
-      <w:r>
-        <w:rPr>
-          <w:lang w:val="en-US"/>
-        </w:rPr>
-        <w:t>.Bank</w:t>
-      </w:r>
-      <w:proofErr w:type="spellEnd"/>
-      <w:r>
-        <w:rPr>
-          <w:lang w:val="en-US"/>
-        </w:rPr>
-        <w:t>"&gt;</w:t>
+        <w:t>&lt;bean id="bank" class="com.ust.aop.model.Bank"&gt;</w:t>
       </w:r>
     </w:p>
     <w:p>
@@ -1087,33 +833,11 @@
           <w:lang w:val="en-US"/>
         </w:rPr>
       </w:pPr>
-      <w:proofErr w:type="gramStart"/>
-      <w:r>
-        <w:rPr>
-          <w:lang w:val="en-US"/>
-        </w:rPr>
-        <w:t>Lets</w:t>
-      </w:r>
-      <w:proofErr w:type="gramEnd"/>
-      <w:r>
-        <w:rPr>
-          <w:lang w:val="en-US"/>
-        </w:rPr>
-        <w:t xml:space="preserve"> create Aspect class “</w:t>
-      </w:r>
-      <w:proofErr w:type="spellStart"/>
-      <w:r>
-        <w:rPr>
-          <w:lang w:val="en-US"/>
-        </w:rPr>
-        <w:t>RBIAspect</w:t>
-      </w:r>
-      <w:proofErr w:type="spellEnd"/>
-      <w:r>
-        <w:rPr>
-          <w:lang w:val="en-US"/>
-        </w:rPr>
-        <w:t>”</w:t>
+      <w:r>
+        <w:rPr>
+          <w:lang w:val="en-US"/>
+        </w:rPr>
+        <w:t>Lets create Aspect class “RBIAspect”</w:t>
       </w:r>
     </w:p>
     <w:p>
@@ -1128,57 +852,7 @@
         <w:rPr>
           <w:lang w:val="en-US"/>
         </w:rPr>
-        <w:t xml:space="preserve">Create methods like </w:t>
-      </w:r>
-      <w:proofErr w:type="spellStart"/>
-      <w:proofErr w:type="gramStart"/>
-      <w:r>
-        <w:rPr>
-          <w:lang w:val="en-US"/>
-        </w:rPr>
-        <w:t>validatePin</w:t>
-      </w:r>
-      <w:proofErr w:type="spellEnd"/>
-      <w:r>
-        <w:rPr>
-          <w:lang w:val="en-US"/>
-        </w:rPr>
-        <w:t>(</w:t>
-      </w:r>
-      <w:proofErr w:type="gramEnd"/>
-      <w:r>
-        <w:rPr>
-          <w:lang w:val="en-US"/>
-        </w:rPr>
-        <w:t xml:space="preserve">), </w:t>
-      </w:r>
-      <w:proofErr w:type="spellStart"/>
-      <w:r>
-        <w:rPr>
-          <w:lang w:val="en-US"/>
-        </w:rPr>
-        <w:t>checkBalance</w:t>
-      </w:r>
-      <w:proofErr w:type="spellEnd"/>
-      <w:r>
-        <w:rPr>
-          <w:lang w:val="en-US"/>
-        </w:rPr>
-        <w:t xml:space="preserve">(), </w:t>
-      </w:r>
-      <w:proofErr w:type="spellStart"/>
-      <w:r>
-        <w:rPr>
-          <w:lang w:val="en-US"/>
-        </w:rPr>
-        <w:t>printReceipt</w:t>
-      </w:r>
-      <w:proofErr w:type="spellEnd"/>
-      <w:r>
-        <w:rPr>
-          <w:lang w:val="en-US"/>
-        </w:rPr>
-        <w:t>()</w:t>
+        <w:t>Create methods like validatePin(), checkBalance(), printReceipt()</w:t>
       </w:r>
     </w:p>
     <w:p>
@@ -1193,23 +867,7 @@
         <w:rPr>
           <w:lang w:val="en-US"/>
         </w:rPr>
-        <w:t xml:space="preserve">package </w:t>
-      </w:r>
-      <w:proofErr w:type="spellStart"/>
-      <w:proofErr w:type="gramStart"/>
-      <w:r>
-        <w:rPr>
-          <w:lang w:val="en-US"/>
-        </w:rPr>
-        <w:t>com.ust.aop.aspect</w:t>
-      </w:r>
-      <w:proofErr w:type="spellEnd"/>
-      <w:proofErr w:type="gramEnd"/>
-      <w:r>
-        <w:rPr>
-          <w:lang w:val="en-US"/>
-        </w:rPr>
-        <w:t>;</w:t>
+        <w:t>package com.ust.aop.aspect;</w:t>
       </w:r>
     </w:p>
     <w:p>
@@ -1233,21 +891,7 @@
         <w:rPr>
           <w:lang w:val="en-US"/>
         </w:rPr>
-        <w:t xml:space="preserve">public class </w:t>
-      </w:r>
-      <w:proofErr w:type="spellStart"/>
-      <w:r>
-        <w:rPr>
-          <w:lang w:val="en-US"/>
-        </w:rPr>
-        <w:t>RBIAspect</w:t>
-      </w:r>
-      <w:proofErr w:type="spellEnd"/>
-      <w:r>
-        <w:rPr>
-          <w:lang w:val="en-US"/>
-        </w:rPr>
-        <w:t xml:space="preserve"> {</w:t>
+        <w:t>public class RBIAspect {</w:t>
       </w:r>
     </w:p>
     <w:p>
@@ -1263,29 +907,7 @@
           <w:lang w:val="en-US"/>
         </w:rPr>
         <w:tab/>
-        <w:t xml:space="preserve">public void </w:t>
-      </w:r>
-      <w:proofErr w:type="spellStart"/>
-      <w:proofErr w:type="gramStart"/>
-      <w:r>
-        <w:rPr>
-          <w:lang w:val="en-US"/>
-        </w:rPr>
-        <w:t>validatePin</w:t>
-      </w:r>
-      <w:proofErr w:type="spellEnd"/>
-      <w:r>
-        <w:rPr>
-          <w:lang w:val="en-US"/>
-        </w:rPr>
-        <w:t>(</w:t>
-      </w:r>
-      <w:proofErr w:type="gramEnd"/>
-      <w:r>
-        <w:rPr>
-          <w:lang w:val="en-US"/>
-        </w:rPr>
-        <w:t>) {</w:t>
+        <w:t>public void validatePin() {</w:t>
       </w:r>
     </w:p>
     <w:p>
@@ -1307,20 +929,7 @@
           <w:lang w:val="en-US"/>
         </w:rPr>
         <w:tab/>
-      </w:r>
-      <w:proofErr w:type="spellStart"/>
-      <w:r>
-        <w:rPr>
-          <w:lang w:val="en-US"/>
-        </w:rPr>
-        <w:t>System.out.println</w:t>
-      </w:r>
-      <w:proofErr w:type="spellEnd"/>
-      <w:r>
-        <w:rPr>
-          <w:lang w:val="en-US"/>
-        </w:rPr>
-        <w:t>("Pin number is validated...");</w:t>
+        <w:t>System.out.println("Pin number is validated...");</w:t>
       </w:r>
     </w:p>
     <w:p>
@@ -1367,29 +976,7 @@
           <w:lang w:val="en-US"/>
         </w:rPr>
         <w:tab/>
-        <w:t xml:space="preserve">public void </w:t>
-      </w:r>
-      <w:proofErr w:type="spellStart"/>
-      <w:proofErr w:type="gramStart"/>
-      <w:r>
-        <w:rPr>
-          <w:lang w:val="en-US"/>
-        </w:rPr>
-        <w:t>checkBalance</w:t>
-      </w:r>
-      <w:proofErr w:type="spellEnd"/>
-      <w:r>
-        <w:rPr>
-          <w:lang w:val="en-US"/>
-        </w:rPr>
-        <w:t>(</w:t>
-      </w:r>
-      <w:proofErr w:type="gramEnd"/>
-      <w:r>
-        <w:rPr>
-          <w:lang w:val="en-US"/>
-        </w:rPr>
-        <w:t>)</w:t>
+        <w:t>public void checkBalance()</w:t>
       </w:r>
     </w:p>
     <w:p>
@@ -1427,20 +1014,7 @@
           <w:lang w:val="en-US"/>
         </w:rPr>
         <w:tab/>
-      </w:r>
-      <w:proofErr w:type="spellStart"/>
-      <w:r>
-        <w:rPr>
-          <w:lang w:val="en-US"/>
-        </w:rPr>
-        <w:t>System.out.println</w:t>
-      </w:r>
-      <w:proofErr w:type="spellEnd"/>
-      <w:r>
-        <w:rPr>
-          <w:lang w:val="en-US"/>
-        </w:rPr>
-        <w:t>("Balance is checked and sufficient funds available");</w:t>
+        <w:t>System.out.println("Balance is checked and sufficient funds available");</w:t>
       </w:r>
     </w:p>
     <w:p>
@@ -1487,29 +1061,7 @@
           <w:lang w:val="en-US"/>
         </w:rPr>
         <w:tab/>
-        <w:t xml:space="preserve">public void </w:t>
-      </w:r>
-      <w:proofErr w:type="spellStart"/>
-      <w:proofErr w:type="gramStart"/>
-      <w:r>
-        <w:rPr>
-          <w:lang w:val="en-US"/>
-        </w:rPr>
-        <w:t>printReceipt</w:t>
-      </w:r>
-      <w:proofErr w:type="spellEnd"/>
-      <w:r>
-        <w:rPr>
-          <w:lang w:val="en-US"/>
-        </w:rPr>
-        <w:t>(</w:t>
-      </w:r>
-      <w:proofErr w:type="gramEnd"/>
-      <w:r>
-        <w:rPr>
-          <w:lang w:val="en-US"/>
-        </w:rPr>
-        <w:t>)</w:t>
+        <w:t>public void printReceipt()</w:t>
       </w:r>
     </w:p>
     <w:p>
@@ -1547,20 +1099,7 @@
           <w:lang w:val="en-US"/>
         </w:rPr>
         <w:tab/>
-      </w:r>
-      <w:proofErr w:type="spellStart"/>
-      <w:r>
-        <w:rPr>
-          <w:lang w:val="en-US"/>
-        </w:rPr>
-        <w:t>System.out.println</w:t>
-      </w:r>
-      <w:proofErr w:type="spellEnd"/>
-      <w:r>
-        <w:rPr>
-          <w:lang w:val="en-US"/>
-        </w:rPr>
-        <w:t>("Receipt is printed...");</w:t>
+        <w:t>System.out.println("Receipt is printed...");</w:t>
       </w:r>
     </w:p>
     <w:p>
@@ -1609,21 +1148,7 @@
         <w:rPr>
           <w:lang w:val="en-US"/>
         </w:rPr>
-        <w:t xml:space="preserve">In bean.xml, configure the </w:t>
-      </w:r>
-      <w:proofErr w:type="spellStart"/>
-      <w:r>
-        <w:rPr>
-          <w:lang w:val="en-US"/>
-        </w:rPr>
-        <w:t>RBIAspect</w:t>
-      </w:r>
-      <w:proofErr w:type="spellEnd"/>
-      <w:r>
-        <w:rPr>
-          <w:lang w:val="en-US"/>
-        </w:rPr>
-        <w:t xml:space="preserve"> class as an aspect</w:t>
+        <w:t>In bean.xml, configure the RBIAspect class as an aspect</w:t>
       </w:r>
     </w:p>
     <w:p>
@@ -1652,14 +1177,12 @@
           <w:lang w:val="en-US"/>
         </w:rPr>
       </w:pPr>
-      <w:proofErr w:type="spellStart"/>
       <w:r>
         <w:rPr>
           <w:lang w:val="en-US"/>
         </w:rPr>
         <w:t>Aspectjrt</w:t>
       </w:r>
-      <w:proofErr w:type="spellEnd"/>
       <w:r>
         <w:rPr>
           <w:lang w:val="en-US"/>
@@ -1678,14 +1201,12 @@
           <w:lang w:val="en-US"/>
         </w:rPr>
       </w:pPr>
-      <w:proofErr w:type="spellStart"/>
       <w:r>
         <w:rPr>
           <w:lang w:val="en-US"/>
         </w:rPr>
         <w:t>Aspectjweaver</w:t>
       </w:r>
-      <w:proofErr w:type="spellEnd"/>
     </w:p>
     <w:p>
       <w:pPr>
@@ -1698,14 +1219,12 @@
           <w:lang w:val="en-US"/>
         </w:rPr>
       </w:pPr>
-      <w:proofErr w:type="spellStart"/>
       <w:r>
         <w:rPr>
           <w:lang w:val="en-US"/>
         </w:rPr>
         <w:t>Aop</w:t>
       </w:r>
-      <w:proofErr w:type="spellEnd"/>
     </w:p>
     <w:p>
       <w:pPr>
@@ -1754,49 +1273,7 @@
           <w:lang w:val="en-US"/>
         </w:rPr>
         <w:tab/>
-        <w:t>&lt;</w:t>
-      </w:r>
-      <w:proofErr w:type="spellStart"/>
-      <w:r>
-        <w:rPr>
-          <w:lang w:val="en-US"/>
-        </w:rPr>
-        <w:t>groupId</w:t>
-      </w:r>
-      <w:proofErr w:type="spellEnd"/>
-      <w:r>
-        <w:rPr>
-          <w:lang w:val="en-US"/>
-        </w:rPr>
-        <w:t>&gt;</w:t>
-      </w:r>
-      <w:proofErr w:type="spellStart"/>
-      <w:r>
-        <w:rPr>
-          <w:lang w:val="en-US"/>
-        </w:rPr>
-        <w:t>org.springframework</w:t>
-      </w:r>
-      <w:proofErr w:type="spellEnd"/>
-      <w:r>
-        <w:rPr>
-          <w:lang w:val="en-US"/>
-        </w:rPr>
-        <w:t>&lt;/</w:t>
-      </w:r>
-      <w:proofErr w:type="spellStart"/>
-      <w:r>
-        <w:rPr>
-          <w:lang w:val="en-US"/>
-        </w:rPr>
-        <w:t>groupId</w:t>
-      </w:r>
-      <w:proofErr w:type="spellEnd"/>
-      <w:r>
-        <w:rPr>
-          <w:lang w:val="en-US"/>
-        </w:rPr>
-        <w:t>&gt;</w:t>
+        <w:t>&lt;groupId&gt;org.springframework&lt;/groupId&gt;</w:t>
       </w:r>
     </w:p>
     <w:p>
@@ -1824,49 +1301,7 @@
           <w:lang w:val="en-US"/>
         </w:rPr>
         <w:tab/>
-        <w:t>&lt;</w:t>
-      </w:r>
-      <w:proofErr w:type="spellStart"/>
-      <w:r>
-        <w:rPr>
-          <w:lang w:val="en-US"/>
-        </w:rPr>
-        <w:t>artifactId</w:t>
-      </w:r>
-      <w:proofErr w:type="spellEnd"/>
-      <w:r>
-        <w:rPr>
-          <w:lang w:val="en-US"/>
-        </w:rPr>
-        <w:t>&gt;spring-</w:t>
-      </w:r>
-      <w:proofErr w:type="spellStart"/>
-      <w:r>
-        <w:rPr>
-          <w:lang w:val="en-US"/>
-        </w:rPr>
-        <w:t>aop</w:t>
-      </w:r>
-      <w:proofErr w:type="spellEnd"/>
-      <w:r>
-        <w:rPr>
-          <w:lang w:val="en-US"/>
-        </w:rPr>
-        <w:t>&lt;/</w:t>
-      </w:r>
-      <w:proofErr w:type="spellStart"/>
-      <w:r>
-        <w:rPr>
-          <w:lang w:val="en-US"/>
-        </w:rPr>
-        <w:t>artifactId</w:t>
-      </w:r>
-      <w:proofErr w:type="spellEnd"/>
-      <w:r>
-        <w:rPr>
-          <w:lang w:val="en-US"/>
-        </w:rPr>
-        <w:t>&gt;</w:t>
+        <w:t>&lt;artifactId&gt;spring-aop&lt;/artifactId&gt;</w:t>
       </w:r>
     </w:p>
     <w:p>
@@ -1894,21 +1329,7 @@
           <w:lang w:val="en-US"/>
         </w:rPr>
         <w:tab/>
-        <w:t>&lt;version&gt;4.3.</w:t>
-      </w:r>
-      <w:proofErr w:type="gramStart"/>
-      <w:r>
-        <w:rPr>
-          <w:lang w:val="en-US"/>
-        </w:rPr>
-        <w:t>6.RELEASE</w:t>
-      </w:r>
-      <w:proofErr w:type="gramEnd"/>
-      <w:r>
-        <w:rPr>
-          <w:lang w:val="en-US"/>
-        </w:rPr>
-        <w:t>&lt;/version&gt;</w:t>
+        <w:t>&lt;version&gt;4.3.6.RELEASE&lt;/version&gt;</w:t>
       </w:r>
     </w:p>
     <w:p>
@@ -1980,49 +1401,7 @@
           <w:lang w:val="en-US"/>
         </w:rPr>
         <w:tab/>
-        <w:t>&lt;</w:t>
-      </w:r>
-      <w:proofErr w:type="spellStart"/>
-      <w:r>
-        <w:rPr>
-          <w:lang w:val="en-US"/>
-        </w:rPr>
-        <w:t>groupId</w:t>
-      </w:r>
-      <w:proofErr w:type="spellEnd"/>
-      <w:r>
-        <w:rPr>
-          <w:lang w:val="en-US"/>
-        </w:rPr>
-        <w:t>&gt;</w:t>
-      </w:r>
-      <w:proofErr w:type="spellStart"/>
-      <w:r>
-        <w:rPr>
-          <w:lang w:val="en-US"/>
-        </w:rPr>
-        <w:t>org.aspectj</w:t>
-      </w:r>
-      <w:proofErr w:type="spellEnd"/>
-      <w:r>
-        <w:rPr>
-          <w:lang w:val="en-US"/>
-        </w:rPr>
-        <w:t>&lt;/</w:t>
-      </w:r>
-      <w:proofErr w:type="spellStart"/>
-      <w:r>
-        <w:rPr>
-          <w:lang w:val="en-US"/>
-        </w:rPr>
-        <w:t>groupId</w:t>
-      </w:r>
-      <w:proofErr w:type="spellEnd"/>
-      <w:r>
-        <w:rPr>
-          <w:lang w:val="en-US"/>
-        </w:rPr>
-        <w:t>&gt;</w:t>
+        <w:t>&lt;groupId&gt;org.aspectj&lt;/groupId&gt;</w:t>
       </w:r>
     </w:p>
     <w:p>
@@ -2050,49 +1429,7 @@
           <w:lang w:val="en-US"/>
         </w:rPr>
         <w:tab/>
-        <w:t>&lt;</w:t>
-      </w:r>
-      <w:proofErr w:type="spellStart"/>
-      <w:r>
-        <w:rPr>
-          <w:lang w:val="en-US"/>
-        </w:rPr>
-        <w:t>artifactId</w:t>
-      </w:r>
-      <w:proofErr w:type="spellEnd"/>
-      <w:r>
-        <w:rPr>
-          <w:lang w:val="en-US"/>
-        </w:rPr>
-        <w:t>&gt;</w:t>
-      </w:r>
-      <w:proofErr w:type="spellStart"/>
-      <w:r>
-        <w:rPr>
-          <w:lang w:val="en-US"/>
-        </w:rPr>
-        <w:t>aspectjrt</w:t>
-      </w:r>
-      <w:proofErr w:type="spellEnd"/>
-      <w:r>
-        <w:rPr>
-          <w:lang w:val="en-US"/>
-        </w:rPr>
-        <w:t>&lt;/</w:t>
-      </w:r>
-      <w:proofErr w:type="spellStart"/>
-      <w:r>
-        <w:rPr>
-          <w:lang w:val="en-US"/>
-        </w:rPr>
-        <w:t>artifactId</w:t>
-      </w:r>
-      <w:proofErr w:type="spellEnd"/>
-      <w:r>
-        <w:rPr>
-          <w:lang w:val="en-US"/>
-        </w:rPr>
-        <w:t>&gt;</w:t>
+        <w:t>&lt;artifactId&gt;aspectjrt&lt;/artifactId&gt;</w:t>
       </w:r>
     </w:p>
     <w:p>
@@ -2192,49 +1529,7 @@
           <w:lang w:val="en-US"/>
         </w:rPr>
         <w:tab/>
-        <w:t>&lt;</w:t>
-      </w:r>
-      <w:proofErr w:type="spellStart"/>
-      <w:r>
-        <w:rPr>
-          <w:lang w:val="en-US"/>
-        </w:rPr>
-        <w:t>groupId</w:t>
-      </w:r>
-      <w:proofErr w:type="spellEnd"/>
-      <w:r>
-        <w:rPr>
-          <w:lang w:val="en-US"/>
-        </w:rPr>
-        <w:t>&gt;</w:t>
-      </w:r>
-      <w:proofErr w:type="spellStart"/>
-      <w:r>
-        <w:rPr>
-          <w:lang w:val="en-US"/>
-        </w:rPr>
-        <w:t>org.aspectj</w:t>
-      </w:r>
-      <w:proofErr w:type="spellEnd"/>
-      <w:r>
-        <w:rPr>
-          <w:lang w:val="en-US"/>
-        </w:rPr>
-        <w:t>&lt;/</w:t>
-      </w:r>
-      <w:proofErr w:type="spellStart"/>
-      <w:r>
-        <w:rPr>
-          <w:lang w:val="en-US"/>
-        </w:rPr>
-        <w:t>groupId</w:t>
-      </w:r>
-      <w:proofErr w:type="spellEnd"/>
-      <w:r>
-        <w:rPr>
-          <w:lang w:val="en-US"/>
-        </w:rPr>
-        <w:t>&gt;</w:t>
+        <w:t>&lt;groupId&gt;org.aspectj&lt;/groupId&gt;</w:t>
       </w:r>
     </w:p>
     <w:p>
@@ -2262,49 +1557,7 @@
           <w:lang w:val="en-US"/>
         </w:rPr>
         <w:tab/>
-        <w:t>&lt;</w:t>
-      </w:r>
-      <w:proofErr w:type="spellStart"/>
-      <w:r>
-        <w:rPr>
-          <w:lang w:val="en-US"/>
-        </w:rPr>
-        <w:t>artifactId</w:t>
-      </w:r>
-      <w:proofErr w:type="spellEnd"/>
-      <w:r>
-        <w:rPr>
-          <w:lang w:val="en-US"/>
-        </w:rPr>
-        <w:t>&gt;</w:t>
-      </w:r>
-      <w:proofErr w:type="spellStart"/>
-      <w:r>
-        <w:rPr>
-          <w:lang w:val="en-US"/>
-        </w:rPr>
-        <w:t>aspectjweaver</w:t>
-      </w:r>
-      <w:proofErr w:type="spellEnd"/>
-      <w:r>
-        <w:rPr>
-          <w:lang w:val="en-US"/>
-        </w:rPr>
-        <w:t>&lt;/</w:t>
-      </w:r>
-      <w:proofErr w:type="spellStart"/>
-      <w:r>
-        <w:rPr>
-          <w:lang w:val="en-US"/>
-        </w:rPr>
-        <w:t>artifactId</w:t>
-      </w:r>
-      <w:proofErr w:type="spellEnd"/>
-      <w:r>
-        <w:rPr>
-          <w:lang w:val="en-US"/>
-        </w:rPr>
-        <w:t>&gt;</w:t>
+        <w:t>&lt;artifactId&gt;aspectjweaver&lt;/artifactId&gt;</w:t>
       </w:r>
     </w:p>
     <w:p>
@@ -2390,30 +1643,8 @@
         <w:rPr>
           <w:lang w:val="en-US"/>
         </w:rPr>
-        <w:t xml:space="preserve">Import </w:t>
-      </w:r>
-      <w:proofErr w:type="spellStart"/>
-      <w:r>
-        <w:rPr>
-          <w:lang w:val="en-US"/>
-        </w:rPr>
-        <w:t>xmlns</w:t>
-      </w:r>
-      <w:proofErr w:type="spellEnd"/>
-      <w:r>
-        <w:rPr>
-          <w:lang w:val="en-US"/>
-        </w:rPr>
-        <w:t xml:space="preserve"> for </w:t>
-      </w:r>
-      <w:proofErr w:type="spellStart"/>
-      <w:r>
-        <w:rPr>
-          <w:lang w:val="en-US"/>
-        </w:rPr>
-        <w:t>aop</w:t>
-      </w:r>
-      <w:proofErr w:type="spellEnd"/>
+        <w:t>Import xmlns for aop</w:t>
+      </w:r>
     </w:p>
     <w:p>
       <w:pPr>
@@ -2470,21 +1701,7 @@
         <w:rPr>
           <w:lang w:val="en-US"/>
         </w:rPr>
-        <w:t xml:space="preserve">&lt;beans </w:t>
-      </w:r>
-      <w:proofErr w:type="spellStart"/>
-      <w:r>
-        <w:rPr>
-          <w:lang w:val="en-US"/>
-        </w:rPr>
-        <w:t>xmlns</w:t>
-      </w:r>
-      <w:proofErr w:type="spellEnd"/>
-      <w:r>
-        <w:rPr>
-          <w:lang w:val="en-US"/>
-        </w:rPr>
-        <w:t xml:space="preserve"> = "http://www.springframework.org/schema/beans"</w:t>
+        <w:t>&lt;beans xmlns = "http://www.springframework.org/schema/beans"</w:t>
       </w:r>
     </w:p>
     <w:p>
@@ -2499,23 +1716,7 @@
         <w:rPr>
           <w:lang w:val="en-US"/>
         </w:rPr>
-        <w:t xml:space="preserve">   </w:t>
-      </w:r>
-      <w:proofErr w:type="spellStart"/>
-      <w:proofErr w:type="gramStart"/>
-      <w:r>
-        <w:rPr>
-          <w:lang w:val="en-US"/>
-        </w:rPr>
-        <w:t>xmlns:xsi</w:t>
-      </w:r>
-      <w:proofErr w:type="spellEnd"/>
-      <w:proofErr w:type="gramEnd"/>
-      <w:r>
-        <w:rPr>
-          <w:lang w:val="en-US"/>
-        </w:rPr>
-        <w:t xml:space="preserve"> = "http://www.w3.org/2001/XMLSchema-instance"</w:t>
+        <w:t xml:space="preserve">   xmlns:xsi = "http://www.w3.org/2001/XMLSchema-instance"</w:t>
       </w:r>
     </w:p>
     <w:p>
@@ -2530,23 +1731,7 @@
         <w:rPr>
           <w:lang w:val="en-US"/>
         </w:rPr>
-        <w:t xml:space="preserve">   </w:t>
-      </w:r>
-      <w:proofErr w:type="spellStart"/>
-      <w:proofErr w:type="gramStart"/>
-      <w:r>
-        <w:rPr>
-          <w:lang w:val="en-US"/>
-        </w:rPr>
-        <w:t>xmlns:aop</w:t>
-      </w:r>
-      <w:proofErr w:type="spellEnd"/>
-      <w:proofErr w:type="gramEnd"/>
-      <w:r>
-        <w:rPr>
-          <w:lang w:val="en-US"/>
-        </w:rPr>
-        <w:t>="http://www.springframework.org/schema/aop"</w:t>
+        <w:t xml:space="preserve">   xmlns:aop="http://www.springframework.org/schema/aop"</w:t>
       </w:r>
     </w:p>
     <w:p>
@@ -2561,23 +1746,7 @@
         <w:rPr>
           <w:lang w:val="en-US"/>
         </w:rPr>
-        <w:t xml:space="preserve">   </w:t>
-      </w:r>
-      <w:proofErr w:type="spellStart"/>
-      <w:proofErr w:type="gramStart"/>
-      <w:r>
-        <w:rPr>
-          <w:lang w:val="en-US"/>
-        </w:rPr>
-        <w:t>xsi:schemaLocation</w:t>
-      </w:r>
-      <w:proofErr w:type="spellEnd"/>
-      <w:proofErr w:type="gramEnd"/>
-      <w:r>
-        <w:rPr>
-          <w:lang w:val="en-US"/>
-        </w:rPr>
-        <w:t xml:space="preserve"> = "http://www.springframework.org/schema/beans</w:t>
+        <w:t xml:space="preserve">   xsi:schemaLocation = "http://www.springframework.org/schema/beans</w:t>
       </w:r>
     </w:p>
     <w:p>
@@ -2662,21 +1831,7 @@
           <w:lang w:val="en-US"/>
         </w:rPr>
         <w:tab/>
-        <w:t>&lt;</w:t>
-      </w:r>
-      <w:proofErr w:type="spellStart"/>
-      <w:r>
-        <w:rPr>
-          <w:lang w:val="en-US"/>
-        </w:rPr>
-        <w:t>aop:config</w:t>
-      </w:r>
-      <w:proofErr w:type="spellEnd"/>
-      <w:r>
-        <w:rPr>
-          <w:lang w:val="en-US"/>
-        </w:rPr>
-        <w:t>&gt;</w:t>
+        <w:t>&lt;aop:config&gt;</w:t>
       </w:r>
     </w:p>
     <w:p>
@@ -2698,51 +1853,7 @@
           <w:lang w:val="en-US"/>
         </w:rPr>
         <w:tab/>
-        <w:t>&lt;</w:t>
-      </w:r>
-      <w:proofErr w:type="spellStart"/>
-      <w:proofErr w:type="gramStart"/>
-      <w:r>
-        <w:rPr>
-          <w:lang w:val="en-US"/>
-        </w:rPr>
-        <w:t>aop:aspect</w:t>
-      </w:r>
-      <w:proofErr w:type="spellEnd"/>
-      <w:proofErr w:type="gramEnd"/>
-      <w:r>
-        <w:rPr>
-          <w:lang w:val="en-US"/>
-        </w:rPr>
-        <w:t xml:space="preserve"> id="</w:t>
-      </w:r>
-      <w:proofErr w:type="spellStart"/>
-      <w:r>
-        <w:rPr>
-          <w:lang w:val="en-US"/>
-        </w:rPr>
-        <w:t>rbi</w:t>
-      </w:r>
-      <w:proofErr w:type="spellEnd"/>
-      <w:r>
-        <w:rPr>
-          <w:lang w:val="en-US"/>
-        </w:rPr>
-        <w:t>" ref="</w:t>
-      </w:r>
-      <w:proofErr w:type="spellStart"/>
-      <w:r>
-        <w:rPr>
-          <w:lang w:val="en-US"/>
-        </w:rPr>
-        <w:t>rbiAspect</w:t>
-      </w:r>
-      <w:proofErr w:type="spellEnd"/>
-      <w:r>
-        <w:rPr>
-          <w:lang w:val="en-US"/>
-        </w:rPr>
-        <w:t>"&gt;</w:t>
+        <w:t>&lt;aop:aspect id="rbi" ref="rbiAspect"&gt;</w:t>
       </w:r>
     </w:p>
     <w:p>
@@ -2770,37 +1881,7 @@
           <w:lang w:val="en-US"/>
         </w:rPr>
         <w:tab/>
-        <w:t>&lt;</w:t>
-      </w:r>
-      <w:proofErr w:type="spellStart"/>
-      <w:proofErr w:type="gramStart"/>
-      <w:r>
-        <w:rPr>
-          <w:lang w:val="en-US"/>
-        </w:rPr>
-        <w:t>aop:pointcut</w:t>
-      </w:r>
-      <w:proofErr w:type="spellEnd"/>
-      <w:proofErr w:type="gramEnd"/>
-      <w:r>
-        <w:rPr>
-          <w:lang w:val="en-US"/>
-        </w:rPr>
-        <w:t xml:space="preserve"> expression="execution(* </w:t>
-      </w:r>
-      <w:proofErr w:type="spellStart"/>
-      <w:r>
-        <w:rPr>
-          <w:lang w:val="en-US"/>
-        </w:rPr>
-        <w:t>com.ust.aop.model</w:t>
-      </w:r>
-      <w:proofErr w:type="spellEnd"/>
-      <w:r>
-        <w:rPr>
-          <w:lang w:val="en-US"/>
-        </w:rPr>
-        <w:t>.*.*(...))" id="pce1" /&gt;</w:t>
+        <w:t>&lt;aop:pointcut expression="execution(* com.ust.aop.model.*.*(...))" id="pce1" /&gt;</w:t>
       </w:r>
     </w:p>
     <w:p>
@@ -2828,37 +1909,7 @@
           <w:lang w:val="en-US"/>
         </w:rPr>
         <w:tab/>
-        <w:t>&lt;</w:t>
-      </w:r>
-      <w:proofErr w:type="spellStart"/>
-      <w:proofErr w:type="gramStart"/>
-      <w:r>
-        <w:rPr>
-          <w:lang w:val="en-US"/>
-        </w:rPr>
-        <w:t>aop:before</w:t>
-      </w:r>
-      <w:proofErr w:type="spellEnd"/>
-      <w:proofErr w:type="gramEnd"/>
-      <w:r>
-        <w:rPr>
-          <w:lang w:val="en-US"/>
-        </w:rPr>
-        <w:t xml:space="preserve"> pointcut-ref="pce1" method="</w:t>
-      </w:r>
-      <w:proofErr w:type="spellStart"/>
-      <w:r>
-        <w:rPr>
-          <w:lang w:val="en-US"/>
-        </w:rPr>
-        <w:t>validatePin</w:t>
-      </w:r>
-      <w:proofErr w:type="spellEnd"/>
-      <w:r>
-        <w:rPr>
-          <w:lang w:val="en-US"/>
-        </w:rPr>
-        <w:t>" /&gt;</w:t>
+        <w:t>&lt;aop:before pointcut-ref="pce1" method="validatePin" /&gt;</w:t>
       </w:r>
     </w:p>
     <w:p>
@@ -2886,37 +1937,7 @@
           <w:lang w:val="en-US"/>
         </w:rPr>
         <w:tab/>
-        <w:t>&lt;</w:t>
-      </w:r>
-      <w:proofErr w:type="spellStart"/>
-      <w:proofErr w:type="gramStart"/>
-      <w:r>
-        <w:rPr>
-          <w:lang w:val="en-US"/>
-        </w:rPr>
-        <w:t>aop:before</w:t>
-      </w:r>
-      <w:proofErr w:type="spellEnd"/>
-      <w:proofErr w:type="gramEnd"/>
-      <w:r>
-        <w:rPr>
-          <w:lang w:val="en-US"/>
-        </w:rPr>
-        <w:t xml:space="preserve"> pointcut-ref="pce1" method="</w:t>
-      </w:r>
-      <w:proofErr w:type="spellStart"/>
-      <w:r>
-        <w:rPr>
-          <w:lang w:val="en-US"/>
-        </w:rPr>
-        <w:t>checkBalance</w:t>
-      </w:r>
-      <w:proofErr w:type="spellEnd"/>
-      <w:r>
-        <w:rPr>
-          <w:lang w:val="en-US"/>
-        </w:rPr>
-        <w:t>" /&gt;</w:t>
+        <w:t>&lt;aop:before pointcut-ref="pce1" method="checkBalance" /&gt;</w:t>
       </w:r>
     </w:p>
     <w:p>
@@ -2944,37 +1965,7 @@
           <w:lang w:val="en-US"/>
         </w:rPr>
         <w:tab/>
-        <w:t>&lt;</w:t>
-      </w:r>
-      <w:proofErr w:type="spellStart"/>
-      <w:proofErr w:type="gramStart"/>
-      <w:r>
-        <w:rPr>
-          <w:lang w:val="en-US"/>
-        </w:rPr>
-        <w:t>aop:after</w:t>
-      </w:r>
-      <w:proofErr w:type="spellEnd"/>
-      <w:proofErr w:type="gramEnd"/>
-      <w:r>
-        <w:rPr>
-          <w:lang w:val="en-US"/>
-        </w:rPr>
-        <w:t xml:space="preserve"> pointcut-ref="pce1" method="</w:t>
-      </w:r>
-      <w:proofErr w:type="spellStart"/>
-      <w:r>
-        <w:rPr>
-          <w:lang w:val="en-US"/>
-        </w:rPr>
-        <w:t>printReceipt</w:t>
-      </w:r>
-      <w:proofErr w:type="spellEnd"/>
-      <w:r>
-        <w:rPr>
-          <w:lang w:val="en-US"/>
-        </w:rPr>
-        <w:t>" /&gt;</w:t>
+        <w:t>&lt;aop:after pointcut-ref="pce1" method="printReceipt" /&gt;</w:t>
       </w:r>
     </w:p>
     <w:p>
@@ -2996,23 +1987,7 @@
           <w:lang w:val="en-US"/>
         </w:rPr>
         <w:tab/>
-        <w:t>&lt;/</w:t>
-      </w:r>
-      <w:proofErr w:type="spellStart"/>
-      <w:proofErr w:type="gramStart"/>
-      <w:r>
-        <w:rPr>
-          <w:lang w:val="en-US"/>
-        </w:rPr>
-        <w:t>aop:aspect</w:t>
-      </w:r>
-      <w:proofErr w:type="spellEnd"/>
-      <w:proofErr w:type="gramEnd"/>
-      <w:r>
-        <w:rPr>
-          <w:lang w:val="en-US"/>
-        </w:rPr>
-        <w:t>&gt;</w:t>
+        <w:t>&lt;/aop:aspect&gt;</w:t>
       </w:r>
     </w:p>
     <w:p>
@@ -3028,21 +2003,7 @@
           <w:lang w:val="en-US"/>
         </w:rPr>
         <w:tab/>
-        <w:t>&lt;/</w:t>
-      </w:r>
-      <w:proofErr w:type="spellStart"/>
-      <w:r>
-        <w:rPr>
-          <w:lang w:val="en-US"/>
-        </w:rPr>
-        <w:t>aop:config</w:t>
-      </w:r>
-      <w:proofErr w:type="spellEnd"/>
-      <w:r>
-        <w:rPr>
-          <w:lang w:val="en-US"/>
-        </w:rPr>
-        <w:t>&gt;</w:t>
+        <w:t>&lt;/aop:config&gt;</w:t>
       </w:r>
     </w:p>
     <w:p>
@@ -3067,43 +2028,7 @@
           <w:lang w:val="en-US"/>
         </w:rPr>
         <w:tab/>
-        <w:t>&lt;bean id="</w:t>
-      </w:r>
-      <w:proofErr w:type="spellStart"/>
-      <w:r>
-        <w:rPr>
-          <w:lang w:val="en-US"/>
-        </w:rPr>
-        <w:t>rbiAspect</w:t>
-      </w:r>
-      <w:proofErr w:type="spellEnd"/>
-      <w:r>
-        <w:rPr>
-          <w:lang w:val="en-US"/>
-        </w:rPr>
-        <w:t>" class="</w:t>
-      </w:r>
-      <w:proofErr w:type="spellStart"/>
-      <w:proofErr w:type="gramStart"/>
-      <w:r>
-        <w:rPr>
-          <w:lang w:val="en-US"/>
-        </w:rPr>
-        <w:t>com.ust.aop.aspect</w:t>
-      </w:r>
-      <w:proofErr w:type="gramEnd"/>
-      <w:r>
-        <w:rPr>
-          <w:lang w:val="en-US"/>
-        </w:rPr>
-        <w:t>.RBIAspect</w:t>
-      </w:r>
-      <w:proofErr w:type="spellEnd"/>
-      <w:r>
-        <w:rPr>
-          <w:lang w:val="en-US"/>
-        </w:rPr>
-        <w:t>"&gt;</w:t>
+        <w:t>&lt;bean id="rbiAspect" class="com.ust.aop.aspect.RBIAspect"&gt;</w:t>
       </w:r>
     </w:p>
     <w:p>
@@ -3150,29 +2075,7 @@
           <w:lang w:val="en-US"/>
         </w:rPr>
         <w:tab/>
-        <w:t>&lt;bean id="bank" class="</w:t>
-      </w:r>
-      <w:proofErr w:type="spellStart"/>
-      <w:proofErr w:type="gramStart"/>
-      <w:r>
-        <w:rPr>
-          <w:lang w:val="en-US"/>
-        </w:rPr>
-        <w:t>com.ust.aop.model</w:t>
-      </w:r>
-      <w:proofErr w:type="gramEnd"/>
-      <w:r>
-        <w:rPr>
-          <w:lang w:val="en-US"/>
-        </w:rPr>
-        <w:t>.Bank</w:t>
-      </w:r>
-      <w:proofErr w:type="spellEnd"/>
-      <w:r>
-        <w:rPr>
-          <w:lang w:val="en-US"/>
-        </w:rPr>
-        <w:t>"&gt;</w:t>
+        <w:t>&lt;bean id="bank" class="com.ust.aop.model.Bank"&gt;</w:t>
       </w:r>
     </w:p>
     <w:p>
@@ -3281,105 +2184,55 @@
         <w:rPr>
           <w:lang w:val="en-US"/>
         </w:rPr>
-        <w:t xml:space="preserve">package </w:t>
-      </w:r>
-      <w:proofErr w:type="spellStart"/>
-      <w:r>
-        <w:rPr>
-          <w:lang w:val="en-US"/>
-        </w:rPr>
-        <w:t>com.ust.aop</w:t>
-      </w:r>
-      <w:proofErr w:type="spellEnd"/>
-      <w:r>
-        <w:rPr>
-          <w:lang w:val="en-US"/>
-        </w:rPr>
-        <w:t>;</w:t>
-      </w:r>
-    </w:p>
-    <w:p>
-      <w:pPr>
-        <w:pStyle w:val="ListParagraph"/>
-        <w:ind w:left="1080"/>
-        <w:rPr>
-          <w:lang w:val="en-US"/>
-        </w:rPr>
-      </w:pPr>
-    </w:p>
-    <w:p>
-      <w:pPr>
-        <w:pStyle w:val="ListParagraph"/>
-        <w:ind w:left="1080"/>
-        <w:rPr>
-          <w:lang w:val="en-US"/>
-        </w:rPr>
-      </w:pPr>
-      <w:r>
-        <w:rPr>
-          <w:lang w:val="en-US"/>
-        </w:rPr>
-        <w:t xml:space="preserve">import </w:t>
-      </w:r>
-      <w:proofErr w:type="gramStart"/>
-      <w:r>
-        <w:rPr>
-          <w:lang w:val="en-US"/>
-        </w:rPr>
-        <w:t>org.springframework</w:t>
-      </w:r>
-      <w:proofErr w:type="gramEnd"/>
-      <w:r>
-        <w:rPr>
-          <w:lang w:val="en-US"/>
-        </w:rPr>
-        <w:t>.context.support.ClassPathXmlApplicationContext;</w:t>
-      </w:r>
-    </w:p>
-    <w:p>
-      <w:pPr>
-        <w:pStyle w:val="ListParagraph"/>
-        <w:ind w:left="1080"/>
-        <w:rPr>
-          <w:lang w:val="en-US"/>
-        </w:rPr>
-      </w:pPr>
-    </w:p>
-    <w:p>
-      <w:pPr>
-        <w:pStyle w:val="ListParagraph"/>
-        <w:ind w:left="1080"/>
-        <w:rPr>
-          <w:lang w:val="en-US"/>
-        </w:rPr>
-      </w:pPr>
-      <w:r>
-        <w:rPr>
-          <w:lang w:val="en-US"/>
-        </w:rPr>
-        <w:t xml:space="preserve">import </w:t>
-      </w:r>
-      <w:proofErr w:type="spellStart"/>
-      <w:proofErr w:type="gramStart"/>
-      <w:r>
-        <w:rPr>
-          <w:lang w:val="en-US"/>
-        </w:rPr>
-        <w:t>com.ust.aop.model</w:t>
-      </w:r>
-      <w:proofErr w:type="gramEnd"/>
-      <w:r>
-        <w:rPr>
-          <w:lang w:val="en-US"/>
-        </w:rPr>
-        <w:t>.Bank</w:t>
-      </w:r>
-      <w:proofErr w:type="spellEnd"/>
-      <w:r>
-        <w:rPr>
-          <w:lang w:val="en-US"/>
-        </w:rPr>
-        <w:t>;</w:t>
+        <w:t>package com.ust.aop;</w:t>
+      </w:r>
+    </w:p>
+    <w:p>
+      <w:pPr>
+        <w:pStyle w:val="ListParagraph"/>
+        <w:ind w:left="1080"/>
+        <w:rPr>
+          <w:lang w:val="en-US"/>
+        </w:rPr>
+      </w:pPr>
+    </w:p>
+    <w:p>
+      <w:pPr>
+        <w:pStyle w:val="ListParagraph"/>
+        <w:ind w:left="1080"/>
+        <w:rPr>
+          <w:lang w:val="en-US"/>
+        </w:rPr>
+      </w:pPr>
+      <w:r>
+        <w:rPr>
+          <w:lang w:val="en-US"/>
+        </w:rPr>
+        <w:t>import org.springframework.context.support.ClassPathXmlApplicationContext;</w:t>
+      </w:r>
+    </w:p>
+    <w:p>
+      <w:pPr>
+        <w:pStyle w:val="ListParagraph"/>
+        <w:ind w:left="1080"/>
+        <w:rPr>
+          <w:lang w:val="en-US"/>
+        </w:rPr>
+      </w:pPr>
+    </w:p>
+    <w:p>
+      <w:pPr>
+        <w:pStyle w:val="ListParagraph"/>
+        <w:ind w:left="1080"/>
+        <w:rPr>
+          <w:lang w:val="en-US"/>
+        </w:rPr>
+      </w:pPr>
+      <w:r>
+        <w:rPr>
+          <w:lang w:val="en-US"/>
+        </w:rPr>
+        <w:t>import com.ust.aop.model.Bank;</w:t>
       </w:r>
     </w:p>
     <w:p>
@@ -3493,35 +2346,7 @@
         <w:rPr>
           <w:lang w:val="en-US"/>
         </w:rPr>
-        <w:t xml:space="preserve">    public static void </w:t>
-      </w:r>
-      <w:proofErr w:type="gramStart"/>
-      <w:r>
-        <w:rPr>
-          <w:lang w:val="en-US"/>
-        </w:rPr>
-        <w:t>main( String</w:t>
-      </w:r>
-      <w:proofErr w:type="gramEnd"/>
-      <w:r>
-        <w:rPr>
-          <w:lang w:val="en-US"/>
-        </w:rPr>
-        <w:t xml:space="preserve">[] </w:t>
-      </w:r>
-      <w:proofErr w:type="spellStart"/>
-      <w:r>
-        <w:rPr>
-          <w:lang w:val="en-US"/>
-        </w:rPr>
-        <w:t>args</w:t>
-      </w:r>
-      <w:proofErr w:type="spellEnd"/>
-      <w:r>
-        <w:rPr>
-          <w:lang w:val="en-US"/>
-        </w:rPr>
-        <w:t xml:space="preserve"> )</w:t>
+        <w:t xml:space="preserve">    public static void main( String[] args )</w:t>
       </w:r>
     </w:p>
     <w:p>
@@ -3552,179 +2377,67 @@
           <w:lang w:val="en-US"/>
         </w:rPr>
         <w:lastRenderedPageBreak/>
-        <w:t xml:space="preserve">        </w:t>
-      </w:r>
-      <w:proofErr w:type="spellStart"/>
-      <w:r>
-        <w:rPr>
-          <w:lang w:val="en-US"/>
-        </w:rPr>
-        <w:t>System.out.println</w:t>
-      </w:r>
-      <w:proofErr w:type="spellEnd"/>
-      <w:proofErr w:type="gramStart"/>
-      <w:r>
-        <w:rPr>
-          <w:lang w:val="en-US"/>
-        </w:rPr>
-        <w:t>( "</w:t>
-      </w:r>
-      <w:proofErr w:type="gramEnd"/>
-      <w:r>
-        <w:rPr>
-          <w:lang w:val="en-US"/>
-        </w:rPr>
-        <w:t>Hello World!" );</w:t>
-      </w:r>
-    </w:p>
-    <w:p>
-      <w:pPr>
-        <w:pStyle w:val="ListParagraph"/>
-        <w:ind w:left="1080"/>
-        <w:rPr>
-          <w:lang w:val="en-US"/>
-        </w:rPr>
-      </w:pPr>
-      <w:r>
-        <w:rPr>
-          <w:lang w:val="en-US"/>
-        </w:rPr>
-        <w:t xml:space="preserve">        </w:t>
-      </w:r>
-      <w:proofErr w:type="spellStart"/>
-      <w:r>
-        <w:rPr>
-          <w:lang w:val="en-US"/>
-        </w:rPr>
-        <w:t>ClassPathXmlApplicationContext</w:t>
-      </w:r>
-      <w:proofErr w:type="spellEnd"/>
-      <w:r>
-        <w:rPr>
-          <w:lang w:val="en-US"/>
-        </w:rPr>
-        <w:t xml:space="preserve"> </w:t>
-      </w:r>
-      <w:proofErr w:type="spellStart"/>
-      <w:r>
-        <w:rPr>
-          <w:lang w:val="en-US"/>
-        </w:rPr>
-        <w:t>ctx</w:t>
-      </w:r>
-      <w:proofErr w:type="spellEnd"/>
-      <w:r>
-        <w:rPr>
-          <w:lang w:val="en-US"/>
-        </w:rPr>
-        <w:t xml:space="preserve">=new </w:t>
-      </w:r>
-      <w:proofErr w:type="spellStart"/>
-      <w:r>
-        <w:rPr>
-          <w:lang w:val="en-US"/>
-        </w:rPr>
-        <w:t>ClassPathXmlApplicationContext</w:t>
-      </w:r>
-      <w:proofErr w:type="spellEnd"/>
-      <w:r>
-        <w:rPr>
-          <w:lang w:val="en-US"/>
-        </w:rPr>
-        <w:t>("bean.xml");</w:t>
-      </w:r>
-    </w:p>
-    <w:p>
-      <w:pPr>
-        <w:pStyle w:val="ListParagraph"/>
-        <w:ind w:left="1080"/>
-        <w:rPr>
-          <w:lang w:val="en-US"/>
-        </w:rPr>
-      </w:pPr>
-      <w:r>
-        <w:rPr>
-          <w:lang w:val="en-US"/>
-        </w:rPr>
-        <w:t xml:space="preserve">        Bank bank=(Bank) </w:t>
-      </w:r>
-      <w:proofErr w:type="spellStart"/>
-      <w:proofErr w:type="gramStart"/>
-      <w:r>
-        <w:rPr>
-          <w:lang w:val="en-US"/>
-        </w:rPr>
-        <w:t>ctx.getBean</w:t>
-      </w:r>
-      <w:proofErr w:type="spellEnd"/>
-      <w:proofErr w:type="gramEnd"/>
-      <w:r>
-        <w:rPr>
-          <w:lang w:val="en-US"/>
-        </w:rPr>
-        <w:t>("bank");</w:t>
-      </w:r>
-    </w:p>
-    <w:p>
-      <w:pPr>
-        <w:pStyle w:val="ListParagraph"/>
-        <w:ind w:left="1080"/>
-        <w:rPr>
-          <w:lang w:val="en-US"/>
-        </w:rPr>
-      </w:pPr>
-      <w:r>
-        <w:rPr>
-          <w:lang w:val="en-US"/>
-        </w:rPr>
-        <w:t xml:space="preserve">        </w:t>
-      </w:r>
-      <w:proofErr w:type="spellStart"/>
-      <w:proofErr w:type="gramStart"/>
-      <w:r>
-        <w:rPr>
-          <w:lang w:val="en-US"/>
-        </w:rPr>
-        <w:t>bank.withdraw</w:t>
-      </w:r>
-      <w:proofErr w:type="spellEnd"/>
-      <w:proofErr w:type="gramEnd"/>
-      <w:r>
-        <w:rPr>
-          <w:lang w:val="en-US"/>
-        </w:rPr>
-        <w:t>();</w:t>
-      </w:r>
-    </w:p>
-    <w:p>
-      <w:pPr>
-        <w:pStyle w:val="ListParagraph"/>
-        <w:ind w:left="1080"/>
-        <w:rPr>
-          <w:lang w:val="en-US"/>
-        </w:rPr>
-      </w:pPr>
-      <w:r>
-        <w:rPr>
-          <w:lang w:val="en-US"/>
-        </w:rPr>
-        <w:t xml:space="preserve">        </w:t>
-      </w:r>
-      <w:proofErr w:type="spellStart"/>
-      <w:proofErr w:type="gramStart"/>
-      <w:r>
-        <w:rPr>
-          <w:lang w:val="en-US"/>
-        </w:rPr>
-        <w:t>bank.deposit</w:t>
-      </w:r>
-      <w:proofErr w:type="spellEnd"/>
-      <w:proofErr w:type="gramEnd"/>
-      <w:r>
-        <w:rPr>
-          <w:lang w:val="en-US"/>
-        </w:rPr>
-        <w:t>();</w:t>
+        <w:t xml:space="preserve">        System.out.println( "Hello World!" );</w:t>
+      </w:r>
+    </w:p>
+    <w:p>
+      <w:pPr>
+        <w:pStyle w:val="ListParagraph"/>
+        <w:ind w:left="1080"/>
+        <w:rPr>
+          <w:lang w:val="en-US"/>
+        </w:rPr>
+      </w:pPr>
+      <w:r>
+        <w:rPr>
+          <w:lang w:val="en-US"/>
+        </w:rPr>
+        <w:t xml:space="preserve">        ClassPathXmlApplicationContext ctx=new ClassPathXmlApplicationContext("bean.xml");</w:t>
+      </w:r>
+    </w:p>
+    <w:p>
+      <w:pPr>
+        <w:pStyle w:val="ListParagraph"/>
+        <w:ind w:left="1080"/>
+        <w:rPr>
+          <w:lang w:val="en-US"/>
+        </w:rPr>
+      </w:pPr>
+      <w:r>
+        <w:rPr>
+          <w:lang w:val="en-US"/>
+        </w:rPr>
+        <w:t xml:space="preserve">        Bank bank=(Bank) ctx.getBean("bank");</w:t>
+      </w:r>
+    </w:p>
+    <w:p>
+      <w:pPr>
+        <w:pStyle w:val="ListParagraph"/>
+        <w:ind w:left="1080"/>
+        <w:rPr>
+          <w:lang w:val="en-US"/>
+        </w:rPr>
+      </w:pPr>
+      <w:r>
+        <w:rPr>
+          <w:lang w:val="en-US"/>
+        </w:rPr>
+        <w:t xml:space="preserve">        bank.withdraw();</w:t>
+      </w:r>
+    </w:p>
+    <w:p>
+      <w:pPr>
+        <w:pStyle w:val="ListParagraph"/>
+        <w:ind w:left="1080"/>
+        <w:rPr>
+          <w:lang w:val="en-US"/>
+        </w:rPr>
+      </w:pPr>
+      <w:r>
+        <w:rPr>
+          <w:lang w:val="en-US"/>
+        </w:rPr>
+        <w:t xml:space="preserve">        bank.deposit();</w:t>
       </w:r>
     </w:p>
     <w:p>
@@ -3830,15 +2543,7 @@
       </w:r>
       <w:r>
         <w:tab/>
-        <w:t>(</w:t>
-      </w:r>
-      <w:proofErr w:type="spellStart"/>
-      <w:r>
-        <w:t>RBIAspect</w:t>
-      </w:r>
-      <w:proofErr w:type="spellEnd"/>
-      <w:r>
-        <w:t>)</w:t>
+        <w:t>(RBIAspect)</w:t>
       </w:r>
     </w:p>
     <w:p>
@@ -3881,14 +2586,1800 @@
     <w:p>
       <w:pPr>
         <w:pStyle w:val="ListParagraph"/>
-        <w:ind w:left="1080"/>
-      </w:pPr>
-    </w:p>
-    <w:p>
-      <w:pPr>
-        <w:pStyle w:val="ListParagraph"/>
-        <w:ind w:left="1080"/>
-      </w:pPr>
+        <w:pBdr>
+          <w:top w:val="single" w:sz="6" w:space="1" w:color="auto"/>
+          <w:bottom w:val="single" w:sz="6" w:space="1" w:color="auto"/>
+        </w:pBdr>
+        <w:ind w:left="1080"/>
+      </w:pPr>
+      <w:r>
+        <w:t xml:space="preserve">Task: </w:t>
+      </w:r>
+    </w:p>
+    <w:p>
+      <w:pPr>
+        <w:pStyle w:val="ListParagraph"/>
+        <w:pBdr>
+          <w:top w:val="single" w:sz="6" w:space="1" w:color="auto"/>
+          <w:bottom w:val="single" w:sz="6" w:space="1" w:color="auto"/>
+        </w:pBdr>
+        <w:ind w:left="1080"/>
+      </w:pPr>
+      <w:r>
+        <w:t>Do the AOP using annotation</w:t>
+      </w:r>
+      <w:r>
+        <w:t>s (without xml)</w:t>
+      </w:r>
+    </w:p>
+    <w:p>
+      <w:pPr>
+        <w:pStyle w:val="ListParagraph"/>
+        <w:pBdr>
+          <w:top w:val="single" w:sz="6" w:space="1" w:color="auto"/>
+          <w:bottom w:val="single" w:sz="6" w:space="1" w:color="auto"/>
+        </w:pBdr>
+        <w:ind w:left="1080"/>
+      </w:pPr>
+    </w:p>
+    <w:p>
+      <w:pPr>
+        <w:pStyle w:val="ListParagraph"/>
+        <w:pBdr>
+          <w:top w:val="single" w:sz="6" w:space="1" w:color="auto"/>
+          <w:bottom w:val="single" w:sz="6" w:space="1" w:color="auto"/>
+        </w:pBdr>
+        <w:ind w:left="1080"/>
+      </w:pPr>
+      <w:r>
+        <w:t>Steps:</w:t>
+      </w:r>
+    </w:p>
+    <w:p>
+      <w:pPr>
+        <w:pStyle w:val="ListParagraph"/>
+        <w:pBdr>
+          <w:top w:val="single" w:sz="6" w:space="1" w:color="auto"/>
+          <w:bottom w:val="single" w:sz="6" w:space="1" w:color="auto"/>
+        </w:pBdr>
+        <w:ind w:left="1080"/>
+      </w:pPr>
+    </w:p>
+    <w:p>
+      <w:pPr>
+        <w:pStyle w:val="ListParagraph"/>
+        <w:pBdr>
+          <w:top w:val="single" w:sz="6" w:space="1" w:color="auto"/>
+          <w:bottom w:val="single" w:sz="6" w:space="1" w:color="auto"/>
+        </w:pBdr>
+        <w:ind w:left="1080"/>
+      </w:pPr>
+    </w:p>
+    <w:p>
+      <w:pPr>
+        <w:pStyle w:val="ListParagraph"/>
+        <w:pBdr>
+          <w:top w:val="single" w:sz="6" w:space="1" w:color="auto"/>
+          <w:bottom w:val="single" w:sz="6" w:space="1" w:color="auto"/>
+        </w:pBdr>
+        <w:ind w:left="1080"/>
+      </w:pPr>
+      <w:r>
+        <w:t>package model;</w:t>
+      </w:r>
+    </w:p>
+    <w:p>
+      <w:pPr>
+        <w:pStyle w:val="ListParagraph"/>
+        <w:pBdr>
+          <w:top w:val="single" w:sz="6" w:space="1" w:color="auto"/>
+          <w:bottom w:val="single" w:sz="6" w:space="1" w:color="auto"/>
+        </w:pBdr>
+        <w:ind w:left="1080"/>
+      </w:pPr>
+    </w:p>
+    <w:p>
+      <w:pPr>
+        <w:pStyle w:val="ListParagraph"/>
+        <w:pBdr>
+          <w:top w:val="single" w:sz="6" w:space="1" w:color="auto"/>
+          <w:bottom w:val="single" w:sz="6" w:space="1" w:color="auto"/>
+        </w:pBdr>
+        <w:ind w:left="1080"/>
+      </w:pPr>
+      <w:r>
+        <w:t>import org.springframework.stereotype.Component;</w:t>
+      </w:r>
+    </w:p>
+    <w:p>
+      <w:pPr>
+        <w:pStyle w:val="ListParagraph"/>
+        <w:pBdr>
+          <w:top w:val="single" w:sz="6" w:space="1" w:color="auto"/>
+          <w:bottom w:val="single" w:sz="6" w:space="1" w:color="auto"/>
+        </w:pBdr>
+        <w:ind w:left="1080"/>
+      </w:pPr>
+    </w:p>
+    <w:p>
+      <w:pPr>
+        <w:pStyle w:val="ListParagraph"/>
+        <w:pBdr>
+          <w:top w:val="single" w:sz="6" w:space="1" w:color="auto"/>
+          <w:bottom w:val="single" w:sz="6" w:space="1" w:color="auto"/>
+        </w:pBdr>
+        <w:ind w:left="1080"/>
+      </w:pPr>
+      <w:r>
+        <w:t>@Component("employee")</w:t>
+      </w:r>
+    </w:p>
+    <w:p>
+      <w:pPr>
+        <w:pStyle w:val="ListParagraph"/>
+        <w:pBdr>
+          <w:top w:val="single" w:sz="6" w:space="1" w:color="auto"/>
+          <w:bottom w:val="single" w:sz="6" w:space="1" w:color="auto"/>
+        </w:pBdr>
+        <w:ind w:left="1080"/>
+      </w:pPr>
+      <w:r>
+        <w:t>public class Employee {</w:t>
+      </w:r>
+    </w:p>
+    <w:p>
+      <w:pPr>
+        <w:pStyle w:val="ListParagraph"/>
+        <w:pBdr>
+          <w:top w:val="single" w:sz="6" w:space="1" w:color="auto"/>
+          <w:bottom w:val="single" w:sz="6" w:space="1" w:color="auto"/>
+        </w:pBdr>
+        <w:ind w:left="1080"/>
+      </w:pPr>
+      <w:r>
+        <w:tab/>
+        <w:t>private int id;</w:t>
+      </w:r>
+    </w:p>
+    <w:p>
+      <w:pPr>
+        <w:pStyle w:val="ListParagraph"/>
+        <w:pBdr>
+          <w:top w:val="single" w:sz="6" w:space="1" w:color="auto"/>
+          <w:bottom w:val="single" w:sz="6" w:space="1" w:color="auto"/>
+        </w:pBdr>
+        <w:ind w:left="1080"/>
+      </w:pPr>
+      <w:r>
+        <w:tab/>
+        <w:t>private String firstName;</w:t>
+      </w:r>
+    </w:p>
+    <w:p>
+      <w:pPr>
+        <w:pStyle w:val="ListParagraph"/>
+        <w:pBdr>
+          <w:top w:val="single" w:sz="6" w:space="1" w:color="auto"/>
+          <w:bottom w:val="single" w:sz="6" w:space="1" w:color="auto"/>
+        </w:pBdr>
+        <w:ind w:left="1080"/>
+      </w:pPr>
+      <w:r>
+        <w:tab/>
+        <w:t>private String lastName;</w:t>
+      </w:r>
+    </w:p>
+    <w:p>
+      <w:pPr>
+        <w:pStyle w:val="ListParagraph"/>
+        <w:pBdr>
+          <w:top w:val="single" w:sz="6" w:space="1" w:color="auto"/>
+          <w:bottom w:val="single" w:sz="6" w:space="1" w:color="auto"/>
+        </w:pBdr>
+        <w:ind w:left="1080"/>
+      </w:pPr>
+      <w:r>
+        <w:tab/>
+        <w:t>public Employee()</w:t>
+      </w:r>
+    </w:p>
+    <w:p>
+      <w:pPr>
+        <w:pStyle w:val="ListParagraph"/>
+        <w:pBdr>
+          <w:top w:val="single" w:sz="6" w:space="1" w:color="auto"/>
+          <w:bottom w:val="single" w:sz="6" w:space="1" w:color="auto"/>
+        </w:pBdr>
+        <w:ind w:left="1080"/>
+      </w:pPr>
+      <w:r>
+        <w:tab/>
+        <w:t>{}</w:t>
+      </w:r>
+    </w:p>
+    <w:p>
+      <w:pPr>
+        <w:pStyle w:val="ListParagraph"/>
+        <w:pBdr>
+          <w:top w:val="single" w:sz="6" w:space="1" w:color="auto"/>
+          <w:bottom w:val="single" w:sz="6" w:space="1" w:color="auto"/>
+        </w:pBdr>
+        <w:ind w:left="1080"/>
+      </w:pPr>
+      <w:r>
+        <w:tab/>
+        <w:t>public Employee(int id, String firstName, String lastName) {</w:t>
+      </w:r>
+    </w:p>
+    <w:p>
+      <w:pPr>
+        <w:pStyle w:val="ListParagraph"/>
+        <w:pBdr>
+          <w:top w:val="single" w:sz="6" w:space="1" w:color="auto"/>
+          <w:bottom w:val="single" w:sz="6" w:space="1" w:color="auto"/>
+        </w:pBdr>
+        <w:ind w:left="1080"/>
+      </w:pPr>
+      <w:r>
+        <w:tab/>
+      </w:r>
+      <w:r>
+        <w:tab/>
+        <w:t>super();</w:t>
+      </w:r>
+    </w:p>
+    <w:p>
+      <w:pPr>
+        <w:pStyle w:val="ListParagraph"/>
+        <w:pBdr>
+          <w:top w:val="single" w:sz="6" w:space="1" w:color="auto"/>
+          <w:bottom w:val="single" w:sz="6" w:space="1" w:color="auto"/>
+        </w:pBdr>
+        <w:ind w:left="1080"/>
+      </w:pPr>
+      <w:r>
+        <w:tab/>
+      </w:r>
+      <w:r>
+        <w:tab/>
+        <w:t>this.id = id;</w:t>
+      </w:r>
+    </w:p>
+    <w:p>
+      <w:pPr>
+        <w:pStyle w:val="ListParagraph"/>
+        <w:pBdr>
+          <w:top w:val="single" w:sz="6" w:space="1" w:color="auto"/>
+          <w:bottom w:val="single" w:sz="6" w:space="1" w:color="auto"/>
+        </w:pBdr>
+        <w:ind w:left="1080"/>
+      </w:pPr>
+      <w:r>
+        <w:tab/>
+      </w:r>
+      <w:r>
+        <w:tab/>
+        <w:t>this.firstName = firstName;</w:t>
+      </w:r>
+    </w:p>
+    <w:p>
+      <w:pPr>
+        <w:pStyle w:val="ListParagraph"/>
+        <w:pBdr>
+          <w:top w:val="single" w:sz="6" w:space="1" w:color="auto"/>
+          <w:bottom w:val="single" w:sz="6" w:space="1" w:color="auto"/>
+        </w:pBdr>
+        <w:ind w:left="1080"/>
+      </w:pPr>
+      <w:r>
+        <w:tab/>
+      </w:r>
+      <w:r>
+        <w:tab/>
+        <w:t>this.lastName = lastName;</w:t>
+      </w:r>
+    </w:p>
+    <w:p>
+      <w:pPr>
+        <w:pStyle w:val="ListParagraph"/>
+        <w:pBdr>
+          <w:top w:val="single" w:sz="6" w:space="1" w:color="auto"/>
+          <w:bottom w:val="single" w:sz="6" w:space="1" w:color="auto"/>
+        </w:pBdr>
+        <w:ind w:left="1080"/>
+      </w:pPr>
+      <w:r>
+        <w:tab/>
+        <w:t>}</w:t>
+      </w:r>
+    </w:p>
+    <w:p>
+      <w:pPr>
+        <w:pStyle w:val="ListParagraph"/>
+        <w:pBdr>
+          <w:top w:val="single" w:sz="6" w:space="1" w:color="auto"/>
+          <w:bottom w:val="single" w:sz="6" w:space="1" w:color="auto"/>
+        </w:pBdr>
+        <w:ind w:left="1080"/>
+      </w:pPr>
+      <w:r>
+        <w:tab/>
+        <w:t>public int getId() {</w:t>
+      </w:r>
+    </w:p>
+    <w:p>
+      <w:pPr>
+        <w:pStyle w:val="ListParagraph"/>
+        <w:pBdr>
+          <w:top w:val="single" w:sz="6" w:space="1" w:color="auto"/>
+          <w:bottom w:val="single" w:sz="6" w:space="1" w:color="auto"/>
+        </w:pBdr>
+        <w:ind w:left="1080"/>
+      </w:pPr>
+      <w:r>
+        <w:tab/>
+      </w:r>
+      <w:r>
+        <w:tab/>
+        <w:t>return id;</w:t>
+      </w:r>
+    </w:p>
+    <w:p>
+      <w:pPr>
+        <w:pStyle w:val="ListParagraph"/>
+        <w:pBdr>
+          <w:top w:val="single" w:sz="6" w:space="1" w:color="auto"/>
+          <w:bottom w:val="single" w:sz="6" w:space="1" w:color="auto"/>
+        </w:pBdr>
+        <w:ind w:left="1080"/>
+      </w:pPr>
+      <w:r>
+        <w:tab/>
+        <w:t>}</w:t>
+      </w:r>
+    </w:p>
+    <w:p>
+      <w:pPr>
+        <w:pStyle w:val="ListParagraph"/>
+        <w:pBdr>
+          <w:top w:val="single" w:sz="6" w:space="1" w:color="auto"/>
+          <w:bottom w:val="single" w:sz="6" w:space="1" w:color="auto"/>
+        </w:pBdr>
+        <w:ind w:left="1080"/>
+      </w:pPr>
+      <w:r>
+        <w:tab/>
+        <w:t>public void setId(int id) {</w:t>
+      </w:r>
+    </w:p>
+    <w:p>
+      <w:pPr>
+        <w:pStyle w:val="ListParagraph"/>
+        <w:pBdr>
+          <w:top w:val="single" w:sz="6" w:space="1" w:color="auto"/>
+          <w:bottom w:val="single" w:sz="6" w:space="1" w:color="auto"/>
+        </w:pBdr>
+        <w:ind w:left="1080"/>
+      </w:pPr>
+      <w:r>
+        <w:tab/>
+      </w:r>
+      <w:r>
+        <w:tab/>
+        <w:t>this.id = id;</w:t>
+      </w:r>
+    </w:p>
+    <w:p>
+      <w:pPr>
+        <w:pStyle w:val="ListParagraph"/>
+        <w:pBdr>
+          <w:top w:val="single" w:sz="6" w:space="1" w:color="auto"/>
+          <w:bottom w:val="single" w:sz="6" w:space="1" w:color="auto"/>
+        </w:pBdr>
+        <w:ind w:left="1080"/>
+      </w:pPr>
+      <w:r>
+        <w:tab/>
+        <w:t>}</w:t>
+      </w:r>
+    </w:p>
+    <w:p>
+      <w:pPr>
+        <w:pStyle w:val="ListParagraph"/>
+        <w:pBdr>
+          <w:top w:val="single" w:sz="6" w:space="1" w:color="auto"/>
+          <w:bottom w:val="single" w:sz="6" w:space="1" w:color="auto"/>
+        </w:pBdr>
+        <w:ind w:left="1080"/>
+      </w:pPr>
+      <w:r>
+        <w:tab/>
+        <w:t>public String getFirstName() {</w:t>
+      </w:r>
+    </w:p>
+    <w:p>
+      <w:pPr>
+        <w:pStyle w:val="ListParagraph"/>
+        <w:pBdr>
+          <w:top w:val="single" w:sz="6" w:space="1" w:color="auto"/>
+          <w:bottom w:val="single" w:sz="6" w:space="1" w:color="auto"/>
+        </w:pBdr>
+        <w:ind w:left="1080"/>
+      </w:pPr>
+      <w:r>
+        <w:tab/>
+      </w:r>
+      <w:r>
+        <w:tab/>
+        <w:t>return firstName;</w:t>
+      </w:r>
+    </w:p>
+    <w:p>
+      <w:pPr>
+        <w:pStyle w:val="ListParagraph"/>
+        <w:pBdr>
+          <w:top w:val="single" w:sz="6" w:space="1" w:color="auto"/>
+          <w:bottom w:val="single" w:sz="6" w:space="1" w:color="auto"/>
+        </w:pBdr>
+        <w:ind w:left="1080"/>
+      </w:pPr>
+      <w:r>
+        <w:lastRenderedPageBreak/>
+        <w:tab/>
+        <w:t>}</w:t>
+      </w:r>
+    </w:p>
+    <w:p>
+      <w:pPr>
+        <w:pStyle w:val="ListParagraph"/>
+        <w:pBdr>
+          <w:top w:val="single" w:sz="6" w:space="1" w:color="auto"/>
+          <w:bottom w:val="single" w:sz="6" w:space="1" w:color="auto"/>
+        </w:pBdr>
+        <w:ind w:left="1080"/>
+      </w:pPr>
+      <w:r>
+        <w:tab/>
+        <w:t>public void setFirstName(String firstName) {</w:t>
+      </w:r>
+    </w:p>
+    <w:p>
+      <w:pPr>
+        <w:pStyle w:val="ListParagraph"/>
+        <w:pBdr>
+          <w:top w:val="single" w:sz="6" w:space="1" w:color="auto"/>
+          <w:bottom w:val="single" w:sz="6" w:space="1" w:color="auto"/>
+        </w:pBdr>
+        <w:ind w:left="1080"/>
+      </w:pPr>
+      <w:r>
+        <w:tab/>
+      </w:r>
+      <w:r>
+        <w:tab/>
+        <w:t>this.firstName = firstName;</w:t>
+      </w:r>
+    </w:p>
+    <w:p>
+      <w:pPr>
+        <w:pStyle w:val="ListParagraph"/>
+        <w:pBdr>
+          <w:top w:val="single" w:sz="6" w:space="1" w:color="auto"/>
+          <w:bottom w:val="single" w:sz="6" w:space="1" w:color="auto"/>
+        </w:pBdr>
+        <w:ind w:left="1080"/>
+      </w:pPr>
+      <w:r>
+        <w:tab/>
+        <w:t>}</w:t>
+      </w:r>
+    </w:p>
+    <w:p>
+      <w:pPr>
+        <w:pStyle w:val="ListParagraph"/>
+        <w:pBdr>
+          <w:top w:val="single" w:sz="6" w:space="1" w:color="auto"/>
+          <w:bottom w:val="single" w:sz="6" w:space="1" w:color="auto"/>
+        </w:pBdr>
+        <w:ind w:left="1080"/>
+      </w:pPr>
+      <w:r>
+        <w:tab/>
+        <w:t>public String getLastName() {</w:t>
+      </w:r>
+    </w:p>
+    <w:p>
+      <w:pPr>
+        <w:pStyle w:val="ListParagraph"/>
+        <w:pBdr>
+          <w:top w:val="single" w:sz="6" w:space="1" w:color="auto"/>
+          <w:bottom w:val="single" w:sz="6" w:space="1" w:color="auto"/>
+        </w:pBdr>
+        <w:ind w:left="1080"/>
+      </w:pPr>
+      <w:r>
+        <w:tab/>
+      </w:r>
+      <w:r>
+        <w:tab/>
+        <w:t>return lastName;</w:t>
+      </w:r>
+    </w:p>
+    <w:p>
+      <w:pPr>
+        <w:pStyle w:val="ListParagraph"/>
+        <w:pBdr>
+          <w:top w:val="single" w:sz="6" w:space="1" w:color="auto"/>
+          <w:bottom w:val="single" w:sz="6" w:space="1" w:color="auto"/>
+        </w:pBdr>
+        <w:ind w:left="1080"/>
+      </w:pPr>
+      <w:r>
+        <w:tab/>
+        <w:t>}</w:t>
+      </w:r>
+    </w:p>
+    <w:p>
+      <w:pPr>
+        <w:pStyle w:val="ListParagraph"/>
+        <w:pBdr>
+          <w:top w:val="single" w:sz="6" w:space="1" w:color="auto"/>
+          <w:bottom w:val="single" w:sz="6" w:space="1" w:color="auto"/>
+        </w:pBdr>
+        <w:ind w:left="1080"/>
+      </w:pPr>
+      <w:r>
+        <w:tab/>
+        <w:t>public void setLastName(String lastName) {</w:t>
+      </w:r>
+    </w:p>
+    <w:p>
+      <w:pPr>
+        <w:pStyle w:val="ListParagraph"/>
+        <w:pBdr>
+          <w:top w:val="single" w:sz="6" w:space="1" w:color="auto"/>
+          <w:bottom w:val="single" w:sz="6" w:space="1" w:color="auto"/>
+        </w:pBdr>
+        <w:ind w:left="1080"/>
+      </w:pPr>
+      <w:r>
+        <w:tab/>
+      </w:r>
+      <w:r>
+        <w:tab/>
+        <w:t>this.lastName = lastName;</w:t>
+      </w:r>
+    </w:p>
+    <w:p>
+      <w:pPr>
+        <w:pStyle w:val="ListParagraph"/>
+        <w:pBdr>
+          <w:top w:val="single" w:sz="6" w:space="1" w:color="auto"/>
+          <w:bottom w:val="single" w:sz="6" w:space="1" w:color="auto"/>
+        </w:pBdr>
+        <w:ind w:left="1080"/>
+      </w:pPr>
+      <w:r>
+        <w:tab/>
+        <w:t>}</w:t>
+      </w:r>
+    </w:p>
+    <w:p>
+      <w:pPr>
+        <w:pStyle w:val="ListParagraph"/>
+        <w:pBdr>
+          <w:top w:val="single" w:sz="6" w:space="1" w:color="auto"/>
+          <w:bottom w:val="single" w:sz="6" w:space="1" w:color="auto"/>
+        </w:pBdr>
+        <w:ind w:left="1080"/>
+      </w:pPr>
+      <w:r>
+        <w:tab/>
+        <w:t>@Override</w:t>
+      </w:r>
+    </w:p>
+    <w:p>
+      <w:pPr>
+        <w:pStyle w:val="ListParagraph"/>
+        <w:pBdr>
+          <w:top w:val="single" w:sz="6" w:space="1" w:color="auto"/>
+          <w:bottom w:val="single" w:sz="6" w:space="1" w:color="auto"/>
+        </w:pBdr>
+        <w:ind w:left="1080"/>
+      </w:pPr>
+      <w:r>
+        <w:tab/>
+        <w:t>public String toString() {</w:t>
+      </w:r>
+    </w:p>
+    <w:p>
+      <w:pPr>
+        <w:pStyle w:val="ListParagraph"/>
+        <w:pBdr>
+          <w:top w:val="single" w:sz="6" w:space="1" w:color="auto"/>
+          <w:bottom w:val="single" w:sz="6" w:space="1" w:color="auto"/>
+        </w:pBdr>
+        <w:ind w:left="1080"/>
+      </w:pPr>
+      <w:r>
+        <w:tab/>
+      </w:r>
+      <w:r>
+        <w:tab/>
+        <w:t>return "Employee [id=" + id + ", firstName=" + firstName + ", lastName=" + lastName + "]";</w:t>
+      </w:r>
+    </w:p>
+    <w:p>
+      <w:pPr>
+        <w:pStyle w:val="ListParagraph"/>
+        <w:pBdr>
+          <w:top w:val="single" w:sz="6" w:space="1" w:color="auto"/>
+          <w:bottom w:val="single" w:sz="6" w:space="1" w:color="auto"/>
+        </w:pBdr>
+        <w:ind w:left="1080"/>
+      </w:pPr>
+      <w:r>
+        <w:tab/>
+        <w:t>}</w:t>
+      </w:r>
+    </w:p>
+    <w:p>
+      <w:pPr>
+        <w:pStyle w:val="ListParagraph"/>
+        <w:pBdr>
+          <w:top w:val="single" w:sz="6" w:space="1" w:color="auto"/>
+          <w:bottom w:val="single" w:sz="6" w:space="1" w:color="auto"/>
+        </w:pBdr>
+        <w:ind w:left="1080"/>
+      </w:pPr>
+      <w:r>
+        <w:tab/>
+        <w:t>public void method1()</w:t>
+      </w:r>
+    </w:p>
+    <w:p>
+      <w:pPr>
+        <w:pStyle w:val="ListParagraph"/>
+        <w:pBdr>
+          <w:top w:val="single" w:sz="6" w:space="1" w:color="auto"/>
+          <w:bottom w:val="single" w:sz="6" w:space="1" w:color="auto"/>
+        </w:pBdr>
+        <w:ind w:left="1080"/>
+      </w:pPr>
+      <w:r>
+        <w:tab/>
+        <w:t>{</w:t>
+      </w:r>
+    </w:p>
+    <w:p>
+      <w:pPr>
+        <w:pStyle w:val="ListParagraph"/>
+        <w:pBdr>
+          <w:top w:val="single" w:sz="6" w:space="1" w:color="auto"/>
+          <w:bottom w:val="single" w:sz="6" w:space="1" w:color="auto"/>
+        </w:pBdr>
+        <w:ind w:left="1080"/>
+      </w:pPr>
+      <w:r>
+        <w:tab/>
+      </w:r>
+      <w:r>
+        <w:tab/>
+        <w:t>System.out.println("Thsi is employee method1 executed now ");</w:t>
+      </w:r>
+    </w:p>
+    <w:p>
+      <w:pPr>
+        <w:pStyle w:val="ListParagraph"/>
+        <w:pBdr>
+          <w:top w:val="single" w:sz="6" w:space="1" w:color="auto"/>
+          <w:bottom w:val="single" w:sz="6" w:space="1" w:color="auto"/>
+        </w:pBdr>
+        <w:ind w:left="1080"/>
+      </w:pPr>
+      <w:r>
+        <w:tab/>
+        <w:t>}</w:t>
+      </w:r>
+    </w:p>
+    <w:p>
+      <w:pPr>
+        <w:pStyle w:val="ListParagraph"/>
+        <w:pBdr>
+          <w:top w:val="single" w:sz="6" w:space="1" w:color="auto"/>
+          <w:bottom w:val="single" w:sz="6" w:space="1" w:color="auto"/>
+        </w:pBdr>
+        <w:ind w:left="1080"/>
+      </w:pPr>
+      <w:r>
+        <w:tab/>
+        <w:t>public void accept()</w:t>
+      </w:r>
+    </w:p>
+    <w:p>
+      <w:pPr>
+        <w:pStyle w:val="ListParagraph"/>
+        <w:pBdr>
+          <w:top w:val="single" w:sz="6" w:space="1" w:color="auto"/>
+          <w:bottom w:val="single" w:sz="6" w:space="1" w:color="auto"/>
+        </w:pBdr>
+        <w:ind w:left="1080"/>
+      </w:pPr>
+      <w:r>
+        <w:tab/>
+        <w:t>{</w:t>
+      </w:r>
+    </w:p>
+    <w:p>
+      <w:pPr>
+        <w:pStyle w:val="ListParagraph"/>
+        <w:pBdr>
+          <w:top w:val="single" w:sz="6" w:space="1" w:color="auto"/>
+          <w:bottom w:val="single" w:sz="6" w:space="1" w:color="auto"/>
+        </w:pBdr>
+        <w:ind w:left="1080"/>
+      </w:pPr>
+      <w:r>
+        <w:tab/>
+      </w:r>
+      <w:r>
+        <w:tab/>
+        <w:t>System.out.println("Employee class Accept method");</w:t>
+      </w:r>
+    </w:p>
+    <w:p>
+      <w:pPr>
+        <w:pStyle w:val="ListParagraph"/>
+        <w:pBdr>
+          <w:top w:val="single" w:sz="6" w:space="1" w:color="auto"/>
+          <w:bottom w:val="single" w:sz="6" w:space="1" w:color="auto"/>
+        </w:pBdr>
+        <w:ind w:left="1080"/>
+      </w:pPr>
+      <w:r>
+        <w:tab/>
+        <w:t>}</w:t>
+      </w:r>
+    </w:p>
+    <w:p>
+      <w:pPr>
+        <w:pStyle w:val="ListParagraph"/>
+        <w:pBdr>
+          <w:top w:val="single" w:sz="6" w:space="1" w:color="auto"/>
+          <w:bottom w:val="single" w:sz="6" w:space="1" w:color="auto"/>
+        </w:pBdr>
+        <w:ind w:left="1080"/>
+      </w:pPr>
+      <w:r>
+        <w:t>}</w:t>
+      </w:r>
+    </w:p>
+    <w:p>
+      <w:pPr>
+        <w:pStyle w:val="ListParagraph"/>
+        <w:pBdr>
+          <w:top w:val="single" w:sz="6" w:space="1" w:color="auto"/>
+          <w:bottom w:val="single" w:sz="6" w:space="1" w:color="auto"/>
+        </w:pBdr>
+        <w:ind w:left="1080"/>
+      </w:pPr>
+    </w:p>
+    <w:p>
+      <w:pPr>
+        <w:pStyle w:val="ListParagraph"/>
+        <w:pBdr>
+          <w:top w:val="single" w:sz="6" w:space="1" w:color="auto"/>
+          <w:bottom w:val="single" w:sz="6" w:space="1" w:color="auto"/>
+        </w:pBdr>
+        <w:ind w:left="1080"/>
+      </w:pPr>
+      <w:r>
+        <w:t>=========================================</w:t>
+      </w:r>
+    </w:p>
+    <w:p>
+      <w:pPr>
+        <w:pStyle w:val="ListParagraph"/>
+        <w:pBdr>
+          <w:top w:val="single" w:sz="6" w:space="1" w:color="auto"/>
+          <w:bottom w:val="single" w:sz="6" w:space="1" w:color="auto"/>
+        </w:pBdr>
+        <w:ind w:left="1080"/>
+      </w:pPr>
+    </w:p>
+    <w:p>
+      <w:pPr>
+        <w:pStyle w:val="ListParagraph"/>
+        <w:pBdr>
+          <w:top w:val="single" w:sz="6" w:space="1" w:color="auto"/>
+          <w:bottom w:val="single" w:sz="6" w:space="1" w:color="auto"/>
+        </w:pBdr>
+        <w:ind w:left="1080"/>
+      </w:pPr>
+      <w:r>
+        <w:t>package model;</w:t>
+      </w:r>
+    </w:p>
+    <w:p>
+      <w:pPr>
+        <w:pStyle w:val="ListParagraph"/>
+        <w:pBdr>
+          <w:top w:val="single" w:sz="6" w:space="1" w:color="auto"/>
+          <w:bottom w:val="single" w:sz="6" w:space="1" w:color="auto"/>
+        </w:pBdr>
+        <w:ind w:left="1080"/>
+      </w:pPr>
+    </w:p>
+    <w:p>
+      <w:pPr>
+        <w:pStyle w:val="ListParagraph"/>
+        <w:pBdr>
+          <w:top w:val="single" w:sz="6" w:space="1" w:color="auto"/>
+          <w:bottom w:val="single" w:sz="6" w:space="1" w:color="auto"/>
+        </w:pBdr>
+        <w:ind w:left="1080"/>
+      </w:pPr>
+      <w:r>
+        <w:t>import org.aspectj.lang.annotation.After;</w:t>
+      </w:r>
+    </w:p>
+    <w:p>
+      <w:pPr>
+        <w:pStyle w:val="ListParagraph"/>
+        <w:pBdr>
+          <w:top w:val="single" w:sz="6" w:space="1" w:color="auto"/>
+          <w:bottom w:val="single" w:sz="6" w:space="1" w:color="auto"/>
+        </w:pBdr>
+        <w:ind w:left="1080"/>
+      </w:pPr>
+      <w:r>
+        <w:t>import org.aspectj.lang.annotation.Aspect;</w:t>
+      </w:r>
+    </w:p>
+    <w:p>
+      <w:pPr>
+        <w:pStyle w:val="ListParagraph"/>
+        <w:pBdr>
+          <w:top w:val="single" w:sz="6" w:space="1" w:color="auto"/>
+          <w:bottom w:val="single" w:sz="6" w:space="1" w:color="auto"/>
+        </w:pBdr>
+        <w:ind w:left="1080"/>
+      </w:pPr>
+      <w:r>
+        <w:t>import org.aspectj.lang.annotation.Before;</w:t>
+      </w:r>
+    </w:p>
+    <w:p>
+      <w:pPr>
+        <w:pStyle w:val="ListParagraph"/>
+        <w:pBdr>
+          <w:top w:val="single" w:sz="6" w:space="1" w:color="auto"/>
+          <w:bottom w:val="single" w:sz="6" w:space="1" w:color="auto"/>
+        </w:pBdr>
+        <w:ind w:left="1080"/>
+      </w:pPr>
+      <w:r>
+        <w:t>import org.aspectj.lang.annotation.Pointcut;</w:t>
+      </w:r>
+    </w:p>
+    <w:p>
+      <w:pPr>
+        <w:pStyle w:val="ListParagraph"/>
+        <w:pBdr>
+          <w:top w:val="single" w:sz="6" w:space="1" w:color="auto"/>
+          <w:bottom w:val="single" w:sz="6" w:space="1" w:color="auto"/>
+        </w:pBdr>
+        <w:ind w:left="1080"/>
+      </w:pPr>
+      <w:r>
+        <w:t>import org.springframework.context.annotation.EnableAspectJAutoProxy;</w:t>
+      </w:r>
+    </w:p>
+    <w:p>
+      <w:pPr>
+        <w:pStyle w:val="ListParagraph"/>
+        <w:pBdr>
+          <w:top w:val="single" w:sz="6" w:space="1" w:color="auto"/>
+          <w:bottom w:val="single" w:sz="6" w:space="1" w:color="auto"/>
+        </w:pBdr>
+        <w:ind w:left="1080"/>
+      </w:pPr>
+      <w:r>
+        <w:t>import org.springframework.stereotype.Component;</w:t>
+      </w:r>
+    </w:p>
+    <w:p>
+      <w:pPr>
+        <w:pStyle w:val="ListParagraph"/>
+        <w:pBdr>
+          <w:top w:val="single" w:sz="6" w:space="1" w:color="auto"/>
+          <w:bottom w:val="single" w:sz="6" w:space="1" w:color="auto"/>
+        </w:pBdr>
+        <w:ind w:left="1080"/>
+      </w:pPr>
+    </w:p>
+    <w:p>
+      <w:pPr>
+        <w:pStyle w:val="ListParagraph"/>
+        <w:pBdr>
+          <w:top w:val="single" w:sz="6" w:space="1" w:color="auto"/>
+          <w:bottom w:val="single" w:sz="6" w:space="1" w:color="auto"/>
+        </w:pBdr>
+        <w:ind w:left="1080"/>
+      </w:pPr>
+      <w:r>
+        <w:t>@Aspect</w:t>
+      </w:r>
+    </w:p>
+    <w:p>
+      <w:pPr>
+        <w:pStyle w:val="ListParagraph"/>
+        <w:pBdr>
+          <w:top w:val="single" w:sz="6" w:space="1" w:color="auto"/>
+          <w:bottom w:val="single" w:sz="6" w:space="1" w:color="auto"/>
+        </w:pBdr>
+        <w:ind w:left="1080"/>
+      </w:pPr>
+      <w:r>
+        <w:t>@EnableAspectJAutoProxy</w:t>
+      </w:r>
+    </w:p>
+    <w:p>
+      <w:pPr>
+        <w:pStyle w:val="ListParagraph"/>
+        <w:pBdr>
+          <w:top w:val="single" w:sz="6" w:space="1" w:color="auto"/>
+          <w:bottom w:val="single" w:sz="6" w:space="1" w:color="auto"/>
+        </w:pBdr>
+        <w:ind w:left="1080"/>
+      </w:pPr>
+      <w:r>
+        <w:t>@Component("logging")</w:t>
+      </w:r>
+    </w:p>
+    <w:p>
+      <w:pPr>
+        <w:pStyle w:val="ListParagraph"/>
+        <w:pBdr>
+          <w:top w:val="single" w:sz="6" w:space="1" w:color="auto"/>
+          <w:bottom w:val="single" w:sz="6" w:space="1" w:color="auto"/>
+        </w:pBdr>
+        <w:ind w:left="1080"/>
+      </w:pPr>
+      <w:r>
+        <w:t>public class Logging {</w:t>
+      </w:r>
+    </w:p>
+    <w:p>
+      <w:pPr>
+        <w:pStyle w:val="ListParagraph"/>
+        <w:pBdr>
+          <w:top w:val="single" w:sz="6" w:space="1" w:color="auto"/>
+          <w:bottom w:val="single" w:sz="6" w:space="1" w:color="auto"/>
+        </w:pBdr>
+        <w:ind w:left="1080"/>
+      </w:pPr>
+      <w:r>
+        <w:tab/>
+        <w:t>@Pointcut("execution(* model.*.m*(..))")</w:t>
+      </w:r>
+    </w:p>
+    <w:p>
+      <w:pPr>
+        <w:pStyle w:val="ListParagraph"/>
+        <w:pBdr>
+          <w:top w:val="single" w:sz="6" w:space="1" w:color="auto"/>
+          <w:bottom w:val="single" w:sz="6" w:space="1" w:color="auto"/>
+        </w:pBdr>
+        <w:ind w:left="1080"/>
+      </w:pPr>
+      <w:r>
+        <w:tab/>
+        <w:t>public void selectAll()</w:t>
+      </w:r>
+    </w:p>
+    <w:p>
+      <w:pPr>
+        <w:pStyle w:val="ListParagraph"/>
+        <w:pBdr>
+          <w:top w:val="single" w:sz="6" w:space="1" w:color="auto"/>
+          <w:bottom w:val="single" w:sz="6" w:space="1" w:color="auto"/>
+        </w:pBdr>
+        <w:ind w:left="1080"/>
+      </w:pPr>
+      <w:r>
+        <w:tab/>
+        <w:t>{</w:t>
+      </w:r>
+    </w:p>
+    <w:p>
+      <w:pPr>
+        <w:pStyle w:val="ListParagraph"/>
+        <w:pBdr>
+          <w:top w:val="single" w:sz="6" w:space="1" w:color="auto"/>
+          <w:bottom w:val="single" w:sz="6" w:space="1" w:color="auto"/>
+        </w:pBdr>
+        <w:ind w:left="1080"/>
+      </w:pPr>
+    </w:p>
+    <w:p>
+      <w:pPr>
+        <w:pStyle w:val="ListParagraph"/>
+        <w:pBdr>
+          <w:top w:val="single" w:sz="6" w:space="1" w:color="auto"/>
+          <w:bottom w:val="single" w:sz="6" w:space="1" w:color="auto"/>
+        </w:pBdr>
+        <w:ind w:left="1080"/>
+      </w:pPr>
+      <w:r>
+        <w:tab/>
+        <w:t>}</w:t>
+      </w:r>
+    </w:p>
+    <w:p>
+      <w:pPr>
+        <w:pStyle w:val="ListParagraph"/>
+        <w:pBdr>
+          <w:top w:val="single" w:sz="6" w:space="1" w:color="auto"/>
+          <w:bottom w:val="single" w:sz="6" w:space="1" w:color="auto"/>
+        </w:pBdr>
+        <w:ind w:left="1080"/>
+      </w:pPr>
+      <w:r>
+        <w:tab/>
+      </w:r>
+    </w:p>
+    <w:p>
+      <w:pPr>
+        <w:pStyle w:val="ListParagraph"/>
+        <w:pBdr>
+          <w:top w:val="single" w:sz="6" w:space="1" w:color="auto"/>
+          <w:bottom w:val="single" w:sz="6" w:space="1" w:color="auto"/>
+        </w:pBdr>
+        <w:ind w:left="1080"/>
+      </w:pPr>
+      <w:r>
+        <w:tab/>
+      </w:r>
+    </w:p>
+    <w:p>
+      <w:pPr>
+        <w:pStyle w:val="ListParagraph"/>
+        <w:pBdr>
+          <w:top w:val="single" w:sz="6" w:space="1" w:color="auto"/>
+          <w:bottom w:val="single" w:sz="6" w:space="1" w:color="auto"/>
+        </w:pBdr>
+        <w:ind w:left="1080"/>
+      </w:pPr>
+      <w:r>
+        <w:tab/>
+      </w:r>
+    </w:p>
+    <w:p>
+      <w:pPr>
+        <w:pStyle w:val="ListParagraph"/>
+        <w:pBdr>
+          <w:top w:val="single" w:sz="6" w:space="1" w:color="auto"/>
+          <w:bottom w:val="single" w:sz="6" w:space="1" w:color="auto"/>
+        </w:pBdr>
+        <w:ind w:left="1080"/>
+      </w:pPr>
+      <w:r>
+        <w:lastRenderedPageBreak/>
+        <w:tab/>
+        <w:t>@Before("selectAll()")</w:t>
+      </w:r>
+    </w:p>
+    <w:p>
+      <w:pPr>
+        <w:pStyle w:val="ListParagraph"/>
+        <w:pBdr>
+          <w:top w:val="single" w:sz="6" w:space="1" w:color="auto"/>
+          <w:bottom w:val="single" w:sz="6" w:space="1" w:color="auto"/>
+        </w:pBdr>
+        <w:ind w:left="1080"/>
+      </w:pPr>
+      <w:r>
+        <w:tab/>
+        <w:t>public void beforeMethod()</w:t>
+      </w:r>
+    </w:p>
+    <w:p>
+      <w:pPr>
+        <w:pStyle w:val="ListParagraph"/>
+        <w:pBdr>
+          <w:top w:val="single" w:sz="6" w:space="1" w:color="auto"/>
+          <w:bottom w:val="single" w:sz="6" w:space="1" w:color="auto"/>
+        </w:pBdr>
+        <w:ind w:left="1080"/>
+      </w:pPr>
+      <w:r>
+        <w:tab/>
+        <w:t>{</w:t>
+      </w:r>
+    </w:p>
+    <w:p>
+      <w:pPr>
+        <w:pStyle w:val="ListParagraph"/>
+        <w:pBdr>
+          <w:top w:val="single" w:sz="6" w:space="1" w:color="auto"/>
+          <w:bottom w:val="single" w:sz="6" w:space="1" w:color="auto"/>
+        </w:pBdr>
+        <w:ind w:left="1080"/>
+      </w:pPr>
+      <w:r>
+        <w:tab/>
+      </w:r>
+      <w:r>
+        <w:tab/>
+        <w:t>System.out.println("before method is executed");</w:t>
+      </w:r>
+    </w:p>
+    <w:p>
+      <w:pPr>
+        <w:pStyle w:val="ListParagraph"/>
+        <w:pBdr>
+          <w:top w:val="single" w:sz="6" w:space="1" w:color="auto"/>
+          <w:bottom w:val="single" w:sz="6" w:space="1" w:color="auto"/>
+        </w:pBdr>
+        <w:ind w:left="1080"/>
+      </w:pPr>
+      <w:r>
+        <w:tab/>
+        <w:t>}</w:t>
+      </w:r>
+    </w:p>
+    <w:p>
+      <w:pPr>
+        <w:pStyle w:val="ListParagraph"/>
+        <w:pBdr>
+          <w:top w:val="single" w:sz="6" w:space="1" w:color="auto"/>
+          <w:bottom w:val="single" w:sz="6" w:space="1" w:color="auto"/>
+        </w:pBdr>
+        <w:ind w:left="1080"/>
+      </w:pPr>
+      <w:r>
+        <w:tab/>
+        <w:t>@After("selectAll()")</w:t>
+      </w:r>
+    </w:p>
+    <w:p>
+      <w:pPr>
+        <w:pStyle w:val="ListParagraph"/>
+        <w:pBdr>
+          <w:top w:val="single" w:sz="6" w:space="1" w:color="auto"/>
+          <w:bottom w:val="single" w:sz="6" w:space="1" w:color="auto"/>
+        </w:pBdr>
+        <w:ind w:left="1080"/>
+      </w:pPr>
+      <w:r>
+        <w:tab/>
+        <w:t>public void afterMethod()</w:t>
+      </w:r>
+    </w:p>
+    <w:p>
+      <w:pPr>
+        <w:pStyle w:val="ListParagraph"/>
+        <w:pBdr>
+          <w:top w:val="single" w:sz="6" w:space="1" w:color="auto"/>
+          <w:bottom w:val="single" w:sz="6" w:space="1" w:color="auto"/>
+        </w:pBdr>
+        <w:ind w:left="1080"/>
+      </w:pPr>
+      <w:r>
+        <w:tab/>
+        <w:t>{</w:t>
+      </w:r>
+    </w:p>
+    <w:p>
+      <w:pPr>
+        <w:pStyle w:val="ListParagraph"/>
+        <w:pBdr>
+          <w:top w:val="single" w:sz="6" w:space="1" w:color="auto"/>
+          <w:bottom w:val="single" w:sz="6" w:space="1" w:color="auto"/>
+        </w:pBdr>
+        <w:ind w:left="1080"/>
+      </w:pPr>
+      <w:r>
+        <w:tab/>
+      </w:r>
+      <w:r>
+        <w:tab/>
+        <w:t>System.out.println("After method is executed");</w:t>
+      </w:r>
+    </w:p>
+    <w:p>
+      <w:pPr>
+        <w:pStyle w:val="ListParagraph"/>
+        <w:pBdr>
+          <w:top w:val="single" w:sz="6" w:space="1" w:color="auto"/>
+          <w:bottom w:val="single" w:sz="6" w:space="1" w:color="auto"/>
+        </w:pBdr>
+        <w:ind w:left="1080"/>
+      </w:pPr>
+      <w:r>
+        <w:tab/>
+        <w:t>}</w:t>
+      </w:r>
+    </w:p>
+    <w:p>
+      <w:pPr>
+        <w:pStyle w:val="ListParagraph"/>
+        <w:pBdr>
+          <w:top w:val="single" w:sz="6" w:space="1" w:color="auto"/>
+          <w:bottom w:val="single" w:sz="6" w:space="1" w:color="auto"/>
+        </w:pBdr>
+        <w:ind w:left="1080"/>
+      </w:pPr>
+      <w:r>
+        <w:tab/>
+      </w:r>
+    </w:p>
+    <w:p>
+      <w:pPr>
+        <w:pStyle w:val="ListParagraph"/>
+        <w:pBdr>
+          <w:top w:val="single" w:sz="6" w:space="1" w:color="auto"/>
+          <w:bottom w:val="single" w:sz="6" w:space="1" w:color="auto"/>
+        </w:pBdr>
+        <w:ind w:left="1080"/>
+      </w:pPr>
+      <w:r>
+        <w:tab/>
+        <w:t>@Pointcut("execution(* model.*.a*(..))")</w:t>
+      </w:r>
+    </w:p>
+    <w:p>
+      <w:pPr>
+        <w:pStyle w:val="ListParagraph"/>
+        <w:pBdr>
+          <w:top w:val="single" w:sz="6" w:space="1" w:color="auto"/>
+          <w:bottom w:val="single" w:sz="6" w:space="1" w:color="auto"/>
+        </w:pBdr>
+        <w:ind w:left="1080"/>
+      </w:pPr>
+      <w:r>
+        <w:tab/>
+        <w:t>public void aMethods()</w:t>
+      </w:r>
+    </w:p>
+    <w:p>
+      <w:pPr>
+        <w:pStyle w:val="ListParagraph"/>
+        <w:pBdr>
+          <w:top w:val="single" w:sz="6" w:space="1" w:color="auto"/>
+          <w:bottom w:val="single" w:sz="6" w:space="1" w:color="auto"/>
+        </w:pBdr>
+        <w:ind w:left="1080"/>
+      </w:pPr>
+      <w:r>
+        <w:tab/>
+        <w:t>{</w:t>
+      </w:r>
+    </w:p>
+    <w:p>
+      <w:pPr>
+        <w:pStyle w:val="ListParagraph"/>
+        <w:pBdr>
+          <w:top w:val="single" w:sz="6" w:space="1" w:color="auto"/>
+          <w:bottom w:val="single" w:sz="6" w:space="1" w:color="auto"/>
+        </w:pBdr>
+        <w:ind w:left="1080"/>
+      </w:pPr>
+      <w:r>
+        <w:t>//</w:t>
+      </w:r>
+      <w:r>
+        <w:tab/>
+      </w:r>
+      <w:r>
+        <w:tab/>
+        <w:t>System.out.println("select all");</w:t>
+      </w:r>
+    </w:p>
+    <w:p>
+      <w:pPr>
+        <w:pStyle w:val="ListParagraph"/>
+        <w:pBdr>
+          <w:top w:val="single" w:sz="6" w:space="1" w:color="auto"/>
+          <w:bottom w:val="single" w:sz="6" w:space="1" w:color="auto"/>
+        </w:pBdr>
+        <w:ind w:left="1080"/>
+      </w:pPr>
+      <w:r>
+        <w:tab/>
+        <w:t>}</w:t>
+      </w:r>
+    </w:p>
+    <w:p>
+      <w:pPr>
+        <w:pStyle w:val="ListParagraph"/>
+        <w:pBdr>
+          <w:top w:val="single" w:sz="6" w:space="1" w:color="auto"/>
+          <w:bottom w:val="single" w:sz="6" w:space="1" w:color="auto"/>
+        </w:pBdr>
+        <w:ind w:left="1080"/>
+      </w:pPr>
+      <w:r>
+        <w:tab/>
+      </w:r>
+    </w:p>
+    <w:p>
+      <w:pPr>
+        <w:pStyle w:val="ListParagraph"/>
+        <w:pBdr>
+          <w:top w:val="single" w:sz="6" w:space="1" w:color="auto"/>
+          <w:bottom w:val="single" w:sz="6" w:space="1" w:color="auto"/>
+        </w:pBdr>
+        <w:ind w:left="1080"/>
+      </w:pPr>
+      <w:r>
+        <w:tab/>
+        <w:t>@Before("aMethods()")</w:t>
+      </w:r>
+    </w:p>
+    <w:p>
+      <w:pPr>
+        <w:pStyle w:val="ListParagraph"/>
+        <w:pBdr>
+          <w:top w:val="single" w:sz="6" w:space="1" w:color="auto"/>
+          <w:bottom w:val="single" w:sz="6" w:space="1" w:color="auto"/>
+        </w:pBdr>
+        <w:ind w:left="1080"/>
+      </w:pPr>
+      <w:r>
+        <w:tab/>
+        <w:t>public void beforeAmethods()</w:t>
+      </w:r>
+    </w:p>
+    <w:p>
+      <w:pPr>
+        <w:pStyle w:val="ListParagraph"/>
+        <w:pBdr>
+          <w:top w:val="single" w:sz="6" w:space="1" w:color="auto"/>
+          <w:bottom w:val="single" w:sz="6" w:space="1" w:color="auto"/>
+        </w:pBdr>
+        <w:ind w:left="1080"/>
+      </w:pPr>
+      <w:r>
+        <w:tab/>
+        <w:t>{</w:t>
+      </w:r>
+    </w:p>
+    <w:p>
+      <w:pPr>
+        <w:pStyle w:val="ListParagraph"/>
+        <w:pBdr>
+          <w:top w:val="single" w:sz="6" w:space="1" w:color="auto"/>
+          <w:bottom w:val="single" w:sz="6" w:space="1" w:color="auto"/>
+        </w:pBdr>
+        <w:ind w:left="1080"/>
+      </w:pPr>
+      <w:r>
+        <w:tab/>
+      </w:r>
+      <w:r>
+        <w:tab/>
+        <w:t>System.out.println("before A methods");</w:t>
+      </w:r>
+    </w:p>
+    <w:p>
+      <w:pPr>
+        <w:pStyle w:val="ListParagraph"/>
+        <w:pBdr>
+          <w:top w:val="single" w:sz="6" w:space="1" w:color="auto"/>
+          <w:bottom w:val="single" w:sz="6" w:space="1" w:color="auto"/>
+        </w:pBdr>
+        <w:ind w:left="1080"/>
+      </w:pPr>
+      <w:r>
+        <w:tab/>
+        <w:t>}</w:t>
+      </w:r>
+    </w:p>
+    <w:p>
+      <w:pPr>
+        <w:pStyle w:val="ListParagraph"/>
+        <w:pBdr>
+          <w:top w:val="single" w:sz="6" w:space="1" w:color="auto"/>
+          <w:bottom w:val="single" w:sz="6" w:space="1" w:color="auto"/>
+        </w:pBdr>
+        <w:ind w:left="1080"/>
+      </w:pPr>
+      <w:r>
+        <w:t>}</w:t>
+      </w:r>
+    </w:p>
+    <w:p>
+      <w:pPr>
+        <w:pStyle w:val="ListParagraph"/>
+        <w:ind w:left="1080"/>
+      </w:pPr>
+    </w:p>
+    <w:p>
+      <w:pPr>
+        <w:pStyle w:val="ListParagraph"/>
+        <w:ind w:left="1080"/>
+      </w:pPr>
+    </w:p>
+    <w:p>
+      <w:pPr>
+        <w:pStyle w:val="ListParagraph"/>
+        <w:ind w:left="1080"/>
+      </w:pPr>
+      <w:r>
+        <w:t>Swagger steps:</w:t>
+      </w:r>
+    </w:p>
+    <w:p>
+      <w:pPr>
+        <w:pStyle w:val="ListParagraph"/>
+        <w:numPr>
+          <w:ilvl w:val="0"/>
+          <w:numId w:val="39"/>
+        </w:numPr>
+      </w:pPr>
+      <w:r>
+        <w:t>In pom.xml</w:t>
+      </w:r>
+    </w:p>
+    <w:p>
+      <w:pPr>
+        <w:pStyle w:val="ListParagraph"/>
+        <w:ind w:left="1440"/>
+      </w:pPr>
+      <w:r>
+        <w:t>&lt;dependency&gt;</w:t>
+      </w:r>
+    </w:p>
+    <w:p>
+      <w:pPr>
+        <w:pStyle w:val="ListParagraph"/>
+        <w:ind w:left="1440"/>
+      </w:pPr>
+      <w:r>
+        <w:t xml:space="preserve">    &lt;groupId&gt;io.springfox&lt;/groupId&gt;</w:t>
+      </w:r>
+    </w:p>
+    <w:p>
+      <w:pPr>
+        <w:pStyle w:val="ListParagraph"/>
+        <w:ind w:left="1440"/>
+      </w:pPr>
+      <w:r>
+        <w:t xml:space="preserve">    &lt;artifactId&gt;springfox-swagger2&lt;/artifactId&gt;</w:t>
+      </w:r>
+    </w:p>
+    <w:p>
+      <w:pPr>
+        <w:pStyle w:val="ListParagraph"/>
+        <w:ind w:left="1440"/>
+      </w:pPr>
+      <w:r>
+        <w:t xml:space="preserve">    &lt;version&gt;2.9.2&lt;/version&gt;</w:t>
+      </w:r>
+    </w:p>
+    <w:p>
+      <w:pPr>
+        <w:pStyle w:val="ListParagraph"/>
+        <w:ind w:left="1440"/>
+      </w:pPr>
+      <w:r>
+        <w:t>&lt;/dependency&gt;</w:t>
+      </w:r>
+    </w:p>
+    <w:p>
+      <w:pPr>
+        <w:pStyle w:val="ListParagraph"/>
+        <w:numPr>
+          <w:ilvl w:val="0"/>
+          <w:numId w:val="39"/>
+        </w:numPr>
+      </w:pPr>
+      <w:r>
+        <w:t>In application.properties:</w:t>
+      </w:r>
+    </w:p>
+    <w:p>
+      <w:pPr>
+        <w:pStyle w:val="ListParagraph"/>
+        <w:ind w:left="1440"/>
+      </w:pPr>
+      <w:r>
+        <w:t>spring.mvc.pathmatch.matching-strategy=ant-path-matcher</w:t>
+      </w:r>
+    </w:p>
+    <w:p>
+      <w:pPr>
+        <w:pStyle w:val="ListParagraph"/>
+        <w:numPr>
+          <w:ilvl w:val="0"/>
+          <w:numId w:val="39"/>
+        </w:numPr>
+      </w:pPr>
+      <w:r>
+        <w:t>Application.java</w:t>
+      </w:r>
+      <w:r>
+        <w:tab/>
+      </w:r>
+      <w:r>
+        <w:tab/>
+        <w:t>(under @SpringBootApplication)</w:t>
+      </w:r>
+    </w:p>
+    <w:p>
+      <w:pPr>
+        <w:pStyle w:val="ListParagraph"/>
+        <w:ind w:left="1440"/>
+      </w:pPr>
+      <w:r>
+        <w:t>@EnableSwagger2</w:t>
+      </w:r>
+    </w:p>
+    <w:p>
+      <w:pPr>
+        <w:pStyle w:val="ListParagraph"/>
+        <w:ind w:left="1440"/>
+      </w:pPr>
+    </w:p>
+    <w:p>
+      <w:pPr>
+        <w:pStyle w:val="ListParagraph"/>
+        <w:ind w:left="1440"/>
+      </w:pPr>
+      <w:r>
+        <w:t>Restart the project.</w:t>
+      </w:r>
+    </w:p>
+    <w:p>
+      <w:pPr>
+        <w:pStyle w:val="ListParagraph"/>
+        <w:ind w:left="1440"/>
+      </w:pPr>
+    </w:p>
+    <w:p>
+      <w:pPr>
+        <w:pStyle w:val="ListParagraph"/>
+        <w:ind w:left="1440"/>
+      </w:pPr>
+      <w:r>
+        <w:t>Summary of steps of swagger:</w:t>
+      </w:r>
+    </w:p>
+    <w:p>
+      <w:pPr>
+        <w:pStyle w:val="ListParagraph"/>
+        <w:ind w:left="1440"/>
+      </w:pPr>
+      <w:r>
+        <w:t>----------------------</w:t>
+      </w:r>
+    </w:p>
+    <w:p>
+      <w:pPr>
+        <w:pStyle w:val="ListParagraph"/>
+        <w:ind w:left="1440"/>
+      </w:pPr>
+      <w:r>
+        <w:t>1) Create Spring Boot App</w:t>
+      </w:r>
+    </w:p>
+    <w:p>
+      <w:pPr>
+        <w:pStyle w:val="ListParagraph"/>
+        <w:ind w:left="1440"/>
+      </w:pPr>
+      <w:r>
+        <w:t>2) Create a REST api - GET/POST</w:t>
+      </w:r>
+    </w:p>
+    <w:p>
+      <w:pPr>
+        <w:pStyle w:val="ListParagraph"/>
+        <w:ind w:left="1440"/>
+      </w:pPr>
+      <w:r>
+        <w:t>3) Add spring fox spring boot starter</w:t>
+      </w:r>
+    </w:p>
+    <w:p>
+      <w:pPr>
+        <w:pStyle w:val="ListParagraph"/>
+        <w:ind w:left="1440"/>
+      </w:pPr>
+      <w:r>
+        <w:t>4) Enable swagger2 in spring boot application</w:t>
+      </w:r>
+    </w:p>
+    <w:p>
+      <w:pPr>
+        <w:pStyle w:val="ListParagraph"/>
+        <w:ind w:left="1440"/>
+      </w:pPr>
+      <w:r>
+        <w:t>5) Run application</w:t>
+      </w:r>
+    </w:p>
+    <w:p>
+      <w:pPr>
+        <w:pStyle w:val="ListParagraph"/>
+        <w:ind w:left="1440"/>
+      </w:pPr>
+      <w:r>
+        <w:t>6) Update api documentation and run the app</w:t>
+      </w:r>
+    </w:p>
+    <w:p>
+      <w:pPr>
+        <w:pStyle w:val="ListParagraph"/>
+        <w:ind w:left="1440"/>
+      </w:pPr>
+    </w:p>
+    <w:p>
+      <w:pPr>
+        <w:pStyle w:val="ListParagraph"/>
+        <w:ind w:left="1440"/>
+      </w:pPr>
+    </w:p>
+    <w:p>
+      <w:pPr>
+        <w:pStyle w:val="ListParagraph"/>
+        <w:ind w:left="1440"/>
+      </w:pPr>
+      <w:r>
+        <w:t>io.springfox</w:t>
+      </w:r>
+    </w:p>
+    <w:p>
+      <w:pPr>
+        <w:pStyle w:val="ListParagraph"/>
+        <w:ind w:left="1440"/>
+      </w:pPr>
+      <w:r>
+        <w:t>springfox-boot-starter</w:t>
+      </w:r>
+    </w:p>
+    <w:p>
+      <w:pPr>
+        <w:pStyle w:val="ListParagraph"/>
+        <w:ind w:left="1440"/>
+      </w:pPr>
+      <w:r>
+        <w:t>3.0.0</w:t>
+      </w:r>
+    </w:p>
+    <w:p>
+      <w:pPr>
+        <w:pStyle w:val="ListParagraph"/>
+        <w:ind w:left="1440"/>
+      </w:pPr>
+    </w:p>
+    <w:p>
+      <w:pPr>
+        <w:pStyle w:val="ListParagraph"/>
+        <w:ind w:left="1440"/>
+      </w:pPr>
+      <w:r>
+        <w:t>&lt;dependency&gt;</w:t>
+      </w:r>
+    </w:p>
+    <w:p>
+      <w:pPr>
+        <w:pStyle w:val="ListParagraph"/>
+        <w:ind w:left="1440"/>
+      </w:pPr>
+      <w:r>
+        <w:t xml:space="preserve">    &lt;groupId&gt;io.springfox&lt;/groupId&gt;</w:t>
+      </w:r>
+    </w:p>
+    <w:p>
+      <w:pPr>
+        <w:pStyle w:val="ListParagraph"/>
+        <w:ind w:left="1440"/>
+      </w:pPr>
+      <w:r>
+        <w:t xml:space="preserve">    &lt;artifactId&gt;springfox-boot-starter&lt;/artifactId&gt;</w:t>
+      </w:r>
+    </w:p>
+    <w:p>
+      <w:pPr>
+        <w:pStyle w:val="ListParagraph"/>
+        <w:ind w:left="1440"/>
+      </w:pPr>
+      <w:r>
+        <w:t xml:space="preserve">    &lt;version&gt;3.0.0&lt;/version&gt;</w:t>
+      </w:r>
+    </w:p>
+    <w:p>
+      <w:pPr>
+        <w:pStyle w:val="ListParagraph"/>
+        <w:ind w:left="1440"/>
+      </w:pPr>
+      <w:r>
+        <w:t>&lt;/dependency&gt;</w:t>
+      </w:r>
+    </w:p>
+    <w:p>
+      <w:pPr>
+        <w:pStyle w:val="ListParagraph"/>
+        <w:ind w:left="1440"/>
+      </w:pPr>
+    </w:p>
+    <w:p>
+      <w:pPr>
+        <w:pStyle w:val="ListParagraph"/>
+        <w:ind w:left="1440"/>
+      </w:pPr>
+    </w:p>
+    <w:p>
+      <w:pPr>
+        <w:pStyle w:val="ListParagraph"/>
+        <w:ind w:left="1440"/>
+      </w:pPr>
+    </w:p>
+    <w:p>
+      <w:pPr>
+        <w:pStyle w:val="ListParagraph"/>
+        <w:ind w:left="1440"/>
+      </w:pPr>
+      <w:r>
+        <w:t>@Configuration</w:t>
+      </w:r>
+    </w:p>
+    <w:p>
+      <w:pPr>
+        <w:pStyle w:val="ListParagraph"/>
+        <w:ind w:left="1440"/>
+      </w:pPr>
+      <w:r>
+        <w:t>@EnableSwagger2</w:t>
+      </w:r>
+    </w:p>
+    <w:p>
+      <w:pPr>
+        <w:pStyle w:val="ListParagraph"/>
+        <w:ind w:left="1440"/>
+      </w:pPr>
+    </w:p>
+    <w:p>
+      <w:pPr>
+        <w:pStyle w:val="ListParagraph"/>
+        <w:ind w:left="1440"/>
+      </w:pPr>
+      <w:r>
+        <w:t>in application.properties:</w:t>
+      </w:r>
+    </w:p>
+    <w:p>
+      <w:pPr>
+        <w:pStyle w:val="ListParagraph"/>
+        <w:ind w:left="1440"/>
+      </w:pPr>
+      <w:r>
+        <w:t>spring.mvc.pathmatch.matching-strategy=ant-path-matcher</w:t>
+      </w:r>
+    </w:p>
+    <w:p>
+      <w:pPr>
+        <w:pStyle w:val="ListParagraph"/>
+        <w:ind w:left="1440"/>
+      </w:pPr>
+    </w:p>
+    <w:p>
+      <w:pPr>
+        <w:pStyle w:val="ListParagraph"/>
+        <w:ind w:left="1440"/>
+      </w:pPr>
+    </w:p>
+    <w:p>
+      <w:pPr>
+        <w:pStyle w:val="ListParagraph"/>
+        <w:ind w:left="1440"/>
+      </w:pPr>
+      <w:r>
+        <w:t>http://localhost:8080/swagger-ui/</w:t>
+      </w:r>
     </w:p>
     <w:sectPr>
       <w:pgSz w:w="11906" w:h="16838"/>
@@ -7032,6 +7523,95 @@
     </w:lvl>
   </w:abstractNum>
   <w:abstractNum w:abstractNumId="33" w15:restartNumberingAfterBreak="0">
+    <w:nsid w:val="68F71855"/>
+    <w:multiLevelType w:val="hybridMultilevel"/>
+    <w:tmpl w:val="60FC089A"/>
+    <w:lvl w:ilvl="0" w:tplc="697E8EDE">
+      <w:start w:val="1"/>
+      <w:numFmt w:val="decimal"/>
+      <w:lvlText w:val="%1)"/>
+      <w:lvlJc w:val="left"/>
+      <w:pPr>
+        <w:ind w:left="1440" w:hanging="360"/>
+      </w:pPr>
+      <w:rPr>
+        <w:rFonts w:hint="default"/>
+      </w:rPr>
+    </w:lvl>
+    <w:lvl w:ilvl="1" w:tplc="40090019" w:tentative="1">
+      <w:start w:val="1"/>
+      <w:numFmt w:val="lowerLetter"/>
+      <w:lvlText w:val="%2."/>
+      <w:lvlJc w:val="left"/>
+      <w:pPr>
+        <w:ind w:left="2160" w:hanging="360"/>
+      </w:pPr>
+    </w:lvl>
+    <w:lvl w:ilvl="2" w:tplc="4009001B" w:tentative="1">
+      <w:start w:val="1"/>
+      <w:numFmt w:val="lowerRoman"/>
+      <w:lvlText w:val="%3."/>
+      <w:lvlJc w:val="right"/>
+      <w:pPr>
+        <w:ind w:left="2880" w:hanging="180"/>
+      </w:pPr>
+    </w:lvl>
+    <w:lvl w:ilvl="3" w:tplc="4009000F" w:tentative="1">
+      <w:start w:val="1"/>
+      <w:numFmt w:val="decimal"/>
+      <w:lvlText w:val="%4."/>
+      <w:lvlJc w:val="left"/>
+      <w:pPr>
+        <w:ind w:left="3600" w:hanging="360"/>
+      </w:pPr>
+    </w:lvl>
+    <w:lvl w:ilvl="4" w:tplc="40090019" w:tentative="1">
+      <w:start w:val="1"/>
+      <w:numFmt w:val="lowerLetter"/>
+      <w:lvlText w:val="%5."/>
+      <w:lvlJc w:val="left"/>
+      <w:pPr>
+        <w:ind w:left="4320" w:hanging="360"/>
+      </w:pPr>
+    </w:lvl>
+    <w:lvl w:ilvl="5" w:tplc="4009001B" w:tentative="1">
+      <w:start w:val="1"/>
+      <w:numFmt w:val="lowerRoman"/>
+      <w:lvlText w:val="%6."/>
+      <w:lvlJc w:val="right"/>
+      <w:pPr>
+        <w:ind w:left="5040" w:hanging="180"/>
+      </w:pPr>
+    </w:lvl>
+    <w:lvl w:ilvl="6" w:tplc="4009000F" w:tentative="1">
+      <w:start w:val="1"/>
+      <w:numFmt w:val="decimal"/>
+      <w:lvlText w:val="%7."/>
+      <w:lvlJc w:val="left"/>
+      <w:pPr>
+        <w:ind w:left="5760" w:hanging="360"/>
+      </w:pPr>
+    </w:lvl>
+    <w:lvl w:ilvl="7" w:tplc="40090019" w:tentative="1">
+      <w:start w:val="1"/>
+      <w:numFmt w:val="lowerLetter"/>
+      <w:lvlText w:val="%8."/>
+      <w:lvlJc w:val="left"/>
+      <w:pPr>
+        <w:ind w:left="6480" w:hanging="360"/>
+      </w:pPr>
+    </w:lvl>
+    <w:lvl w:ilvl="8" w:tplc="4009001B" w:tentative="1">
+      <w:start w:val="1"/>
+      <w:numFmt w:val="lowerRoman"/>
+      <w:lvlText w:val="%9."/>
+      <w:lvlJc w:val="right"/>
+      <w:pPr>
+        <w:ind w:left="7200" w:hanging="180"/>
+      </w:pPr>
+    </w:lvl>
+  </w:abstractNum>
+  <w:abstractNum w:abstractNumId="34" w15:restartNumberingAfterBreak="0">
     <w:nsid w:val="69967D90"/>
     <w:multiLevelType w:val="hybridMultilevel"/>
     <w:tmpl w:val="1F2AE446"/>
@@ -7120,7 +7700,7 @@
       </w:pPr>
     </w:lvl>
   </w:abstractNum>
-  <w:abstractNum w:abstractNumId="34" w15:restartNumberingAfterBreak="0">
+  <w:abstractNum w:abstractNumId="35" w15:restartNumberingAfterBreak="0">
     <w:nsid w:val="6A39648A"/>
     <w:multiLevelType w:val="hybridMultilevel"/>
     <w:tmpl w:val="E7B24DF4"/>
@@ -7209,7 +7789,7 @@
       </w:pPr>
     </w:lvl>
   </w:abstractNum>
-  <w:abstractNum w:abstractNumId="35" w15:restartNumberingAfterBreak="0">
+  <w:abstractNum w:abstractNumId="36" w15:restartNumberingAfterBreak="0">
     <w:nsid w:val="6CA40C25"/>
     <w:multiLevelType w:val="hybridMultilevel"/>
     <w:tmpl w:val="D3AAAF3E"/>
@@ -7298,7 +7878,7 @@
       </w:pPr>
     </w:lvl>
   </w:abstractNum>
-  <w:abstractNum w:abstractNumId="36" w15:restartNumberingAfterBreak="0">
+  <w:abstractNum w:abstractNumId="37" w15:restartNumberingAfterBreak="0">
     <w:nsid w:val="6E4C1B67"/>
     <w:multiLevelType w:val="hybridMultilevel"/>
     <w:tmpl w:val="CAD033F6"/>
@@ -7387,7 +7967,7 @@
       </w:pPr>
     </w:lvl>
   </w:abstractNum>
-  <w:abstractNum w:abstractNumId="37" w15:restartNumberingAfterBreak="0">
+  <w:abstractNum w:abstractNumId="38" w15:restartNumberingAfterBreak="0">
     <w:nsid w:val="78D66A19"/>
     <w:multiLevelType w:val="hybridMultilevel"/>
     <w:tmpl w:val="4862567A"/>
@@ -7537,7 +8117,7 @@
     <w:abstractNumId w:val="2"/>
   </w:num>
   <w:num w:numId="21">
-    <w:abstractNumId w:val="36"/>
+    <w:abstractNumId w:val="37"/>
   </w:num>
   <w:num w:numId="22">
     <w:abstractNumId w:val="5"/>
@@ -7546,10 +8126,10 @@
     <w:abstractNumId w:val="27"/>
   </w:num>
   <w:num w:numId="24">
-    <w:abstractNumId w:val="37"/>
+    <w:abstractNumId w:val="38"/>
   </w:num>
   <w:num w:numId="25">
-    <w:abstractNumId w:val="33"/>
+    <w:abstractNumId w:val="34"/>
   </w:num>
   <w:num w:numId="26">
     <w:abstractNumId w:val="26"/>
@@ -7564,7 +8144,7 @@
     <w:abstractNumId w:val="4"/>
   </w:num>
   <w:num w:numId="30">
-    <w:abstractNumId w:val="34"/>
+    <w:abstractNumId w:val="35"/>
   </w:num>
   <w:num w:numId="31">
     <w:abstractNumId w:val="20"/>
@@ -7588,7 +8168,10 @@
     <w:abstractNumId w:val="1"/>
   </w:num>
   <w:num w:numId="38">
-    <w:abstractNumId w:val="35"/>
+    <w:abstractNumId w:val="36"/>
+  </w:num>
+  <w:num w:numId="39">
+    <w:abstractNumId w:val="33"/>
   </w:num>
 </w:numbering>
 </file>

--- a/notes_02Jun2023.docx
+++ b/notes_02Jun2023.docx
@@ -179,12 +179,14 @@
           <w:lang w:val="en-US"/>
         </w:rPr>
       </w:pPr>
+      <w:proofErr w:type="spellStart"/>
       <w:r>
         <w:rPr>
           <w:lang w:val="en-US"/>
         </w:rPr>
         <w:t>JoinPoint</w:t>
       </w:r>
+      <w:proofErr w:type="spellEnd"/>
       <w:r>
         <w:rPr>
           <w:lang w:val="en-US"/>
@@ -227,8 +229,16 @@
           <w:lang w:val="en-US"/>
         </w:rPr>
         <w:tab/>
-        <w:t>is in SPeL</w:t>
-      </w:r>
+        <w:t xml:space="preserve">is in </w:t>
+      </w:r>
+      <w:proofErr w:type="spellStart"/>
+      <w:r>
+        <w:rPr>
+          <w:lang w:val="en-US"/>
+        </w:rPr>
+        <w:t>SPeL</w:t>
+      </w:r>
+      <w:proofErr w:type="spellEnd"/>
       <w:r>
         <w:rPr>
           <w:lang w:val="en-US"/>
@@ -266,7 +276,21 @@
         <w:rPr>
           <w:lang w:val="en-US"/>
         </w:rPr>
-        <w:t>Create a maven project “Quickstart” archetype “02-jun-aop-xml-1”</w:t>
+        <w:t>Create a maven project “</w:t>
+      </w:r>
+      <w:proofErr w:type="spellStart"/>
+      <w:r>
+        <w:rPr>
+          <w:lang w:val="en-US"/>
+        </w:rPr>
+        <w:t>Quickstart</w:t>
+      </w:r>
+      <w:proofErr w:type="spellEnd"/>
+      <w:r>
+        <w:rPr>
+          <w:lang w:val="en-US"/>
+        </w:rPr>
+        <w:t>” archetype “02-jun-aop-xml-1”</w:t>
       </w:r>
     </w:p>
     <w:p>
@@ -315,7 +339,49 @@
           <w:lang w:val="en-US"/>
         </w:rPr>
         <w:tab/>
-        <w:t>&lt;groupId&gt;org.springframework&lt;/groupId&gt;</w:t>
+        <w:t>&lt;</w:t>
+      </w:r>
+      <w:proofErr w:type="spellStart"/>
+      <w:r>
+        <w:rPr>
+          <w:lang w:val="en-US"/>
+        </w:rPr>
+        <w:t>groupId</w:t>
+      </w:r>
+      <w:proofErr w:type="spellEnd"/>
+      <w:r>
+        <w:rPr>
+          <w:lang w:val="en-US"/>
+        </w:rPr>
+        <w:t>&gt;</w:t>
+      </w:r>
+      <w:proofErr w:type="spellStart"/>
+      <w:r>
+        <w:rPr>
+          <w:lang w:val="en-US"/>
+        </w:rPr>
+        <w:t>org.springframework</w:t>
+      </w:r>
+      <w:proofErr w:type="spellEnd"/>
+      <w:r>
+        <w:rPr>
+          <w:lang w:val="en-US"/>
+        </w:rPr>
+        <w:t>&lt;/</w:t>
+      </w:r>
+      <w:proofErr w:type="spellStart"/>
+      <w:r>
+        <w:rPr>
+          <w:lang w:val="en-US"/>
+        </w:rPr>
+        <w:t>groupId</w:t>
+      </w:r>
+      <w:proofErr w:type="spellEnd"/>
+      <w:r>
+        <w:rPr>
+          <w:lang w:val="en-US"/>
+        </w:rPr>
+        <w:t>&gt;</w:t>
       </w:r>
     </w:p>
     <w:p>
@@ -331,7 +397,35 @@
           <w:lang w:val="en-US"/>
         </w:rPr>
         <w:tab/>
-        <w:t>&lt;artifactId&gt;spring-context&lt;/artifactId&gt;</w:t>
+        <w:t>&lt;</w:t>
+      </w:r>
+      <w:proofErr w:type="spellStart"/>
+      <w:r>
+        <w:rPr>
+          <w:lang w:val="en-US"/>
+        </w:rPr>
+        <w:t>artifactId</w:t>
+      </w:r>
+      <w:proofErr w:type="spellEnd"/>
+      <w:r>
+        <w:rPr>
+          <w:lang w:val="en-US"/>
+        </w:rPr>
+        <w:t>&gt;spring-context&lt;/</w:t>
+      </w:r>
+      <w:proofErr w:type="spellStart"/>
+      <w:r>
+        <w:rPr>
+          <w:lang w:val="en-US"/>
+        </w:rPr>
+        <w:t>artifactId</w:t>
+      </w:r>
+      <w:proofErr w:type="spellEnd"/>
+      <w:r>
+        <w:rPr>
+          <w:lang w:val="en-US"/>
+        </w:rPr>
+        <w:t>&gt;</w:t>
       </w:r>
     </w:p>
     <w:p>
@@ -347,7 +441,21 @@
           <w:lang w:val="en-US"/>
         </w:rPr>
         <w:tab/>
-        <w:t>&lt;version&gt;4.3.6.RELEASE&lt;/version&gt;</w:t>
+        <w:t>&lt;version&gt;4.3.</w:t>
+      </w:r>
+      <w:proofErr w:type="gramStart"/>
+      <w:r>
+        <w:rPr>
+          <w:lang w:val="en-US"/>
+        </w:rPr>
+        <w:t>6.RELEASE</w:t>
+      </w:r>
+      <w:proofErr w:type="gramEnd"/>
+      <w:r>
+        <w:rPr>
+          <w:lang w:val="en-US"/>
+        </w:rPr>
+        <w:t>&lt;/version&gt;</w:t>
       </w:r>
     </w:p>
     <w:p>
@@ -428,37 +536,83 @@
         <w:rPr>
           <w:lang w:val="en-US"/>
         </w:rPr>
-        <w:t>&lt;beans xmlns = "http://www.springframework.org/schema/beans"</w:t>
-      </w:r>
-    </w:p>
-    <w:p>
-      <w:pPr>
-        <w:pStyle w:val="ListParagraph"/>
-        <w:ind w:left="1080"/>
-        <w:rPr>
-          <w:lang w:val="en-US"/>
-        </w:rPr>
-      </w:pPr>
-      <w:r>
-        <w:rPr>
-          <w:lang w:val="en-US"/>
-        </w:rPr>
-        <w:t xml:space="preserve">   xmlns:xsi = "http://www.w3.org/2001/XMLSchema-instance"</w:t>
-      </w:r>
-    </w:p>
-    <w:p>
-      <w:pPr>
-        <w:pStyle w:val="ListParagraph"/>
-        <w:ind w:left="1080"/>
-        <w:rPr>
-          <w:lang w:val="en-US"/>
-        </w:rPr>
-      </w:pPr>
-      <w:r>
-        <w:rPr>
-          <w:lang w:val="en-US"/>
-        </w:rPr>
-        <w:t xml:space="preserve">   xsi:schemaLocation = "http://www.springframework.org/schema/beans</w:t>
+        <w:t xml:space="preserve">&lt;beans </w:t>
+      </w:r>
+      <w:proofErr w:type="spellStart"/>
+      <w:r>
+        <w:rPr>
+          <w:lang w:val="en-US"/>
+        </w:rPr>
+        <w:t>xmlns</w:t>
+      </w:r>
+      <w:proofErr w:type="spellEnd"/>
+      <w:r>
+        <w:rPr>
+          <w:lang w:val="en-US"/>
+        </w:rPr>
+        <w:t xml:space="preserve"> = "http://www.springframework.org/schema/beans"</w:t>
+      </w:r>
+    </w:p>
+    <w:p>
+      <w:pPr>
+        <w:pStyle w:val="ListParagraph"/>
+        <w:ind w:left="1080"/>
+        <w:rPr>
+          <w:lang w:val="en-US"/>
+        </w:rPr>
+      </w:pPr>
+      <w:r>
+        <w:rPr>
+          <w:lang w:val="en-US"/>
+        </w:rPr>
+        <w:t xml:space="preserve">   </w:t>
+      </w:r>
+      <w:proofErr w:type="spellStart"/>
+      <w:proofErr w:type="gramStart"/>
+      <w:r>
+        <w:rPr>
+          <w:lang w:val="en-US"/>
+        </w:rPr>
+        <w:t>xmlns:xsi</w:t>
+      </w:r>
+      <w:proofErr w:type="spellEnd"/>
+      <w:proofErr w:type="gramEnd"/>
+      <w:r>
+        <w:rPr>
+          <w:lang w:val="en-US"/>
+        </w:rPr>
+        <w:t xml:space="preserve"> = "http://www.w3.org/2001/XMLSchema-instance"</w:t>
+      </w:r>
+    </w:p>
+    <w:p>
+      <w:pPr>
+        <w:pStyle w:val="ListParagraph"/>
+        <w:ind w:left="1080"/>
+        <w:rPr>
+          <w:lang w:val="en-US"/>
+        </w:rPr>
+      </w:pPr>
+      <w:r>
+        <w:rPr>
+          <w:lang w:val="en-US"/>
+        </w:rPr>
+        <w:t xml:space="preserve">   </w:t>
+      </w:r>
+      <w:proofErr w:type="spellStart"/>
+      <w:proofErr w:type="gramStart"/>
+      <w:r>
+        <w:rPr>
+          <w:lang w:val="en-US"/>
+        </w:rPr>
+        <w:t>xsi:schemaLocation</w:t>
+      </w:r>
+      <w:proofErr w:type="spellEnd"/>
+      <w:proofErr w:type="gramEnd"/>
+      <w:r>
+        <w:rPr>
+          <w:lang w:val="en-US"/>
+        </w:rPr>
+        <w:t xml:space="preserve"> = "http://www.springframework.org/schema/beans</w:t>
       </w:r>
     </w:p>
     <w:p>
@@ -538,26 +692,50 @@
           <w:lang w:val="en-US"/>
         </w:rPr>
       </w:pPr>
-      <w:r>
-        <w:rPr>
-          <w:lang w:val="en-US"/>
-        </w:rPr>
-        <w:t>Lets create a bean class “Bank” with methods: withdraw and deposit</w:t>
-      </w:r>
-    </w:p>
-    <w:p>
-      <w:pPr>
-        <w:pStyle w:val="ListParagraph"/>
-        <w:ind w:left="1080"/>
-        <w:rPr>
-          <w:lang w:val="en-US"/>
-        </w:rPr>
-      </w:pPr>
-      <w:r>
-        <w:rPr>
-          <w:lang w:val="en-US"/>
-        </w:rPr>
-        <w:t>package com.ust.aop.model;</w:t>
+      <w:proofErr w:type="gramStart"/>
+      <w:r>
+        <w:rPr>
+          <w:lang w:val="en-US"/>
+        </w:rPr>
+        <w:t>Lets</w:t>
+      </w:r>
+      <w:proofErr w:type="gramEnd"/>
+      <w:r>
+        <w:rPr>
+          <w:lang w:val="en-US"/>
+        </w:rPr>
+        <w:t xml:space="preserve"> create a bean class “Bank” with methods: withdraw and deposit</w:t>
+      </w:r>
+    </w:p>
+    <w:p>
+      <w:pPr>
+        <w:pStyle w:val="ListParagraph"/>
+        <w:ind w:left="1080"/>
+        <w:rPr>
+          <w:lang w:val="en-US"/>
+        </w:rPr>
+      </w:pPr>
+      <w:r>
+        <w:rPr>
+          <w:lang w:val="en-US"/>
+        </w:rPr>
+        <w:t xml:space="preserve">package </w:t>
+      </w:r>
+      <w:proofErr w:type="spellStart"/>
+      <w:proofErr w:type="gramStart"/>
+      <w:r>
+        <w:rPr>
+          <w:lang w:val="en-US"/>
+        </w:rPr>
+        <w:t>com.ust.aop.model</w:t>
+      </w:r>
+      <w:proofErr w:type="spellEnd"/>
+      <w:proofErr w:type="gramEnd"/>
+      <w:r>
+        <w:rPr>
+          <w:lang w:val="en-US"/>
+        </w:rPr>
+        <w:t>;</w:t>
       </w:r>
     </w:p>
     <w:p>
@@ -597,7 +775,21 @@
           <w:lang w:val="en-US"/>
         </w:rPr>
         <w:tab/>
-        <w:t>public void withdraw()</w:t>
+        <w:t xml:space="preserve">public void </w:t>
+      </w:r>
+      <w:proofErr w:type="gramStart"/>
+      <w:r>
+        <w:rPr>
+          <w:lang w:val="en-US"/>
+        </w:rPr>
+        <w:t>withdraw(</w:t>
+      </w:r>
+      <w:proofErr w:type="gramEnd"/>
+      <w:r>
+        <w:rPr>
+          <w:lang w:val="en-US"/>
+        </w:rPr>
+        <w:t>)</w:t>
       </w:r>
     </w:p>
     <w:p>
@@ -635,7 +827,20 @@
           <w:lang w:val="en-US"/>
         </w:rPr>
         <w:tab/>
-        <w:t>System.out.println("withdraw: Remember to collect the cash");</w:t>
+      </w:r>
+      <w:proofErr w:type="spellStart"/>
+      <w:r>
+        <w:rPr>
+          <w:lang w:val="en-US"/>
+        </w:rPr>
+        <w:t>System.out.println</w:t>
+      </w:r>
+      <w:proofErr w:type="spellEnd"/>
+      <w:r>
+        <w:rPr>
+          <w:lang w:val="en-US"/>
+        </w:rPr>
+        <w:t>("withdraw: Remember to collect the cash");</w:t>
       </w:r>
     </w:p>
     <w:p>
@@ -682,7 +887,21 @@
           <w:lang w:val="en-US"/>
         </w:rPr>
         <w:tab/>
-        <w:t>public void deposit()</w:t>
+        <w:t xml:space="preserve">public void </w:t>
+      </w:r>
+      <w:proofErr w:type="gramStart"/>
+      <w:r>
+        <w:rPr>
+          <w:lang w:val="en-US"/>
+        </w:rPr>
+        <w:t>deposit(</w:t>
+      </w:r>
+      <w:proofErr w:type="gramEnd"/>
+      <w:r>
+        <w:rPr>
+          <w:lang w:val="en-US"/>
+        </w:rPr>
+        <w:t>)</w:t>
       </w:r>
     </w:p>
     <w:p>
@@ -720,7 +939,20 @@
           <w:lang w:val="en-US"/>
         </w:rPr>
         <w:tab/>
-        <w:t>System.out.println("deposit: Thank you for banking with us.");</w:t>
+      </w:r>
+      <w:proofErr w:type="spellStart"/>
+      <w:r>
+        <w:rPr>
+          <w:lang w:val="en-US"/>
+        </w:rPr>
+        <w:t>System.out.println</w:t>
+      </w:r>
+      <w:proofErr w:type="spellEnd"/>
+      <w:r>
+        <w:rPr>
+          <w:lang w:val="en-US"/>
+        </w:rPr>
+        <w:t>("deposit: Thank you for banking with us.");</w:t>
       </w:r>
     </w:p>
     <w:p>
@@ -794,7 +1026,29 @@
           <w:lang w:val="en-US"/>
         </w:rPr>
         <w:tab/>
-        <w:t>&lt;bean id="bank" class="com.ust.aop.model.Bank"&gt;</w:t>
+        <w:t>&lt;bean id="bank" class="</w:t>
+      </w:r>
+      <w:proofErr w:type="spellStart"/>
+      <w:proofErr w:type="gramStart"/>
+      <w:r>
+        <w:rPr>
+          <w:lang w:val="en-US"/>
+        </w:rPr>
+        <w:t>com.ust.aop.model</w:t>
+      </w:r>
+      <w:proofErr w:type="gramEnd"/>
+      <w:r>
+        <w:rPr>
+          <w:lang w:val="en-US"/>
+        </w:rPr>
+        <w:t>.Bank</w:t>
+      </w:r>
+      <w:proofErr w:type="spellEnd"/>
+      <w:r>
+        <w:rPr>
+          <w:lang w:val="en-US"/>
+        </w:rPr>
+        <w:t>"&gt;</w:t>
       </w:r>
     </w:p>
     <w:p>
@@ -833,11 +1087,33 @@
           <w:lang w:val="en-US"/>
         </w:rPr>
       </w:pPr>
-      <w:r>
-        <w:rPr>
-          <w:lang w:val="en-US"/>
-        </w:rPr>
-        <w:t>Lets create Aspect class “RBIAspect”</w:t>
+      <w:proofErr w:type="gramStart"/>
+      <w:r>
+        <w:rPr>
+          <w:lang w:val="en-US"/>
+        </w:rPr>
+        <w:t>Lets</w:t>
+      </w:r>
+      <w:proofErr w:type="gramEnd"/>
+      <w:r>
+        <w:rPr>
+          <w:lang w:val="en-US"/>
+        </w:rPr>
+        <w:t xml:space="preserve"> create Aspect class “</w:t>
+      </w:r>
+      <w:proofErr w:type="spellStart"/>
+      <w:r>
+        <w:rPr>
+          <w:lang w:val="en-US"/>
+        </w:rPr>
+        <w:t>RBIAspect</w:t>
+      </w:r>
+      <w:proofErr w:type="spellEnd"/>
+      <w:r>
+        <w:rPr>
+          <w:lang w:val="en-US"/>
+        </w:rPr>
+        <w:t>”</w:t>
       </w:r>
     </w:p>
     <w:p>
@@ -852,7 +1128,57 @@
         <w:rPr>
           <w:lang w:val="en-US"/>
         </w:rPr>
-        <w:t>Create methods like validatePin(), checkBalance(), printReceipt()</w:t>
+        <w:t xml:space="preserve">Create methods like </w:t>
+      </w:r>
+      <w:proofErr w:type="spellStart"/>
+      <w:proofErr w:type="gramStart"/>
+      <w:r>
+        <w:rPr>
+          <w:lang w:val="en-US"/>
+        </w:rPr>
+        <w:t>validatePin</w:t>
+      </w:r>
+      <w:proofErr w:type="spellEnd"/>
+      <w:r>
+        <w:rPr>
+          <w:lang w:val="en-US"/>
+        </w:rPr>
+        <w:t>(</w:t>
+      </w:r>
+      <w:proofErr w:type="gramEnd"/>
+      <w:r>
+        <w:rPr>
+          <w:lang w:val="en-US"/>
+        </w:rPr>
+        <w:t xml:space="preserve">), </w:t>
+      </w:r>
+      <w:proofErr w:type="spellStart"/>
+      <w:r>
+        <w:rPr>
+          <w:lang w:val="en-US"/>
+        </w:rPr>
+        <w:t>checkBalance</w:t>
+      </w:r>
+      <w:proofErr w:type="spellEnd"/>
+      <w:r>
+        <w:rPr>
+          <w:lang w:val="en-US"/>
+        </w:rPr>
+        <w:t xml:space="preserve">(), </w:t>
+      </w:r>
+      <w:proofErr w:type="spellStart"/>
+      <w:r>
+        <w:rPr>
+          <w:lang w:val="en-US"/>
+        </w:rPr>
+        <w:t>printReceipt</w:t>
+      </w:r>
+      <w:proofErr w:type="spellEnd"/>
+      <w:r>
+        <w:rPr>
+          <w:lang w:val="en-US"/>
+        </w:rPr>
+        <w:t>()</w:t>
       </w:r>
     </w:p>
     <w:p>
@@ -867,7 +1193,23 @@
         <w:rPr>
           <w:lang w:val="en-US"/>
         </w:rPr>
-        <w:t>package com.ust.aop.aspect;</w:t>
+        <w:t xml:space="preserve">package </w:t>
+      </w:r>
+      <w:proofErr w:type="spellStart"/>
+      <w:proofErr w:type="gramStart"/>
+      <w:r>
+        <w:rPr>
+          <w:lang w:val="en-US"/>
+        </w:rPr>
+        <w:t>com.ust.aop.aspect</w:t>
+      </w:r>
+      <w:proofErr w:type="spellEnd"/>
+      <w:proofErr w:type="gramEnd"/>
+      <w:r>
+        <w:rPr>
+          <w:lang w:val="en-US"/>
+        </w:rPr>
+        <w:t>;</w:t>
       </w:r>
     </w:p>
     <w:p>
@@ -891,7 +1233,21 @@
         <w:rPr>
           <w:lang w:val="en-US"/>
         </w:rPr>
-        <w:t>public class RBIAspect {</w:t>
+        <w:t xml:space="preserve">public class </w:t>
+      </w:r>
+      <w:proofErr w:type="spellStart"/>
+      <w:r>
+        <w:rPr>
+          <w:lang w:val="en-US"/>
+        </w:rPr>
+        <w:t>RBIAspect</w:t>
+      </w:r>
+      <w:proofErr w:type="spellEnd"/>
+      <w:r>
+        <w:rPr>
+          <w:lang w:val="en-US"/>
+        </w:rPr>
+        <w:t xml:space="preserve"> {</w:t>
       </w:r>
     </w:p>
     <w:p>
@@ -907,7 +1263,29 @@
           <w:lang w:val="en-US"/>
         </w:rPr>
         <w:tab/>
-        <w:t>public void validatePin() {</w:t>
+        <w:t xml:space="preserve">public void </w:t>
+      </w:r>
+      <w:proofErr w:type="spellStart"/>
+      <w:proofErr w:type="gramStart"/>
+      <w:r>
+        <w:rPr>
+          <w:lang w:val="en-US"/>
+        </w:rPr>
+        <w:t>validatePin</w:t>
+      </w:r>
+      <w:proofErr w:type="spellEnd"/>
+      <w:r>
+        <w:rPr>
+          <w:lang w:val="en-US"/>
+        </w:rPr>
+        <w:t>(</w:t>
+      </w:r>
+      <w:proofErr w:type="gramEnd"/>
+      <w:r>
+        <w:rPr>
+          <w:lang w:val="en-US"/>
+        </w:rPr>
+        <w:t>) {</w:t>
       </w:r>
     </w:p>
     <w:p>
@@ -929,7 +1307,20 @@
           <w:lang w:val="en-US"/>
         </w:rPr>
         <w:tab/>
-        <w:t>System.out.println("Pin number is validated...");</w:t>
+      </w:r>
+      <w:proofErr w:type="spellStart"/>
+      <w:r>
+        <w:rPr>
+          <w:lang w:val="en-US"/>
+        </w:rPr>
+        <w:t>System.out.println</w:t>
+      </w:r>
+      <w:proofErr w:type="spellEnd"/>
+      <w:r>
+        <w:rPr>
+          <w:lang w:val="en-US"/>
+        </w:rPr>
+        <w:t>("Pin number is validated...");</w:t>
       </w:r>
     </w:p>
     <w:p>
@@ -976,7 +1367,29 @@
           <w:lang w:val="en-US"/>
         </w:rPr>
         <w:tab/>
-        <w:t>public void checkBalance()</w:t>
+        <w:t xml:space="preserve">public void </w:t>
+      </w:r>
+      <w:proofErr w:type="spellStart"/>
+      <w:proofErr w:type="gramStart"/>
+      <w:r>
+        <w:rPr>
+          <w:lang w:val="en-US"/>
+        </w:rPr>
+        <w:t>checkBalance</w:t>
+      </w:r>
+      <w:proofErr w:type="spellEnd"/>
+      <w:r>
+        <w:rPr>
+          <w:lang w:val="en-US"/>
+        </w:rPr>
+        <w:t>(</w:t>
+      </w:r>
+      <w:proofErr w:type="gramEnd"/>
+      <w:r>
+        <w:rPr>
+          <w:lang w:val="en-US"/>
+        </w:rPr>
+        <w:t>)</w:t>
       </w:r>
     </w:p>
     <w:p>
@@ -1014,7 +1427,20 @@
           <w:lang w:val="en-US"/>
         </w:rPr>
         <w:tab/>
-        <w:t>System.out.println("Balance is checked and sufficient funds available");</w:t>
+      </w:r>
+      <w:proofErr w:type="spellStart"/>
+      <w:r>
+        <w:rPr>
+          <w:lang w:val="en-US"/>
+        </w:rPr>
+        <w:t>System.out.println</w:t>
+      </w:r>
+      <w:proofErr w:type="spellEnd"/>
+      <w:r>
+        <w:rPr>
+          <w:lang w:val="en-US"/>
+        </w:rPr>
+        <w:t>("Balance is checked and sufficient funds available");</w:t>
       </w:r>
     </w:p>
     <w:p>
@@ -1061,7 +1487,29 @@
           <w:lang w:val="en-US"/>
         </w:rPr>
         <w:tab/>
-        <w:t>public void printReceipt()</w:t>
+        <w:t xml:space="preserve">public void </w:t>
+      </w:r>
+      <w:proofErr w:type="spellStart"/>
+      <w:proofErr w:type="gramStart"/>
+      <w:r>
+        <w:rPr>
+          <w:lang w:val="en-US"/>
+        </w:rPr>
+        <w:t>printReceipt</w:t>
+      </w:r>
+      <w:proofErr w:type="spellEnd"/>
+      <w:r>
+        <w:rPr>
+          <w:lang w:val="en-US"/>
+        </w:rPr>
+        <w:t>(</w:t>
+      </w:r>
+      <w:proofErr w:type="gramEnd"/>
+      <w:r>
+        <w:rPr>
+          <w:lang w:val="en-US"/>
+        </w:rPr>
+        <w:t>)</w:t>
       </w:r>
     </w:p>
     <w:p>
@@ -1099,7 +1547,20 @@
           <w:lang w:val="en-US"/>
         </w:rPr>
         <w:tab/>
-        <w:t>System.out.println("Receipt is printed...");</w:t>
+      </w:r>
+      <w:proofErr w:type="spellStart"/>
+      <w:r>
+        <w:rPr>
+          <w:lang w:val="en-US"/>
+        </w:rPr>
+        <w:t>System.out.println</w:t>
+      </w:r>
+      <w:proofErr w:type="spellEnd"/>
+      <w:r>
+        <w:rPr>
+          <w:lang w:val="en-US"/>
+        </w:rPr>
+        <w:t>("Receipt is printed...");</w:t>
       </w:r>
     </w:p>
     <w:p>
@@ -1148,7 +1609,21 @@
         <w:rPr>
           <w:lang w:val="en-US"/>
         </w:rPr>
-        <w:t>In bean.xml, configure the RBIAspect class as an aspect</w:t>
+        <w:t xml:space="preserve">In bean.xml, configure the </w:t>
+      </w:r>
+      <w:proofErr w:type="spellStart"/>
+      <w:r>
+        <w:rPr>
+          <w:lang w:val="en-US"/>
+        </w:rPr>
+        <w:t>RBIAspect</w:t>
+      </w:r>
+      <w:proofErr w:type="spellEnd"/>
+      <w:r>
+        <w:rPr>
+          <w:lang w:val="en-US"/>
+        </w:rPr>
+        <w:t xml:space="preserve"> class as an aspect</w:t>
       </w:r>
     </w:p>
     <w:p>
@@ -1177,12 +1652,14 @@
           <w:lang w:val="en-US"/>
         </w:rPr>
       </w:pPr>
+      <w:proofErr w:type="spellStart"/>
       <w:r>
         <w:rPr>
           <w:lang w:val="en-US"/>
         </w:rPr>
         <w:t>Aspectjrt</w:t>
       </w:r>
+      <w:proofErr w:type="spellEnd"/>
       <w:r>
         <w:rPr>
           <w:lang w:val="en-US"/>
@@ -1201,12 +1678,14 @@
           <w:lang w:val="en-US"/>
         </w:rPr>
       </w:pPr>
+      <w:proofErr w:type="spellStart"/>
       <w:r>
         <w:rPr>
           <w:lang w:val="en-US"/>
         </w:rPr>
         <w:t>Aspectjweaver</w:t>
       </w:r>
+      <w:proofErr w:type="spellEnd"/>
     </w:p>
     <w:p>
       <w:pPr>
@@ -1219,12 +1698,14 @@
           <w:lang w:val="en-US"/>
         </w:rPr>
       </w:pPr>
+      <w:proofErr w:type="spellStart"/>
       <w:r>
         <w:rPr>
           <w:lang w:val="en-US"/>
         </w:rPr>
         <w:t>Aop</w:t>
       </w:r>
+      <w:proofErr w:type="spellEnd"/>
     </w:p>
     <w:p>
       <w:pPr>
@@ -1273,7 +1754,49 @@
           <w:lang w:val="en-US"/>
         </w:rPr>
         <w:tab/>
-        <w:t>&lt;groupId&gt;org.springframework&lt;/groupId&gt;</w:t>
+        <w:t>&lt;</w:t>
+      </w:r>
+      <w:proofErr w:type="spellStart"/>
+      <w:r>
+        <w:rPr>
+          <w:lang w:val="en-US"/>
+        </w:rPr>
+        <w:t>groupId</w:t>
+      </w:r>
+      <w:proofErr w:type="spellEnd"/>
+      <w:r>
+        <w:rPr>
+          <w:lang w:val="en-US"/>
+        </w:rPr>
+        <w:t>&gt;</w:t>
+      </w:r>
+      <w:proofErr w:type="spellStart"/>
+      <w:r>
+        <w:rPr>
+          <w:lang w:val="en-US"/>
+        </w:rPr>
+        <w:t>org.springframework</w:t>
+      </w:r>
+      <w:proofErr w:type="spellEnd"/>
+      <w:r>
+        <w:rPr>
+          <w:lang w:val="en-US"/>
+        </w:rPr>
+        <w:t>&lt;/</w:t>
+      </w:r>
+      <w:proofErr w:type="spellStart"/>
+      <w:r>
+        <w:rPr>
+          <w:lang w:val="en-US"/>
+        </w:rPr>
+        <w:t>groupId</w:t>
+      </w:r>
+      <w:proofErr w:type="spellEnd"/>
+      <w:r>
+        <w:rPr>
+          <w:lang w:val="en-US"/>
+        </w:rPr>
+        <w:t>&gt;</w:t>
       </w:r>
     </w:p>
     <w:p>
@@ -1301,7 +1824,49 @@
           <w:lang w:val="en-US"/>
         </w:rPr>
         <w:tab/>
-        <w:t>&lt;artifactId&gt;spring-aop&lt;/artifactId&gt;</w:t>
+        <w:t>&lt;</w:t>
+      </w:r>
+      <w:proofErr w:type="spellStart"/>
+      <w:r>
+        <w:rPr>
+          <w:lang w:val="en-US"/>
+        </w:rPr>
+        <w:t>artifactId</w:t>
+      </w:r>
+      <w:proofErr w:type="spellEnd"/>
+      <w:r>
+        <w:rPr>
+          <w:lang w:val="en-US"/>
+        </w:rPr>
+        <w:t>&gt;spring-</w:t>
+      </w:r>
+      <w:proofErr w:type="spellStart"/>
+      <w:r>
+        <w:rPr>
+          <w:lang w:val="en-US"/>
+        </w:rPr>
+        <w:t>aop</w:t>
+      </w:r>
+      <w:proofErr w:type="spellEnd"/>
+      <w:r>
+        <w:rPr>
+          <w:lang w:val="en-US"/>
+        </w:rPr>
+        <w:t>&lt;/</w:t>
+      </w:r>
+      <w:proofErr w:type="spellStart"/>
+      <w:r>
+        <w:rPr>
+          <w:lang w:val="en-US"/>
+        </w:rPr>
+        <w:t>artifactId</w:t>
+      </w:r>
+      <w:proofErr w:type="spellEnd"/>
+      <w:r>
+        <w:rPr>
+          <w:lang w:val="en-US"/>
+        </w:rPr>
+        <w:t>&gt;</w:t>
       </w:r>
     </w:p>
     <w:p>
@@ -1329,7 +1894,21 @@
           <w:lang w:val="en-US"/>
         </w:rPr>
         <w:tab/>
-        <w:t>&lt;version&gt;4.3.6.RELEASE&lt;/version&gt;</w:t>
+        <w:t>&lt;version&gt;4.3.</w:t>
+      </w:r>
+      <w:proofErr w:type="gramStart"/>
+      <w:r>
+        <w:rPr>
+          <w:lang w:val="en-US"/>
+        </w:rPr>
+        <w:t>6.RELEASE</w:t>
+      </w:r>
+      <w:proofErr w:type="gramEnd"/>
+      <w:r>
+        <w:rPr>
+          <w:lang w:val="en-US"/>
+        </w:rPr>
+        <w:t>&lt;/version&gt;</w:t>
       </w:r>
     </w:p>
     <w:p>
@@ -1401,7 +1980,49 @@
           <w:lang w:val="en-US"/>
         </w:rPr>
         <w:tab/>
-        <w:t>&lt;groupId&gt;org.aspectj&lt;/groupId&gt;</w:t>
+        <w:t>&lt;</w:t>
+      </w:r>
+      <w:proofErr w:type="spellStart"/>
+      <w:r>
+        <w:rPr>
+          <w:lang w:val="en-US"/>
+        </w:rPr>
+        <w:t>groupId</w:t>
+      </w:r>
+      <w:proofErr w:type="spellEnd"/>
+      <w:r>
+        <w:rPr>
+          <w:lang w:val="en-US"/>
+        </w:rPr>
+        <w:t>&gt;</w:t>
+      </w:r>
+      <w:proofErr w:type="spellStart"/>
+      <w:r>
+        <w:rPr>
+          <w:lang w:val="en-US"/>
+        </w:rPr>
+        <w:t>org.aspectj</w:t>
+      </w:r>
+      <w:proofErr w:type="spellEnd"/>
+      <w:r>
+        <w:rPr>
+          <w:lang w:val="en-US"/>
+        </w:rPr>
+        <w:t>&lt;/</w:t>
+      </w:r>
+      <w:proofErr w:type="spellStart"/>
+      <w:r>
+        <w:rPr>
+          <w:lang w:val="en-US"/>
+        </w:rPr>
+        <w:t>groupId</w:t>
+      </w:r>
+      <w:proofErr w:type="spellEnd"/>
+      <w:r>
+        <w:rPr>
+          <w:lang w:val="en-US"/>
+        </w:rPr>
+        <w:t>&gt;</w:t>
       </w:r>
     </w:p>
     <w:p>
@@ -1429,7 +2050,49 @@
           <w:lang w:val="en-US"/>
         </w:rPr>
         <w:tab/>
-        <w:t>&lt;artifactId&gt;aspectjrt&lt;/artifactId&gt;</w:t>
+        <w:t>&lt;</w:t>
+      </w:r>
+      <w:proofErr w:type="spellStart"/>
+      <w:r>
+        <w:rPr>
+          <w:lang w:val="en-US"/>
+        </w:rPr>
+        <w:t>artifactId</w:t>
+      </w:r>
+      <w:proofErr w:type="spellEnd"/>
+      <w:r>
+        <w:rPr>
+          <w:lang w:val="en-US"/>
+        </w:rPr>
+        <w:t>&gt;</w:t>
+      </w:r>
+      <w:proofErr w:type="spellStart"/>
+      <w:r>
+        <w:rPr>
+          <w:lang w:val="en-US"/>
+        </w:rPr>
+        <w:t>aspectjrt</w:t>
+      </w:r>
+      <w:proofErr w:type="spellEnd"/>
+      <w:r>
+        <w:rPr>
+          <w:lang w:val="en-US"/>
+        </w:rPr>
+        <w:t>&lt;/</w:t>
+      </w:r>
+      <w:proofErr w:type="spellStart"/>
+      <w:r>
+        <w:rPr>
+          <w:lang w:val="en-US"/>
+        </w:rPr>
+        <w:t>artifactId</w:t>
+      </w:r>
+      <w:proofErr w:type="spellEnd"/>
+      <w:r>
+        <w:rPr>
+          <w:lang w:val="en-US"/>
+        </w:rPr>
+        <w:t>&gt;</w:t>
       </w:r>
     </w:p>
     <w:p>
@@ -1529,7 +2192,49 @@
           <w:lang w:val="en-US"/>
         </w:rPr>
         <w:tab/>
-        <w:t>&lt;groupId&gt;org.aspectj&lt;/groupId&gt;</w:t>
+        <w:t>&lt;</w:t>
+      </w:r>
+      <w:proofErr w:type="spellStart"/>
+      <w:r>
+        <w:rPr>
+          <w:lang w:val="en-US"/>
+        </w:rPr>
+        <w:t>groupId</w:t>
+      </w:r>
+      <w:proofErr w:type="spellEnd"/>
+      <w:r>
+        <w:rPr>
+          <w:lang w:val="en-US"/>
+        </w:rPr>
+        <w:t>&gt;</w:t>
+      </w:r>
+      <w:proofErr w:type="spellStart"/>
+      <w:r>
+        <w:rPr>
+          <w:lang w:val="en-US"/>
+        </w:rPr>
+        <w:t>org.aspectj</w:t>
+      </w:r>
+      <w:proofErr w:type="spellEnd"/>
+      <w:r>
+        <w:rPr>
+          <w:lang w:val="en-US"/>
+        </w:rPr>
+        <w:t>&lt;/</w:t>
+      </w:r>
+      <w:proofErr w:type="spellStart"/>
+      <w:r>
+        <w:rPr>
+          <w:lang w:val="en-US"/>
+        </w:rPr>
+        <w:t>groupId</w:t>
+      </w:r>
+      <w:proofErr w:type="spellEnd"/>
+      <w:r>
+        <w:rPr>
+          <w:lang w:val="en-US"/>
+        </w:rPr>
+        <w:t>&gt;</w:t>
       </w:r>
     </w:p>
     <w:p>
@@ -1557,7 +2262,49 @@
           <w:lang w:val="en-US"/>
         </w:rPr>
         <w:tab/>
-        <w:t>&lt;artifactId&gt;aspectjweaver&lt;/artifactId&gt;</w:t>
+        <w:t>&lt;</w:t>
+      </w:r>
+      <w:proofErr w:type="spellStart"/>
+      <w:r>
+        <w:rPr>
+          <w:lang w:val="en-US"/>
+        </w:rPr>
+        <w:t>artifactId</w:t>
+      </w:r>
+      <w:proofErr w:type="spellEnd"/>
+      <w:r>
+        <w:rPr>
+          <w:lang w:val="en-US"/>
+        </w:rPr>
+        <w:t>&gt;</w:t>
+      </w:r>
+      <w:proofErr w:type="spellStart"/>
+      <w:r>
+        <w:rPr>
+          <w:lang w:val="en-US"/>
+        </w:rPr>
+        <w:t>aspectjweaver</w:t>
+      </w:r>
+      <w:proofErr w:type="spellEnd"/>
+      <w:r>
+        <w:rPr>
+          <w:lang w:val="en-US"/>
+        </w:rPr>
+        <w:t>&lt;/</w:t>
+      </w:r>
+      <w:proofErr w:type="spellStart"/>
+      <w:r>
+        <w:rPr>
+          <w:lang w:val="en-US"/>
+        </w:rPr>
+        <w:t>artifactId</w:t>
+      </w:r>
+      <w:proofErr w:type="spellEnd"/>
+      <w:r>
+        <w:rPr>
+          <w:lang w:val="en-US"/>
+        </w:rPr>
+        <w:t>&gt;</w:t>
       </w:r>
     </w:p>
     <w:p>
@@ -1643,8 +2390,30 @@
         <w:rPr>
           <w:lang w:val="en-US"/>
         </w:rPr>
-        <w:t>Import xmlns for aop</w:t>
-      </w:r>
+        <w:t xml:space="preserve">Import </w:t>
+      </w:r>
+      <w:proofErr w:type="spellStart"/>
+      <w:r>
+        <w:rPr>
+          <w:lang w:val="en-US"/>
+        </w:rPr>
+        <w:t>xmlns</w:t>
+      </w:r>
+      <w:proofErr w:type="spellEnd"/>
+      <w:r>
+        <w:rPr>
+          <w:lang w:val="en-US"/>
+        </w:rPr>
+        <w:t xml:space="preserve"> for </w:t>
+      </w:r>
+      <w:proofErr w:type="spellStart"/>
+      <w:r>
+        <w:rPr>
+          <w:lang w:val="en-US"/>
+        </w:rPr>
+        <w:t>aop</w:t>
+      </w:r>
+      <w:proofErr w:type="spellEnd"/>
     </w:p>
     <w:p>
       <w:pPr>
@@ -1701,7 +2470,21 @@
         <w:rPr>
           <w:lang w:val="en-US"/>
         </w:rPr>
-        <w:t>&lt;beans xmlns = "http://www.springframework.org/schema/beans"</w:t>
+        <w:t xml:space="preserve">&lt;beans </w:t>
+      </w:r>
+      <w:proofErr w:type="spellStart"/>
+      <w:r>
+        <w:rPr>
+          <w:lang w:val="en-US"/>
+        </w:rPr>
+        <w:t>xmlns</w:t>
+      </w:r>
+      <w:proofErr w:type="spellEnd"/>
+      <w:r>
+        <w:rPr>
+          <w:lang w:val="en-US"/>
+        </w:rPr>
+        <w:t xml:space="preserve"> = "http://www.springframework.org/schema/beans"</w:t>
       </w:r>
     </w:p>
     <w:p>
@@ -1716,7 +2499,23 @@
         <w:rPr>
           <w:lang w:val="en-US"/>
         </w:rPr>
-        <w:t xml:space="preserve">   xmlns:xsi = "http://www.w3.org/2001/XMLSchema-instance"</w:t>
+        <w:t xml:space="preserve">   </w:t>
+      </w:r>
+      <w:proofErr w:type="spellStart"/>
+      <w:proofErr w:type="gramStart"/>
+      <w:r>
+        <w:rPr>
+          <w:lang w:val="en-US"/>
+        </w:rPr>
+        <w:t>xmlns:xsi</w:t>
+      </w:r>
+      <w:proofErr w:type="spellEnd"/>
+      <w:proofErr w:type="gramEnd"/>
+      <w:r>
+        <w:rPr>
+          <w:lang w:val="en-US"/>
+        </w:rPr>
+        <w:t xml:space="preserve"> = "http://www.w3.org/2001/XMLSchema-instance"</w:t>
       </w:r>
     </w:p>
     <w:p>
@@ -1731,7 +2530,23 @@
         <w:rPr>
           <w:lang w:val="en-US"/>
         </w:rPr>
-        <w:t xml:space="preserve">   xmlns:aop="http://www.springframework.org/schema/aop"</w:t>
+        <w:t xml:space="preserve">   </w:t>
+      </w:r>
+      <w:proofErr w:type="spellStart"/>
+      <w:proofErr w:type="gramStart"/>
+      <w:r>
+        <w:rPr>
+          <w:lang w:val="en-US"/>
+        </w:rPr>
+        <w:t>xmlns:aop</w:t>
+      </w:r>
+      <w:proofErr w:type="spellEnd"/>
+      <w:proofErr w:type="gramEnd"/>
+      <w:r>
+        <w:rPr>
+          <w:lang w:val="en-US"/>
+        </w:rPr>
+        <w:t>="http://www.springframework.org/schema/aop"</w:t>
       </w:r>
     </w:p>
     <w:p>
@@ -1746,7 +2561,23 @@
         <w:rPr>
           <w:lang w:val="en-US"/>
         </w:rPr>
-        <w:t xml:space="preserve">   xsi:schemaLocation = "http://www.springframework.org/schema/beans</w:t>
+        <w:t xml:space="preserve">   </w:t>
+      </w:r>
+      <w:proofErr w:type="spellStart"/>
+      <w:proofErr w:type="gramStart"/>
+      <w:r>
+        <w:rPr>
+          <w:lang w:val="en-US"/>
+        </w:rPr>
+        <w:t>xsi:schemaLocation</w:t>
+      </w:r>
+      <w:proofErr w:type="spellEnd"/>
+      <w:proofErr w:type="gramEnd"/>
+      <w:r>
+        <w:rPr>
+          <w:lang w:val="en-US"/>
+        </w:rPr>
+        <w:t xml:space="preserve"> = "http://www.springframework.org/schema/beans</w:t>
       </w:r>
     </w:p>
     <w:p>
@@ -1831,7 +2662,21 @@
           <w:lang w:val="en-US"/>
         </w:rPr>
         <w:tab/>
-        <w:t>&lt;aop:config&gt;</w:t>
+        <w:t>&lt;</w:t>
+      </w:r>
+      <w:proofErr w:type="spellStart"/>
+      <w:r>
+        <w:rPr>
+          <w:lang w:val="en-US"/>
+        </w:rPr>
+        <w:t>aop:config</w:t>
+      </w:r>
+      <w:proofErr w:type="spellEnd"/>
+      <w:r>
+        <w:rPr>
+          <w:lang w:val="en-US"/>
+        </w:rPr>
+        <w:t>&gt;</w:t>
       </w:r>
     </w:p>
     <w:p>
@@ -1853,7 +2698,51 @@
           <w:lang w:val="en-US"/>
         </w:rPr>
         <w:tab/>
-        <w:t>&lt;aop:aspect id="rbi" ref="rbiAspect"&gt;</w:t>
+        <w:t>&lt;</w:t>
+      </w:r>
+      <w:proofErr w:type="spellStart"/>
+      <w:proofErr w:type="gramStart"/>
+      <w:r>
+        <w:rPr>
+          <w:lang w:val="en-US"/>
+        </w:rPr>
+        <w:t>aop:aspect</w:t>
+      </w:r>
+      <w:proofErr w:type="spellEnd"/>
+      <w:proofErr w:type="gramEnd"/>
+      <w:r>
+        <w:rPr>
+          <w:lang w:val="en-US"/>
+        </w:rPr>
+        <w:t xml:space="preserve"> id="</w:t>
+      </w:r>
+      <w:proofErr w:type="spellStart"/>
+      <w:r>
+        <w:rPr>
+          <w:lang w:val="en-US"/>
+        </w:rPr>
+        <w:t>rbi</w:t>
+      </w:r>
+      <w:proofErr w:type="spellEnd"/>
+      <w:r>
+        <w:rPr>
+          <w:lang w:val="en-US"/>
+        </w:rPr>
+        <w:t>" ref="</w:t>
+      </w:r>
+      <w:proofErr w:type="spellStart"/>
+      <w:r>
+        <w:rPr>
+          <w:lang w:val="en-US"/>
+        </w:rPr>
+        <w:t>rbiAspect</w:t>
+      </w:r>
+      <w:proofErr w:type="spellEnd"/>
+      <w:r>
+        <w:rPr>
+          <w:lang w:val="en-US"/>
+        </w:rPr>
+        <w:t>"&gt;</w:t>
       </w:r>
     </w:p>
     <w:p>
@@ -1881,7 +2770,37 @@
           <w:lang w:val="en-US"/>
         </w:rPr>
         <w:tab/>
-        <w:t>&lt;aop:pointcut expression="execution(* com.ust.aop.model.*.*(...))" id="pce1" /&gt;</w:t>
+        <w:t>&lt;</w:t>
+      </w:r>
+      <w:proofErr w:type="spellStart"/>
+      <w:proofErr w:type="gramStart"/>
+      <w:r>
+        <w:rPr>
+          <w:lang w:val="en-US"/>
+        </w:rPr>
+        <w:t>aop:pointcut</w:t>
+      </w:r>
+      <w:proofErr w:type="spellEnd"/>
+      <w:proofErr w:type="gramEnd"/>
+      <w:r>
+        <w:rPr>
+          <w:lang w:val="en-US"/>
+        </w:rPr>
+        <w:t xml:space="preserve"> expression="execution(* </w:t>
+      </w:r>
+      <w:proofErr w:type="spellStart"/>
+      <w:r>
+        <w:rPr>
+          <w:lang w:val="en-US"/>
+        </w:rPr>
+        <w:t>com.ust.aop.model</w:t>
+      </w:r>
+      <w:proofErr w:type="spellEnd"/>
+      <w:r>
+        <w:rPr>
+          <w:lang w:val="en-US"/>
+        </w:rPr>
+        <w:t>.*.*(...))" id="pce1" /&gt;</w:t>
       </w:r>
     </w:p>
     <w:p>
@@ -1909,7 +2828,37 @@
           <w:lang w:val="en-US"/>
         </w:rPr>
         <w:tab/>
-        <w:t>&lt;aop:before pointcut-ref="pce1" method="validatePin" /&gt;</w:t>
+        <w:t>&lt;</w:t>
+      </w:r>
+      <w:proofErr w:type="spellStart"/>
+      <w:proofErr w:type="gramStart"/>
+      <w:r>
+        <w:rPr>
+          <w:lang w:val="en-US"/>
+        </w:rPr>
+        <w:t>aop:before</w:t>
+      </w:r>
+      <w:proofErr w:type="spellEnd"/>
+      <w:proofErr w:type="gramEnd"/>
+      <w:r>
+        <w:rPr>
+          <w:lang w:val="en-US"/>
+        </w:rPr>
+        <w:t xml:space="preserve"> pointcut-ref="pce1" method="</w:t>
+      </w:r>
+      <w:proofErr w:type="spellStart"/>
+      <w:r>
+        <w:rPr>
+          <w:lang w:val="en-US"/>
+        </w:rPr>
+        <w:t>validatePin</w:t>
+      </w:r>
+      <w:proofErr w:type="spellEnd"/>
+      <w:r>
+        <w:rPr>
+          <w:lang w:val="en-US"/>
+        </w:rPr>
+        <w:t>" /&gt;</w:t>
       </w:r>
     </w:p>
     <w:p>
@@ -1937,7 +2886,37 @@
           <w:lang w:val="en-US"/>
         </w:rPr>
         <w:tab/>
-        <w:t>&lt;aop:before pointcut-ref="pce1" method="checkBalance" /&gt;</w:t>
+        <w:t>&lt;</w:t>
+      </w:r>
+      <w:proofErr w:type="spellStart"/>
+      <w:proofErr w:type="gramStart"/>
+      <w:r>
+        <w:rPr>
+          <w:lang w:val="en-US"/>
+        </w:rPr>
+        <w:t>aop:before</w:t>
+      </w:r>
+      <w:proofErr w:type="spellEnd"/>
+      <w:proofErr w:type="gramEnd"/>
+      <w:r>
+        <w:rPr>
+          <w:lang w:val="en-US"/>
+        </w:rPr>
+        <w:t xml:space="preserve"> pointcut-ref="pce1" method="</w:t>
+      </w:r>
+      <w:proofErr w:type="spellStart"/>
+      <w:r>
+        <w:rPr>
+          <w:lang w:val="en-US"/>
+        </w:rPr>
+        <w:t>checkBalance</w:t>
+      </w:r>
+      <w:proofErr w:type="spellEnd"/>
+      <w:r>
+        <w:rPr>
+          <w:lang w:val="en-US"/>
+        </w:rPr>
+        <w:t>" /&gt;</w:t>
       </w:r>
     </w:p>
     <w:p>
@@ -1965,7 +2944,37 @@
           <w:lang w:val="en-US"/>
         </w:rPr>
         <w:tab/>
-        <w:t>&lt;aop:after pointcut-ref="pce1" method="printReceipt" /&gt;</w:t>
+        <w:t>&lt;</w:t>
+      </w:r>
+      <w:proofErr w:type="spellStart"/>
+      <w:proofErr w:type="gramStart"/>
+      <w:r>
+        <w:rPr>
+          <w:lang w:val="en-US"/>
+        </w:rPr>
+        <w:t>aop:after</w:t>
+      </w:r>
+      <w:proofErr w:type="spellEnd"/>
+      <w:proofErr w:type="gramEnd"/>
+      <w:r>
+        <w:rPr>
+          <w:lang w:val="en-US"/>
+        </w:rPr>
+        <w:t xml:space="preserve"> pointcut-ref="pce1" method="</w:t>
+      </w:r>
+      <w:proofErr w:type="spellStart"/>
+      <w:r>
+        <w:rPr>
+          <w:lang w:val="en-US"/>
+        </w:rPr>
+        <w:t>printReceipt</w:t>
+      </w:r>
+      <w:proofErr w:type="spellEnd"/>
+      <w:r>
+        <w:rPr>
+          <w:lang w:val="en-US"/>
+        </w:rPr>
+        <w:t>" /&gt;</w:t>
       </w:r>
     </w:p>
     <w:p>
@@ -1987,7 +2996,23 @@
           <w:lang w:val="en-US"/>
         </w:rPr>
         <w:tab/>
-        <w:t>&lt;/aop:aspect&gt;</w:t>
+        <w:t>&lt;/</w:t>
+      </w:r>
+      <w:proofErr w:type="spellStart"/>
+      <w:proofErr w:type="gramStart"/>
+      <w:r>
+        <w:rPr>
+          <w:lang w:val="en-US"/>
+        </w:rPr>
+        <w:t>aop:aspect</w:t>
+      </w:r>
+      <w:proofErr w:type="spellEnd"/>
+      <w:proofErr w:type="gramEnd"/>
+      <w:r>
+        <w:rPr>
+          <w:lang w:val="en-US"/>
+        </w:rPr>
+        <w:t>&gt;</w:t>
       </w:r>
     </w:p>
     <w:p>
@@ -2003,7 +3028,21 @@
           <w:lang w:val="en-US"/>
         </w:rPr>
         <w:tab/>
-        <w:t>&lt;/aop:config&gt;</w:t>
+        <w:t>&lt;/</w:t>
+      </w:r>
+      <w:proofErr w:type="spellStart"/>
+      <w:r>
+        <w:rPr>
+          <w:lang w:val="en-US"/>
+        </w:rPr>
+        <w:t>aop:config</w:t>
+      </w:r>
+      <w:proofErr w:type="spellEnd"/>
+      <w:r>
+        <w:rPr>
+          <w:lang w:val="en-US"/>
+        </w:rPr>
+        <w:t>&gt;</w:t>
       </w:r>
     </w:p>
     <w:p>
@@ -2028,7 +3067,43 @@
           <w:lang w:val="en-US"/>
         </w:rPr>
         <w:tab/>
-        <w:t>&lt;bean id="rbiAspect" class="com.ust.aop.aspect.RBIAspect"&gt;</w:t>
+        <w:t>&lt;bean id="</w:t>
+      </w:r>
+      <w:proofErr w:type="spellStart"/>
+      <w:r>
+        <w:rPr>
+          <w:lang w:val="en-US"/>
+        </w:rPr>
+        <w:t>rbiAspect</w:t>
+      </w:r>
+      <w:proofErr w:type="spellEnd"/>
+      <w:r>
+        <w:rPr>
+          <w:lang w:val="en-US"/>
+        </w:rPr>
+        <w:t>" class="</w:t>
+      </w:r>
+      <w:proofErr w:type="spellStart"/>
+      <w:proofErr w:type="gramStart"/>
+      <w:r>
+        <w:rPr>
+          <w:lang w:val="en-US"/>
+        </w:rPr>
+        <w:t>com.ust.aop.aspect</w:t>
+      </w:r>
+      <w:proofErr w:type="gramEnd"/>
+      <w:r>
+        <w:rPr>
+          <w:lang w:val="en-US"/>
+        </w:rPr>
+        <w:t>.RBIAspect</w:t>
+      </w:r>
+      <w:proofErr w:type="spellEnd"/>
+      <w:r>
+        <w:rPr>
+          <w:lang w:val="en-US"/>
+        </w:rPr>
+        <w:t>"&gt;</w:t>
       </w:r>
     </w:p>
     <w:p>
@@ -2075,7 +3150,29 @@
           <w:lang w:val="en-US"/>
         </w:rPr>
         <w:tab/>
-        <w:t>&lt;bean id="bank" class="com.ust.aop.model.Bank"&gt;</w:t>
+        <w:t>&lt;bean id="bank" class="</w:t>
+      </w:r>
+      <w:proofErr w:type="spellStart"/>
+      <w:proofErr w:type="gramStart"/>
+      <w:r>
+        <w:rPr>
+          <w:lang w:val="en-US"/>
+        </w:rPr>
+        <w:t>com.ust.aop.model</w:t>
+      </w:r>
+      <w:proofErr w:type="gramEnd"/>
+      <w:r>
+        <w:rPr>
+          <w:lang w:val="en-US"/>
+        </w:rPr>
+        <w:t>.Bank</w:t>
+      </w:r>
+      <w:proofErr w:type="spellEnd"/>
+      <w:r>
+        <w:rPr>
+          <w:lang w:val="en-US"/>
+        </w:rPr>
+        <w:t>"&gt;</w:t>
       </w:r>
     </w:p>
     <w:p>
@@ -2184,55 +3281,105 @@
         <w:rPr>
           <w:lang w:val="en-US"/>
         </w:rPr>
-        <w:t>package com.ust.aop;</w:t>
-      </w:r>
-    </w:p>
-    <w:p>
-      <w:pPr>
-        <w:pStyle w:val="ListParagraph"/>
-        <w:ind w:left="1080"/>
-        <w:rPr>
-          <w:lang w:val="en-US"/>
-        </w:rPr>
-      </w:pPr>
-    </w:p>
-    <w:p>
-      <w:pPr>
-        <w:pStyle w:val="ListParagraph"/>
-        <w:ind w:left="1080"/>
-        <w:rPr>
-          <w:lang w:val="en-US"/>
-        </w:rPr>
-      </w:pPr>
-      <w:r>
-        <w:rPr>
-          <w:lang w:val="en-US"/>
-        </w:rPr>
-        <w:t>import org.springframework.context.support.ClassPathXmlApplicationContext;</w:t>
-      </w:r>
-    </w:p>
-    <w:p>
-      <w:pPr>
-        <w:pStyle w:val="ListParagraph"/>
-        <w:ind w:left="1080"/>
-        <w:rPr>
-          <w:lang w:val="en-US"/>
-        </w:rPr>
-      </w:pPr>
-    </w:p>
-    <w:p>
-      <w:pPr>
-        <w:pStyle w:val="ListParagraph"/>
-        <w:ind w:left="1080"/>
-        <w:rPr>
-          <w:lang w:val="en-US"/>
-        </w:rPr>
-      </w:pPr>
-      <w:r>
-        <w:rPr>
-          <w:lang w:val="en-US"/>
-        </w:rPr>
-        <w:t>import com.ust.aop.model.Bank;</w:t>
+        <w:t xml:space="preserve">package </w:t>
+      </w:r>
+      <w:proofErr w:type="spellStart"/>
+      <w:r>
+        <w:rPr>
+          <w:lang w:val="en-US"/>
+        </w:rPr>
+        <w:t>com.ust.aop</w:t>
+      </w:r>
+      <w:proofErr w:type="spellEnd"/>
+      <w:r>
+        <w:rPr>
+          <w:lang w:val="en-US"/>
+        </w:rPr>
+        <w:t>;</w:t>
+      </w:r>
+    </w:p>
+    <w:p>
+      <w:pPr>
+        <w:pStyle w:val="ListParagraph"/>
+        <w:ind w:left="1080"/>
+        <w:rPr>
+          <w:lang w:val="en-US"/>
+        </w:rPr>
+      </w:pPr>
+    </w:p>
+    <w:p>
+      <w:pPr>
+        <w:pStyle w:val="ListParagraph"/>
+        <w:ind w:left="1080"/>
+        <w:rPr>
+          <w:lang w:val="en-US"/>
+        </w:rPr>
+      </w:pPr>
+      <w:r>
+        <w:rPr>
+          <w:lang w:val="en-US"/>
+        </w:rPr>
+        <w:t xml:space="preserve">import </w:t>
+      </w:r>
+      <w:proofErr w:type="gramStart"/>
+      <w:r>
+        <w:rPr>
+          <w:lang w:val="en-US"/>
+        </w:rPr>
+        <w:t>org.springframework</w:t>
+      </w:r>
+      <w:proofErr w:type="gramEnd"/>
+      <w:r>
+        <w:rPr>
+          <w:lang w:val="en-US"/>
+        </w:rPr>
+        <w:t>.context.support.ClassPathXmlApplicationContext;</w:t>
+      </w:r>
+    </w:p>
+    <w:p>
+      <w:pPr>
+        <w:pStyle w:val="ListParagraph"/>
+        <w:ind w:left="1080"/>
+        <w:rPr>
+          <w:lang w:val="en-US"/>
+        </w:rPr>
+      </w:pPr>
+    </w:p>
+    <w:p>
+      <w:pPr>
+        <w:pStyle w:val="ListParagraph"/>
+        <w:ind w:left="1080"/>
+        <w:rPr>
+          <w:lang w:val="en-US"/>
+        </w:rPr>
+      </w:pPr>
+      <w:r>
+        <w:rPr>
+          <w:lang w:val="en-US"/>
+        </w:rPr>
+        <w:t xml:space="preserve">import </w:t>
+      </w:r>
+      <w:proofErr w:type="spellStart"/>
+      <w:proofErr w:type="gramStart"/>
+      <w:r>
+        <w:rPr>
+          <w:lang w:val="en-US"/>
+        </w:rPr>
+        <w:t>com.ust.aop.model</w:t>
+      </w:r>
+      <w:proofErr w:type="gramEnd"/>
+      <w:r>
+        <w:rPr>
+          <w:lang w:val="en-US"/>
+        </w:rPr>
+        <w:t>.Bank</w:t>
+      </w:r>
+      <w:proofErr w:type="spellEnd"/>
+      <w:r>
+        <w:rPr>
+          <w:lang w:val="en-US"/>
+        </w:rPr>
+        <w:t>;</w:t>
       </w:r>
     </w:p>
     <w:p>
@@ -2346,7 +3493,35 @@
         <w:rPr>
           <w:lang w:val="en-US"/>
         </w:rPr>
-        <w:t xml:space="preserve">    public static void main( String[] args )</w:t>
+        <w:t xml:space="preserve">    public static void </w:t>
+      </w:r>
+      <w:proofErr w:type="gramStart"/>
+      <w:r>
+        <w:rPr>
+          <w:lang w:val="en-US"/>
+        </w:rPr>
+        <w:t>main( String</w:t>
+      </w:r>
+      <w:proofErr w:type="gramEnd"/>
+      <w:r>
+        <w:rPr>
+          <w:lang w:val="en-US"/>
+        </w:rPr>
+        <w:t xml:space="preserve">[] </w:t>
+      </w:r>
+      <w:proofErr w:type="spellStart"/>
+      <w:r>
+        <w:rPr>
+          <w:lang w:val="en-US"/>
+        </w:rPr>
+        <w:t>args</w:t>
+      </w:r>
+      <w:proofErr w:type="spellEnd"/>
+      <w:r>
+        <w:rPr>
+          <w:lang w:val="en-US"/>
+        </w:rPr>
+        <w:t xml:space="preserve"> )</w:t>
       </w:r>
     </w:p>
     <w:p>
@@ -2377,67 +3552,179 @@
           <w:lang w:val="en-US"/>
         </w:rPr>
         <w:lastRenderedPageBreak/>
-        <w:t xml:space="preserve">        System.out.println( "Hello World!" );</w:t>
-      </w:r>
-    </w:p>
-    <w:p>
-      <w:pPr>
-        <w:pStyle w:val="ListParagraph"/>
-        <w:ind w:left="1080"/>
-        <w:rPr>
-          <w:lang w:val="en-US"/>
-        </w:rPr>
-      </w:pPr>
-      <w:r>
-        <w:rPr>
-          <w:lang w:val="en-US"/>
-        </w:rPr>
-        <w:t xml:space="preserve">        ClassPathXmlApplicationContext ctx=new ClassPathXmlApplicationContext("bean.xml");</w:t>
-      </w:r>
-    </w:p>
-    <w:p>
-      <w:pPr>
-        <w:pStyle w:val="ListParagraph"/>
-        <w:ind w:left="1080"/>
-        <w:rPr>
-          <w:lang w:val="en-US"/>
-        </w:rPr>
-      </w:pPr>
-      <w:r>
-        <w:rPr>
-          <w:lang w:val="en-US"/>
-        </w:rPr>
-        <w:t xml:space="preserve">        Bank bank=(Bank) ctx.getBean("bank");</w:t>
-      </w:r>
-    </w:p>
-    <w:p>
-      <w:pPr>
-        <w:pStyle w:val="ListParagraph"/>
-        <w:ind w:left="1080"/>
-        <w:rPr>
-          <w:lang w:val="en-US"/>
-        </w:rPr>
-      </w:pPr>
-      <w:r>
-        <w:rPr>
-          <w:lang w:val="en-US"/>
-        </w:rPr>
-        <w:t xml:space="preserve">        bank.withdraw();</w:t>
-      </w:r>
-    </w:p>
-    <w:p>
-      <w:pPr>
-        <w:pStyle w:val="ListParagraph"/>
-        <w:ind w:left="1080"/>
-        <w:rPr>
-          <w:lang w:val="en-US"/>
-        </w:rPr>
-      </w:pPr>
-      <w:r>
-        <w:rPr>
-          <w:lang w:val="en-US"/>
-        </w:rPr>
-        <w:t xml:space="preserve">        bank.deposit();</w:t>
+        <w:t xml:space="preserve">        </w:t>
+      </w:r>
+      <w:proofErr w:type="spellStart"/>
+      <w:r>
+        <w:rPr>
+          <w:lang w:val="en-US"/>
+        </w:rPr>
+        <w:t>System.out.println</w:t>
+      </w:r>
+      <w:proofErr w:type="spellEnd"/>
+      <w:proofErr w:type="gramStart"/>
+      <w:r>
+        <w:rPr>
+          <w:lang w:val="en-US"/>
+        </w:rPr>
+        <w:t>( "</w:t>
+      </w:r>
+      <w:proofErr w:type="gramEnd"/>
+      <w:r>
+        <w:rPr>
+          <w:lang w:val="en-US"/>
+        </w:rPr>
+        <w:t>Hello World!" );</w:t>
+      </w:r>
+    </w:p>
+    <w:p>
+      <w:pPr>
+        <w:pStyle w:val="ListParagraph"/>
+        <w:ind w:left="1080"/>
+        <w:rPr>
+          <w:lang w:val="en-US"/>
+        </w:rPr>
+      </w:pPr>
+      <w:r>
+        <w:rPr>
+          <w:lang w:val="en-US"/>
+        </w:rPr>
+        <w:t xml:space="preserve">        </w:t>
+      </w:r>
+      <w:proofErr w:type="spellStart"/>
+      <w:r>
+        <w:rPr>
+          <w:lang w:val="en-US"/>
+        </w:rPr>
+        <w:t>ClassPathXmlApplicationContext</w:t>
+      </w:r>
+      <w:proofErr w:type="spellEnd"/>
+      <w:r>
+        <w:rPr>
+          <w:lang w:val="en-US"/>
+        </w:rPr>
+        <w:t xml:space="preserve"> </w:t>
+      </w:r>
+      <w:proofErr w:type="spellStart"/>
+      <w:r>
+        <w:rPr>
+          <w:lang w:val="en-US"/>
+        </w:rPr>
+        <w:t>ctx</w:t>
+      </w:r>
+      <w:proofErr w:type="spellEnd"/>
+      <w:r>
+        <w:rPr>
+          <w:lang w:val="en-US"/>
+        </w:rPr>
+        <w:t xml:space="preserve">=new </w:t>
+      </w:r>
+      <w:proofErr w:type="spellStart"/>
+      <w:r>
+        <w:rPr>
+          <w:lang w:val="en-US"/>
+        </w:rPr>
+        <w:t>ClassPathXmlApplicationContext</w:t>
+      </w:r>
+      <w:proofErr w:type="spellEnd"/>
+      <w:r>
+        <w:rPr>
+          <w:lang w:val="en-US"/>
+        </w:rPr>
+        <w:t>("bean.xml");</w:t>
+      </w:r>
+    </w:p>
+    <w:p>
+      <w:pPr>
+        <w:pStyle w:val="ListParagraph"/>
+        <w:ind w:left="1080"/>
+        <w:rPr>
+          <w:lang w:val="en-US"/>
+        </w:rPr>
+      </w:pPr>
+      <w:r>
+        <w:rPr>
+          <w:lang w:val="en-US"/>
+        </w:rPr>
+        <w:t xml:space="preserve">        Bank bank=(Bank) </w:t>
+      </w:r>
+      <w:proofErr w:type="spellStart"/>
+      <w:proofErr w:type="gramStart"/>
+      <w:r>
+        <w:rPr>
+          <w:lang w:val="en-US"/>
+        </w:rPr>
+        <w:t>ctx.getBean</w:t>
+      </w:r>
+      <w:proofErr w:type="spellEnd"/>
+      <w:proofErr w:type="gramEnd"/>
+      <w:r>
+        <w:rPr>
+          <w:lang w:val="en-US"/>
+        </w:rPr>
+        <w:t>("bank");</w:t>
+      </w:r>
+    </w:p>
+    <w:p>
+      <w:pPr>
+        <w:pStyle w:val="ListParagraph"/>
+        <w:ind w:left="1080"/>
+        <w:rPr>
+          <w:lang w:val="en-US"/>
+        </w:rPr>
+      </w:pPr>
+      <w:r>
+        <w:rPr>
+          <w:lang w:val="en-US"/>
+        </w:rPr>
+        <w:t xml:space="preserve">        </w:t>
+      </w:r>
+      <w:proofErr w:type="spellStart"/>
+      <w:proofErr w:type="gramStart"/>
+      <w:r>
+        <w:rPr>
+          <w:lang w:val="en-US"/>
+        </w:rPr>
+        <w:t>bank.withdraw</w:t>
+      </w:r>
+      <w:proofErr w:type="spellEnd"/>
+      <w:proofErr w:type="gramEnd"/>
+      <w:r>
+        <w:rPr>
+          <w:lang w:val="en-US"/>
+        </w:rPr>
+        <w:t>();</w:t>
+      </w:r>
+    </w:p>
+    <w:p>
+      <w:pPr>
+        <w:pStyle w:val="ListParagraph"/>
+        <w:ind w:left="1080"/>
+        <w:rPr>
+          <w:lang w:val="en-US"/>
+        </w:rPr>
+      </w:pPr>
+      <w:r>
+        <w:rPr>
+          <w:lang w:val="en-US"/>
+        </w:rPr>
+        <w:t xml:space="preserve">        </w:t>
+      </w:r>
+      <w:proofErr w:type="spellStart"/>
+      <w:proofErr w:type="gramStart"/>
+      <w:r>
+        <w:rPr>
+          <w:lang w:val="en-US"/>
+        </w:rPr>
+        <w:t>bank.deposit</w:t>
+      </w:r>
+      <w:proofErr w:type="spellEnd"/>
+      <w:proofErr w:type="gramEnd"/>
+      <w:r>
+        <w:rPr>
+          <w:lang w:val="en-US"/>
+        </w:rPr>
+        <w:t>();</w:t>
       </w:r>
     </w:p>
     <w:p>
@@ -2543,7 +3830,15 @@
       </w:r>
       <w:r>
         <w:tab/>
-        <w:t>(RBIAspect)</w:t>
+        <w:t>(</w:t>
+      </w:r>
+      <w:proofErr w:type="spellStart"/>
+      <w:r>
+        <w:t>RBIAspect</w:t>
+      </w:r>
+      <w:proofErr w:type="spellEnd"/>
+      <w:r>
+        <w:t>)</w:t>
       </w:r>
     </w:p>
     <w:p>
@@ -2688,7 +3983,20 @@
         <w:ind w:left="1080"/>
       </w:pPr>
       <w:r>
-        <w:t>import org.springframework.stereotype.Component;</w:t>
+        <w:t xml:space="preserve">import </w:t>
+      </w:r>
+      <w:proofErr w:type="spellStart"/>
+      <w:proofErr w:type="gramStart"/>
+      <w:r>
+        <w:t>org.springframework</w:t>
+      </w:r>
+      <w:proofErr w:type="gramEnd"/>
+      <w:r>
+        <w:t>.stereotype.Component</w:t>
+      </w:r>
+      <w:proofErr w:type="spellEnd"/>
+      <w:r>
+        <w:t>;</w:t>
       </w:r>
     </w:p>
     <w:p>
@@ -2752,7 +4060,15 @@
       </w:pPr>
       <w:r>
         <w:tab/>
-        <w:t>private String firstName;</w:t>
+        <w:t xml:space="preserve">private String </w:t>
+      </w:r>
+      <w:proofErr w:type="spellStart"/>
+      <w:r>
+        <w:t>firstName</w:t>
+      </w:r>
+      <w:proofErr w:type="spellEnd"/>
+      <w:r>
+        <w:t>;</w:t>
       </w:r>
     </w:p>
     <w:p>
@@ -2766,7 +4082,15 @@
       </w:pPr>
       <w:r>
         <w:tab/>
-        <w:t>private String lastName;</w:t>
+        <w:t xml:space="preserve">private String </w:t>
+      </w:r>
+      <w:proofErr w:type="spellStart"/>
+      <w:r>
+        <w:t>lastName</w:t>
+      </w:r>
+      <w:proofErr w:type="spellEnd"/>
+      <w:r>
+        <w:t>;</w:t>
       </w:r>
     </w:p>
     <w:p>
@@ -2780,7 +4104,15 @@
       </w:pPr>
       <w:r>
         <w:tab/>
-        <w:t>public Employee()</w:t>
+        <w:t xml:space="preserve">public </w:t>
+      </w:r>
+      <w:proofErr w:type="gramStart"/>
+      <w:r>
+        <w:t>Employee(</w:t>
+      </w:r>
+      <w:proofErr w:type="gramEnd"/>
+      <w:r>
+        <w:t>)</w:t>
       </w:r>
     </w:p>
     <w:p>
@@ -2808,7 +4140,31 @@
       </w:pPr>
       <w:r>
         <w:tab/>
-        <w:t>public Employee(int id, String firstName, String lastName) {</w:t>
+        <w:t xml:space="preserve">public </w:t>
+      </w:r>
+      <w:proofErr w:type="gramStart"/>
+      <w:r>
+        <w:t>Employee(</w:t>
+      </w:r>
+      <w:proofErr w:type="gramEnd"/>
+      <w:r>
+        <w:t xml:space="preserve">int id, String </w:t>
+      </w:r>
+      <w:proofErr w:type="spellStart"/>
+      <w:r>
+        <w:t>firstName</w:t>
+      </w:r>
+      <w:proofErr w:type="spellEnd"/>
+      <w:r>
+        <w:t xml:space="preserve">, String </w:t>
+      </w:r>
+      <w:proofErr w:type="spellStart"/>
+      <w:r>
+        <w:t>lastName</w:t>
+      </w:r>
+      <w:proofErr w:type="spellEnd"/>
+      <w:r>
+        <w:t>) {</w:t>
       </w:r>
     </w:p>
     <w:p>
@@ -2825,7 +4181,14 @@
       </w:r>
       <w:r>
         <w:tab/>
-        <w:t>super();</w:t>
+      </w:r>
+      <w:proofErr w:type="gramStart"/>
+      <w:r>
+        <w:t>super(</w:t>
+      </w:r>
+      <w:proofErr w:type="gramEnd"/>
+      <w:r>
+        <w:t>);</w:t>
       </w:r>
     </w:p>
     <w:p>
@@ -2859,7 +4222,24 @@
       </w:r>
       <w:r>
         <w:tab/>
-        <w:t>this.firstName = firstName;</w:t>
+      </w:r>
+      <w:proofErr w:type="spellStart"/>
+      <w:proofErr w:type="gramStart"/>
+      <w:r>
+        <w:t>this.firstName</w:t>
+      </w:r>
+      <w:proofErr w:type="spellEnd"/>
+      <w:proofErr w:type="gramEnd"/>
+      <w:r>
+        <w:t xml:space="preserve"> = </w:t>
+      </w:r>
+      <w:proofErr w:type="spellStart"/>
+      <w:r>
+        <w:t>firstName</w:t>
+      </w:r>
+      <w:proofErr w:type="spellEnd"/>
+      <w:r>
+        <w:t>;</w:t>
       </w:r>
     </w:p>
     <w:p>
@@ -2876,7 +4256,24 @@
       </w:r>
       <w:r>
         <w:tab/>
-        <w:t>this.lastName = lastName;</w:t>
+      </w:r>
+      <w:proofErr w:type="spellStart"/>
+      <w:proofErr w:type="gramStart"/>
+      <w:r>
+        <w:t>this.lastName</w:t>
+      </w:r>
+      <w:proofErr w:type="spellEnd"/>
+      <w:proofErr w:type="gramEnd"/>
+      <w:r>
+        <w:t xml:space="preserve"> = </w:t>
+      </w:r>
+      <w:proofErr w:type="spellStart"/>
+      <w:r>
+        <w:t>lastName</w:t>
+      </w:r>
+      <w:proofErr w:type="spellEnd"/>
+      <w:r>
+        <w:t>;</w:t>
       </w:r>
     </w:p>
     <w:p>
@@ -2904,7 +4301,20 @@
       </w:pPr>
       <w:r>
         <w:tab/>
-        <w:t>public int getId() {</w:t>
+        <w:t xml:space="preserve">public int </w:t>
+      </w:r>
+      <w:proofErr w:type="spellStart"/>
+      <w:proofErr w:type="gramStart"/>
+      <w:r>
+        <w:t>getId</w:t>
+      </w:r>
+      <w:proofErr w:type="spellEnd"/>
+      <w:r>
+        <w:t>(</w:t>
+      </w:r>
+      <w:proofErr w:type="gramEnd"/>
+      <w:r>
+        <w:t>) {</w:t>
       </w:r>
     </w:p>
     <w:p>
@@ -2949,7 +4359,20 @@
       </w:pPr>
       <w:r>
         <w:tab/>
-        <w:t>public void setId(int id) {</w:t>
+        <w:t xml:space="preserve">public void </w:t>
+      </w:r>
+      <w:proofErr w:type="spellStart"/>
+      <w:proofErr w:type="gramStart"/>
+      <w:r>
+        <w:t>setId</w:t>
+      </w:r>
+      <w:proofErr w:type="spellEnd"/>
+      <w:r>
+        <w:t>(</w:t>
+      </w:r>
+      <w:proofErr w:type="gramEnd"/>
+      <w:r>
+        <w:t>int id) {</w:t>
       </w:r>
     </w:p>
     <w:p>
@@ -2994,7 +4417,20 @@
       </w:pPr>
       <w:r>
         <w:tab/>
-        <w:t>public String getFirstName() {</w:t>
+        <w:t xml:space="preserve">public String </w:t>
+      </w:r>
+      <w:proofErr w:type="spellStart"/>
+      <w:proofErr w:type="gramStart"/>
+      <w:r>
+        <w:t>getFirstName</w:t>
+      </w:r>
+      <w:proofErr w:type="spellEnd"/>
+      <w:r>
+        <w:t>(</w:t>
+      </w:r>
+      <w:proofErr w:type="gramEnd"/>
+      <w:r>
+        <w:t>) {</w:t>
       </w:r>
     </w:p>
     <w:p>
@@ -3011,7 +4447,15 @@
       </w:r>
       <w:r>
         <w:tab/>
-        <w:t>return firstName;</w:t>
+        <w:t xml:space="preserve">return </w:t>
+      </w:r>
+      <w:proofErr w:type="spellStart"/>
+      <w:r>
+        <w:t>firstName</w:t>
+      </w:r>
+      <w:proofErr w:type="spellEnd"/>
+      <w:r>
+        <w:t>;</w:t>
       </w:r>
     </w:p>
     <w:p>
@@ -3040,7 +4484,28 @@
       </w:pPr>
       <w:r>
         <w:tab/>
-        <w:t>public void setFirstName(String firstName) {</w:t>
+        <w:t xml:space="preserve">public void </w:t>
+      </w:r>
+      <w:proofErr w:type="spellStart"/>
+      <w:proofErr w:type="gramStart"/>
+      <w:r>
+        <w:t>setFirstName</w:t>
+      </w:r>
+      <w:proofErr w:type="spellEnd"/>
+      <w:r>
+        <w:t>(</w:t>
+      </w:r>
+      <w:proofErr w:type="gramEnd"/>
+      <w:r>
+        <w:t xml:space="preserve">String </w:t>
+      </w:r>
+      <w:proofErr w:type="spellStart"/>
+      <w:r>
+        <w:t>firstName</w:t>
+      </w:r>
+      <w:proofErr w:type="spellEnd"/>
+      <w:r>
+        <w:t>) {</w:t>
       </w:r>
     </w:p>
     <w:p>
@@ -3057,7 +4522,24 @@
       </w:r>
       <w:r>
         <w:tab/>
-        <w:t>this.firstName = firstName;</w:t>
+      </w:r>
+      <w:proofErr w:type="spellStart"/>
+      <w:proofErr w:type="gramStart"/>
+      <w:r>
+        <w:t>this.firstName</w:t>
+      </w:r>
+      <w:proofErr w:type="spellEnd"/>
+      <w:proofErr w:type="gramEnd"/>
+      <w:r>
+        <w:t xml:space="preserve"> = </w:t>
+      </w:r>
+      <w:proofErr w:type="spellStart"/>
+      <w:r>
+        <w:t>firstName</w:t>
+      </w:r>
+      <w:proofErr w:type="spellEnd"/>
+      <w:r>
+        <w:t>;</w:t>
       </w:r>
     </w:p>
     <w:p>
@@ -3085,7 +4567,20 @@
       </w:pPr>
       <w:r>
         <w:tab/>
-        <w:t>public String getLastName() {</w:t>
+        <w:t xml:space="preserve">public String </w:t>
+      </w:r>
+      <w:proofErr w:type="spellStart"/>
+      <w:proofErr w:type="gramStart"/>
+      <w:r>
+        <w:t>getLastName</w:t>
+      </w:r>
+      <w:proofErr w:type="spellEnd"/>
+      <w:r>
+        <w:t>(</w:t>
+      </w:r>
+      <w:proofErr w:type="gramEnd"/>
+      <w:r>
+        <w:t>) {</w:t>
       </w:r>
     </w:p>
     <w:p>
@@ -3102,7 +4597,15 @@
       </w:r>
       <w:r>
         <w:tab/>
-        <w:t>return lastName;</w:t>
+        <w:t xml:space="preserve">return </w:t>
+      </w:r>
+      <w:proofErr w:type="spellStart"/>
+      <w:r>
+        <w:t>lastName</w:t>
+      </w:r>
+      <w:proofErr w:type="spellEnd"/>
+      <w:r>
+        <w:t>;</w:t>
       </w:r>
     </w:p>
     <w:p>
@@ -3130,7 +4633,28 @@
       </w:pPr>
       <w:r>
         <w:tab/>
-        <w:t>public void setLastName(String lastName) {</w:t>
+        <w:t xml:space="preserve">public void </w:t>
+      </w:r>
+      <w:proofErr w:type="spellStart"/>
+      <w:proofErr w:type="gramStart"/>
+      <w:r>
+        <w:t>setLastName</w:t>
+      </w:r>
+      <w:proofErr w:type="spellEnd"/>
+      <w:r>
+        <w:t>(</w:t>
+      </w:r>
+      <w:proofErr w:type="gramEnd"/>
+      <w:r>
+        <w:t xml:space="preserve">String </w:t>
+      </w:r>
+      <w:proofErr w:type="spellStart"/>
+      <w:r>
+        <w:t>lastName</w:t>
+      </w:r>
+      <w:proofErr w:type="spellEnd"/>
+      <w:r>
+        <w:t>) {</w:t>
       </w:r>
     </w:p>
     <w:p>
@@ -3147,7 +4671,24 @@
       </w:r>
       <w:r>
         <w:tab/>
-        <w:t>this.lastName = lastName;</w:t>
+      </w:r>
+      <w:proofErr w:type="spellStart"/>
+      <w:proofErr w:type="gramStart"/>
+      <w:r>
+        <w:t>this.lastName</w:t>
+      </w:r>
+      <w:proofErr w:type="spellEnd"/>
+      <w:proofErr w:type="gramEnd"/>
+      <w:r>
+        <w:t xml:space="preserve"> = </w:t>
+      </w:r>
+      <w:proofErr w:type="spellStart"/>
+      <w:r>
+        <w:t>lastName</w:t>
+      </w:r>
+      <w:proofErr w:type="spellEnd"/>
+      <w:r>
+        <w:t>;</w:t>
       </w:r>
     </w:p>
     <w:p>
@@ -3189,7 +4730,20 @@
       </w:pPr>
       <w:r>
         <w:tab/>
-        <w:t>public String toString() {</w:t>
+        <w:t xml:space="preserve">public String </w:t>
+      </w:r>
+      <w:proofErr w:type="spellStart"/>
+      <w:proofErr w:type="gramStart"/>
+      <w:r>
+        <w:t>toString</w:t>
+      </w:r>
+      <w:proofErr w:type="spellEnd"/>
+      <w:r>
+        <w:t>(</w:t>
+      </w:r>
+      <w:proofErr w:type="gramEnd"/>
+      <w:r>
+        <w:t>) {</w:t>
       </w:r>
     </w:p>
     <w:p>
@@ -3206,7 +4760,39 @@
       </w:r>
       <w:r>
         <w:tab/>
-        <w:t>return "Employee [id=" + id + ", firstName=" + firstName + ", lastName=" + lastName + "]";</w:t>
+        <w:t xml:space="preserve">return "Employee [id=" + id + ", </w:t>
+      </w:r>
+      <w:proofErr w:type="spellStart"/>
+      <w:r>
+        <w:t>firstName</w:t>
+      </w:r>
+      <w:proofErr w:type="spellEnd"/>
+      <w:r>
+        <w:t xml:space="preserve">=" + </w:t>
+      </w:r>
+      <w:proofErr w:type="spellStart"/>
+      <w:r>
+        <w:t>firstName</w:t>
+      </w:r>
+      <w:proofErr w:type="spellEnd"/>
+      <w:r>
+        <w:t xml:space="preserve"> + ", </w:t>
+      </w:r>
+      <w:proofErr w:type="spellStart"/>
+      <w:r>
+        <w:t>lastName</w:t>
+      </w:r>
+      <w:proofErr w:type="spellEnd"/>
+      <w:r>
+        <w:t xml:space="preserve">=" + </w:t>
+      </w:r>
+      <w:proofErr w:type="spellStart"/>
+      <w:r>
+        <w:t>lastName</w:t>
+      </w:r>
+      <w:proofErr w:type="spellEnd"/>
+      <w:r>
+        <w:t xml:space="preserve"> + "]";</w:t>
       </w:r>
     </w:p>
     <w:p>
@@ -3265,7 +4851,22 @@
       </w:r>
       <w:r>
         <w:tab/>
-        <w:t>System.out.println("Thsi is employee method1 executed now ");</w:t>
+      </w:r>
+      <w:proofErr w:type="spellStart"/>
+      <w:r>
+        <w:t>System.out.println</w:t>
+      </w:r>
+      <w:proofErr w:type="spellEnd"/>
+      <w:r>
+        <w:t>("</w:t>
+      </w:r>
+      <w:proofErr w:type="spellStart"/>
+      <w:r>
+        <w:t>Thsi</w:t>
+      </w:r>
+      <w:proofErr w:type="spellEnd"/>
+      <w:r>
+        <w:t xml:space="preserve"> is employee method1 executed now ");</w:t>
       </w:r>
     </w:p>
     <w:p>
@@ -3293,7 +4894,15 @@
       </w:pPr>
       <w:r>
         <w:tab/>
-        <w:t>public void accept()</w:t>
+        <w:t xml:space="preserve">public void </w:t>
+      </w:r>
+      <w:proofErr w:type="gramStart"/>
+      <w:r>
+        <w:t>accept(</w:t>
+      </w:r>
+      <w:proofErr w:type="gramEnd"/>
+      <w:r>
+        <w:t>)</w:t>
       </w:r>
     </w:p>
     <w:p>
@@ -3324,7 +4933,14 @@
       </w:r>
       <w:r>
         <w:tab/>
-        <w:t>System.out.println("Employee class Accept method");</w:t>
+      </w:r>
+      <w:proofErr w:type="spellStart"/>
+      <w:r>
+        <w:t>System.out.println</w:t>
+      </w:r>
+      <w:proofErr w:type="spellEnd"/>
+      <w:r>
+        <w:t>("Employee class Accept method");</w:t>
       </w:r>
     </w:p>
     <w:p>
@@ -3420,7 +5036,20 @@
         <w:ind w:left="1080"/>
       </w:pPr>
       <w:r>
-        <w:t>import org.aspectj.lang.annotation.After;</w:t>
+        <w:t xml:space="preserve">import </w:t>
+      </w:r>
+      <w:proofErr w:type="spellStart"/>
+      <w:proofErr w:type="gramStart"/>
+      <w:r>
+        <w:t>org.aspectj</w:t>
+      </w:r>
+      <w:proofErr w:type="gramEnd"/>
+      <w:r>
+        <w:t>.lang.annotation.After</w:t>
+      </w:r>
+      <w:proofErr w:type="spellEnd"/>
+      <w:r>
+        <w:t>;</w:t>
       </w:r>
     </w:p>
     <w:p>
@@ -3433,7 +5062,20 @@
         <w:ind w:left="1080"/>
       </w:pPr>
       <w:r>
-        <w:t>import org.aspectj.lang.annotation.Aspect;</w:t>
+        <w:t xml:space="preserve">import </w:t>
+      </w:r>
+      <w:proofErr w:type="spellStart"/>
+      <w:proofErr w:type="gramStart"/>
+      <w:r>
+        <w:t>org.aspectj</w:t>
+      </w:r>
+      <w:proofErr w:type="gramEnd"/>
+      <w:r>
+        <w:t>.lang.annotation.Aspect</w:t>
+      </w:r>
+      <w:proofErr w:type="spellEnd"/>
+      <w:r>
+        <w:t>;</w:t>
       </w:r>
     </w:p>
     <w:p>
@@ -3446,7 +5088,20 @@
         <w:ind w:left="1080"/>
       </w:pPr>
       <w:r>
-        <w:t>import org.aspectj.lang.annotation.Before;</w:t>
+        <w:t xml:space="preserve">import </w:t>
+      </w:r>
+      <w:proofErr w:type="spellStart"/>
+      <w:proofErr w:type="gramStart"/>
+      <w:r>
+        <w:t>org.aspectj</w:t>
+      </w:r>
+      <w:proofErr w:type="gramEnd"/>
+      <w:r>
+        <w:t>.lang.annotation.Before</w:t>
+      </w:r>
+      <w:proofErr w:type="spellEnd"/>
+      <w:r>
+        <w:t>;</w:t>
       </w:r>
     </w:p>
     <w:p>
@@ -3459,7 +5114,20 @@
         <w:ind w:left="1080"/>
       </w:pPr>
       <w:r>
-        <w:t>import org.aspectj.lang.annotation.Pointcut;</w:t>
+        <w:t xml:space="preserve">import </w:t>
+      </w:r>
+      <w:proofErr w:type="spellStart"/>
+      <w:proofErr w:type="gramStart"/>
+      <w:r>
+        <w:t>org.aspectj</w:t>
+      </w:r>
+      <w:proofErr w:type="gramEnd"/>
+      <w:r>
+        <w:t>.lang.annotation.Pointcut</w:t>
+      </w:r>
+      <w:proofErr w:type="spellEnd"/>
+      <w:r>
+        <w:t>;</w:t>
       </w:r>
     </w:p>
     <w:p>
@@ -3472,7 +5140,20 @@
         <w:ind w:left="1080"/>
       </w:pPr>
       <w:r>
-        <w:t>import org.springframework.context.annotation.EnableAspectJAutoProxy;</w:t>
+        <w:t xml:space="preserve">import </w:t>
+      </w:r>
+      <w:proofErr w:type="spellStart"/>
+      <w:proofErr w:type="gramStart"/>
+      <w:r>
+        <w:t>org.springframework</w:t>
+      </w:r>
+      <w:proofErr w:type="gramEnd"/>
+      <w:r>
+        <w:t>.context.annotation.EnableAspectJAutoProxy</w:t>
+      </w:r>
+      <w:proofErr w:type="spellEnd"/>
+      <w:r>
+        <w:t>;</w:t>
       </w:r>
     </w:p>
     <w:p>
@@ -3485,7 +5166,20 @@
         <w:ind w:left="1080"/>
       </w:pPr>
       <w:r>
-        <w:t>import org.springframework.stereotype.Component;</w:t>
+        <w:t xml:space="preserve">import </w:t>
+      </w:r>
+      <w:proofErr w:type="spellStart"/>
+      <w:proofErr w:type="gramStart"/>
+      <w:r>
+        <w:t>org.springframework</w:t>
+      </w:r>
+      <w:proofErr w:type="gramEnd"/>
+      <w:r>
+        <w:t>.stereotype.Component</w:t>
+      </w:r>
+      <w:proofErr w:type="spellEnd"/>
+      <w:r>
+        <w:t>;</w:t>
       </w:r>
     </w:p>
     <w:p>
@@ -3561,7 +5255,15 @@
       </w:pPr>
       <w:r>
         <w:tab/>
-        <w:t>@Pointcut("execution(* model.*.m*(..))")</w:t>
+        <w:t>@</w:t>
+      </w:r>
+      <w:proofErr w:type="gramStart"/>
+      <w:r>
+        <w:t>Pointcut(</w:t>
+      </w:r>
+      <w:proofErr w:type="gramEnd"/>
+      <w:r>
+        <w:t>"execution(* model.*.m*(..))")</w:t>
       </w:r>
     </w:p>
     <w:p>
@@ -3575,7 +5277,20 @@
       </w:pPr>
       <w:r>
         <w:tab/>
-        <w:t>public void selectAll()</w:t>
+        <w:t xml:space="preserve">public void </w:t>
+      </w:r>
+      <w:proofErr w:type="spellStart"/>
+      <w:proofErr w:type="gramStart"/>
+      <w:r>
+        <w:t>selectAll</w:t>
+      </w:r>
+      <w:proofErr w:type="spellEnd"/>
+      <w:r>
+        <w:t>(</w:t>
+      </w:r>
+      <w:proofErr w:type="gramEnd"/>
+      <w:r>
+        <w:t>)</w:t>
       </w:r>
     </w:p>
     <w:p>
@@ -3667,7 +5382,15 @@
       <w:r>
         <w:lastRenderedPageBreak/>
         <w:tab/>
-        <w:t>@Before("selectAll()")</w:t>
+        <w:t>@Before("</w:t>
+      </w:r>
+      <w:proofErr w:type="gramStart"/>
+      <w:r>
+        <w:t>selectAll(</w:t>
+      </w:r>
+      <w:proofErr w:type="gramEnd"/>
+      <w:r>
+        <w:t>)")</w:t>
       </w:r>
     </w:p>
     <w:p>
@@ -3681,7 +5404,20 @@
       </w:pPr>
       <w:r>
         <w:tab/>
-        <w:t>public void beforeMethod()</w:t>
+        <w:t xml:space="preserve">public void </w:t>
+      </w:r>
+      <w:proofErr w:type="spellStart"/>
+      <w:proofErr w:type="gramStart"/>
+      <w:r>
+        <w:t>beforeMethod</w:t>
+      </w:r>
+      <w:proofErr w:type="spellEnd"/>
+      <w:r>
+        <w:t>(</w:t>
+      </w:r>
+      <w:proofErr w:type="gramEnd"/>
+      <w:r>
+        <w:t>)</w:t>
       </w:r>
     </w:p>
     <w:p>
@@ -3712,7 +5448,14 @@
       </w:r>
       <w:r>
         <w:tab/>
-        <w:t>System.out.println("before method is executed");</w:t>
+      </w:r>
+      <w:proofErr w:type="spellStart"/>
+      <w:r>
+        <w:t>System.out.println</w:t>
+      </w:r>
+      <w:proofErr w:type="spellEnd"/>
+      <w:r>
+        <w:t>("before method is executed");</w:t>
       </w:r>
     </w:p>
     <w:p>
@@ -3740,7 +5483,15 @@
       </w:pPr>
       <w:r>
         <w:tab/>
-        <w:t>@After("selectAll()")</w:t>
+        <w:t>@After("</w:t>
+      </w:r>
+      <w:proofErr w:type="gramStart"/>
+      <w:r>
+        <w:t>selectAll(</w:t>
+      </w:r>
+      <w:proofErr w:type="gramEnd"/>
+      <w:r>
+        <w:t>)")</w:t>
       </w:r>
     </w:p>
     <w:p>
@@ -3754,7 +5505,20 @@
       </w:pPr>
       <w:r>
         <w:tab/>
-        <w:t>public void afterMethod()</w:t>
+        <w:t xml:space="preserve">public void </w:t>
+      </w:r>
+      <w:proofErr w:type="spellStart"/>
+      <w:proofErr w:type="gramStart"/>
+      <w:r>
+        <w:t>afterMethod</w:t>
+      </w:r>
+      <w:proofErr w:type="spellEnd"/>
+      <w:r>
+        <w:t>(</w:t>
+      </w:r>
+      <w:proofErr w:type="gramEnd"/>
+      <w:r>
+        <w:t>)</w:t>
       </w:r>
     </w:p>
     <w:p>
@@ -3785,7 +5549,14 @@
       </w:r>
       <w:r>
         <w:tab/>
-        <w:t>System.out.println("After method is executed");</w:t>
+      </w:r>
+      <w:proofErr w:type="spellStart"/>
+      <w:r>
+        <w:t>System.out.println</w:t>
+      </w:r>
+      <w:proofErr w:type="spellEnd"/>
+      <w:r>
+        <w:t>("After method is executed");</w:t>
       </w:r>
     </w:p>
     <w:p>
@@ -3826,7 +5597,15 @@
       </w:pPr>
       <w:r>
         <w:tab/>
-        <w:t>@Pointcut("execution(* model.*.a*(..))")</w:t>
+        <w:t>@</w:t>
+      </w:r>
+      <w:proofErr w:type="gramStart"/>
+      <w:r>
+        <w:t>Pointcut(</w:t>
+      </w:r>
+      <w:proofErr w:type="gramEnd"/>
+      <w:r>
+        <w:t>"execution(* model.*.a*(..))")</w:t>
       </w:r>
     </w:p>
     <w:p>
@@ -3840,7 +5619,20 @@
       </w:pPr>
       <w:r>
         <w:tab/>
-        <w:t>public void aMethods()</w:t>
+        <w:t xml:space="preserve">public void </w:t>
+      </w:r>
+      <w:proofErr w:type="spellStart"/>
+      <w:proofErr w:type="gramStart"/>
+      <w:r>
+        <w:t>aMethods</w:t>
+      </w:r>
+      <w:proofErr w:type="spellEnd"/>
+      <w:r>
+        <w:t>(</w:t>
+      </w:r>
+      <w:proofErr w:type="gramEnd"/>
+      <w:r>
+        <w:t>)</w:t>
       </w:r>
     </w:p>
     <w:p>
@@ -3874,7 +5666,14 @@
       </w:r>
       <w:r>
         <w:tab/>
-        <w:t>System.out.println("select all");</w:t>
+      </w:r>
+      <w:proofErr w:type="spellStart"/>
+      <w:r>
+        <w:t>System.out.println</w:t>
+      </w:r>
+      <w:proofErr w:type="spellEnd"/>
+      <w:r>
+        <w:t>("select all");</w:t>
       </w:r>
     </w:p>
     <w:p>
@@ -3915,7 +5714,15 @@
       </w:pPr>
       <w:r>
         <w:tab/>
-        <w:t>@Before("aMethods()")</w:t>
+        <w:t>@Before("</w:t>
+      </w:r>
+      <w:proofErr w:type="gramStart"/>
+      <w:r>
+        <w:t>aMethods(</w:t>
+      </w:r>
+      <w:proofErr w:type="gramEnd"/>
+      <w:r>
+        <w:t>)")</w:t>
       </w:r>
     </w:p>
     <w:p>
@@ -3929,7 +5736,20 @@
       </w:pPr>
       <w:r>
         <w:tab/>
-        <w:t>public void beforeAmethods()</w:t>
+        <w:t xml:space="preserve">public void </w:t>
+      </w:r>
+      <w:proofErr w:type="spellStart"/>
+      <w:proofErr w:type="gramStart"/>
+      <w:r>
+        <w:t>beforeAmethods</w:t>
+      </w:r>
+      <w:proofErr w:type="spellEnd"/>
+      <w:r>
+        <w:t>(</w:t>
+      </w:r>
+      <w:proofErr w:type="gramEnd"/>
+      <w:r>
+        <w:t>)</w:t>
       </w:r>
     </w:p>
     <w:p>
@@ -3960,7 +5780,14 @@
       </w:r>
       <w:r>
         <w:tab/>
-        <w:t>System.out.println("before A methods");</w:t>
+      </w:r>
+      <w:proofErr w:type="spellStart"/>
+      <w:r>
+        <w:t>System.out.println</w:t>
+      </w:r>
+      <w:proofErr w:type="spellEnd"/>
+      <w:r>
+        <w:t>("before A methods");</w:t>
       </w:r>
     </w:p>
     <w:p>
@@ -4038,7 +5865,31 @@
         <w:ind w:left="1440"/>
       </w:pPr>
       <w:r>
-        <w:t xml:space="preserve">    &lt;groupId&gt;io.springfox&lt;/groupId&gt;</w:t>
+        <w:t xml:space="preserve">    &lt;</w:t>
+      </w:r>
+      <w:proofErr w:type="spellStart"/>
+      <w:r>
+        <w:t>groupId</w:t>
+      </w:r>
+      <w:proofErr w:type="spellEnd"/>
+      <w:r>
+        <w:t>&gt;</w:t>
+      </w:r>
+      <w:proofErr w:type="spellStart"/>
+      <w:r>
+        <w:t>io.springfox</w:t>
+      </w:r>
+      <w:proofErr w:type="spellEnd"/>
+      <w:r>
+        <w:t>&lt;/</w:t>
+      </w:r>
+      <w:proofErr w:type="spellStart"/>
+      <w:r>
+        <w:t>groupId</w:t>
+      </w:r>
+      <w:proofErr w:type="spellEnd"/>
+      <w:r>
+        <w:t>&gt;</w:t>
       </w:r>
     </w:p>
     <w:p>
@@ -4047,7 +5898,23 @@
         <w:ind w:left="1440"/>
       </w:pPr>
       <w:r>
-        <w:t xml:space="preserve">    &lt;artifactId&gt;springfox-swagger2&lt;/artifactId&gt;</w:t>
+        <w:t xml:space="preserve">    &lt;</w:t>
+      </w:r>
+      <w:proofErr w:type="spellStart"/>
+      <w:r>
+        <w:t>artifactId</w:t>
+      </w:r>
+      <w:proofErr w:type="spellEnd"/>
+      <w:r>
+        <w:t>&gt;springfox-swagger2&lt;/</w:t>
+      </w:r>
+      <w:proofErr w:type="spellStart"/>
+      <w:r>
+        <w:t>artifactId</w:t>
+      </w:r>
+      <w:proofErr w:type="spellEnd"/>
+      <w:r>
+        <w:t>&gt;</w:t>
       </w:r>
     </w:p>
     <w:p>
@@ -4077,7 +5944,17 @@
         </w:numPr>
       </w:pPr>
       <w:r>
-        <w:t>In application.properties:</w:t>
+        <w:t xml:space="preserve">In </w:t>
+      </w:r>
+      <w:proofErr w:type="spellStart"/>
+      <w:proofErr w:type="gramStart"/>
+      <w:r>
+        <w:t>application.properties</w:t>
+      </w:r>
+      <w:proofErr w:type="spellEnd"/>
+      <w:proofErr w:type="gramEnd"/>
+      <w:r>
+        <w:t>:</w:t>
       </w:r>
     </w:p>
     <w:p>
@@ -4085,8 +5962,18 @@
         <w:pStyle w:val="ListParagraph"/>
         <w:ind w:left="1440"/>
       </w:pPr>
-      <w:r>
-        <w:t>spring.mvc.pathmatch.matching-strategy=ant-path-matcher</w:t>
+      <w:proofErr w:type="spellStart"/>
+      <w:proofErr w:type="gramStart"/>
+      <w:r>
+        <w:t>spring.mvc.pathmatch</w:t>
+      </w:r>
+      <w:proofErr w:type="gramEnd"/>
+      <w:r>
+        <w:t>.matching</w:t>
+      </w:r>
+      <w:proofErr w:type="spellEnd"/>
+      <w:r>
+        <w:t>-strategy=ant-path-matcher</w:t>
       </w:r>
     </w:p>
     <w:p>
@@ -4171,7 +6058,15 @@
         <w:ind w:left="1440"/>
       </w:pPr>
       <w:r>
-        <w:t>2) Create a REST api - GET/POST</w:t>
+        <w:t xml:space="preserve">2) Create a REST </w:t>
+      </w:r>
+      <w:proofErr w:type="spellStart"/>
+      <w:r>
+        <w:t>api</w:t>
+      </w:r>
+      <w:proofErr w:type="spellEnd"/>
+      <w:r>
+        <w:t xml:space="preserve"> - GET/POST</w:t>
       </w:r>
     </w:p>
     <w:p>
@@ -4207,7 +6102,15 @@
         <w:ind w:left="1440"/>
       </w:pPr>
       <w:r>
-        <w:t>6) Update api documentation and run the app</w:t>
+        <w:t xml:space="preserve">6) Update </w:t>
+      </w:r>
+      <w:proofErr w:type="spellStart"/>
+      <w:r>
+        <w:t>api</w:t>
+      </w:r>
+      <w:proofErr w:type="spellEnd"/>
+      <w:r>
+        <w:t xml:space="preserve"> documentation and run the app</w:t>
       </w:r>
     </w:p>
     <w:p>
@@ -4227,17 +6130,26 @@
         <w:pStyle w:val="ListParagraph"/>
         <w:ind w:left="1440"/>
       </w:pPr>
+      <w:proofErr w:type="spellStart"/>
+      <w:proofErr w:type="gramStart"/>
       <w:r>
         <w:t>io.springfox</w:t>
       </w:r>
+      <w:proofErr w:type="spellEnd"/>
+      <w:proofErr w:type="gramEnd"/>
     </w:p>
     <w:p>
       <w:pPr>
         <w:pStyle w:val="ListParagraph"/>
         <w:ind w:left="1440"/>
       </w:pPr>
-      <w:r>
-        <w:t>springfox-boot-starter</w:t>
+      <w:proofErr w:type="spellStart"/>
+      <w:r>
+        <w:t>springfox</w:t>
+      </w:r>
+      <w:proofErr w:type="spellEnd"/>
+      <w:r>
+        <w:t>-boot-starter</w:t>
       </w:r>
     </w:p>
     <w:p>
@@ -4270,7 +6182,31 @@
         <w:ind w:left="1440"/>
       </w:pPr>
       <w:r>
-        <w:t xml:space="preserve">    &lt;groupId&gt;io.springfox&lt;/groupId&gt;</w:t>
+        <w:t xml:space="preserve">    &lt;</w:t>
+      </w:r>
+      <w:proofErr w:type="spellStart"/>
+      <w:r>
+        <w:t>groupId</w:t>
+      </w:r>
+      <w:proofErr w:type="spellEnd"/>
+      <w:r>
+        <w:t>&gt;</w:t>
+      </w:r>
+      <w:proofErr w:type="spellStart"/>
+      <w:r>
+        <w:t>io.springfox</w:t>
+      </w:r>
+      <w:proofErr w:type="spellEnd"/>
+      <w:r>
+        <w:t>&lt;/</w:t>
+      </w:r>
+      <w:proofErr w:type="spellStart"/>
+      <w:r>
+        <w:t>groupId</w:t>
+      </w:r>
+      <w:proofErr w:type="spellEnd"/>
+      <w:r>
+        <w:t>&gt;</w:t>
       </w:r>
     </w:p>
     <w:p>
@@ -4279,7 +6215,31 @@
         <w:ind w:left="1440"/>
       </w:pPr>
       <w:r>
-        <w:t xml:space="preserve">    &lt;artifactId&gt;springfox-boot-starter&lt;/artifactId&gt;</w:t>
+        <w:t xml:space="preserve">    &lt;</w:t>
+      </w:r>
+      <w:proofErr w:type="spellStart"/>
+      <w:r>
+        <w:t>artifactId</w:t>
+      </w:r>
+      <w:proofErr w:type="spellEnd"/>
+      <w:r>
+        <w:t>&gt;</w:t>
+      </w:r>
+      <w:proofErr w:type="spellStart"/>
+      <w:r>
+        <w:t>springfox</w:t>
+      </w:r>
+      <w:proofErr w:type="spellEnd"/>
+      <w:r>
+        <w:t>-boot-starter&lt;/</w:t>
+      </w:r>
+      <w:proofErr w:type="spellStart"/>
+      <w:r>
+        <w:t>artifactId</w:t>
+      </w:r>
+      <w:proofErr w:type="spellEnd"/>
+      <w:r>
+        <w:t>&gt;</w:t>
       </w:r>
     </w:p>
     <w:p>
@@ -4348,7 +6308,17 @@
         <w:ind w:left="1440"/>
       </w:pPr>
       <w:r>
-        <w:t>in application.properties:</w:t>
+        <w:t xml:space="preserve">in </w:t>
+      </w:r>
+      <w:proofErr w:type="spellStart"/>
+      <w:proofErr w:type="gramStart"/>
+      <w:r>
+        <w:t>application.properties</w:t>
+      </w:r>
+      <w:proofErr w:type="spellEnd"/>
+      <w:proofErr w:type="gramEnd"/>
+      <w:r>
+        <w:t>:</w:t>
       </w:r>
     </w:p>
     <w:p>
@@ -4356,8 +6326,18 @@
         <w:pStyle w:val="ListParagraph"/>
         <w:ind w:left="1440"/>
       </w:pPr>
-      <w:r>
-        <w:t>spring.mvc.pathmatch.matching-strategy=ant-path-matcher</w:t>
+      <w:proofErr w:type="spellStart"/>
+      <w:proofErr w:type="gramStart"/>
+      <w:r>
+        <w:t>spring.mvc.pathmatch</w:t>
+      </w:r>
+      <w:proofErr w:type="gramEnd"/>
+      <w:r>
+        <w:t>.matching</w:t>
+      </w:r>
+      <w:proofErr w:type="spellEnd"/>
+      <w:r>
+        <w:t>-strategy=ant-path-matcher</w:t>
       </w:r>
     </w:p>
     <w:p>
@@ -4377,9 +6357,43 @@
         <w:pStyle w:val="ListParagraph"/>
         <w:ind w:left="1440"/>
       </w:pPr>
-      <w:r>
-        <w:t>http://localhost:8080/swagger-ui/</w:t>
-      </w:r>
+      <w:hyperlink r:id="rId5" w:history="1">
+        <w:r>
+          <w:rPr>
+            <w:rStyle w:val="Hyperlink"/>
+          </w:rPr>
+          <w:t>http://localhost:8080/swagger-ui/</w:t>
+        </w:r>
+      </w:hyperlink>
+    </w:p>
+    <w:p>
+      <w:pPr>
+        <w:pStyle w:val="ListParagraph"/>
+        <w:pBdr>
+          <w:bottom w:val="single" w:sz="6" w:space="1" w:color="auto"/>
+        </w:pBdr>
+        <w:ind w:left="1440"/>
+      </w:pPr>
+    </w:p>
+    <w:p>
+      <w:pPr>
+        <w:pStyle w:val="ListParagraph"/>
+        <w:ind w:left="1440"/>
+      </w:pPr>
+      <w:hyperlink r:id="rId6" w:history="1">
+        <w:r>
+          <w:rPr>
+            <w:rStyle w:val="Hyperlink"/>
+          </w:rPr>
+          <w:t>https://docs.google.com/spreadsheets/d/1vfpejp9DWTbx-xhlnWWehXua6OcOqzIphbzv-dORgmo/edit?usp=sharing</w:t>
+        </w:r>
+      </w:hyperlink>
+    </w:p>
+    <w:p>
+      <w:pPr>
+        <w:pStyle w:val="ListParagraph"/>
+        <w:ind w:left="1440"/>
+      </w:pPr>
     </w:p>
     <w:sectPr>
       <w:pgSz w:w="11906" w:h="16838"/>

--- a/notes_02Jun2023.docx
+++ b/notes_02Jun2023.docx
@@ -6374,20 +6374,6 @@
         </w:pBdr>
         <w:ind w:left="1440"/>
       </w:pPr>
-    </w:p>
-    <w:p>
-      <w:pPr>
-        <w:pStyle w:val="ListParagraph"/>
-        <w:ind w:left="1440"/>
-      </w:pPr>
-      <w:hyperlink r:id="rId6" w:history="1">
-        <w:r>
-          <w:rPr>
-            <w:rStyle w:val="Hyperlink"/>
-          </w:rPr>
-          <w:t>https://docs.google.com/spreadsheets/d/1vfpejp9DWTbx-xhlnWWehXua6OcOqzIphbzv-dORgmo/edit?usp=sharing</w:t>
-        </w:r>
-      </w:hyperlink>
     </w:p>
     <w:p>
       <w:pPr>
